--- a/ИУ5-65Б_Рябова_ЛР№3_ТМО.docx
+++ b/ИУ5-65Б_Рябова_ЛР№3_ТМО.docx
@@ -635,7 +635,6 @@
         </w:rPr>
         <w:t>_________________ ___</w:t>
       </w:r>
-      <w:proofErr w:type="spellStart"/>
       <w:r>
         <w:rPr>
           <w:rFonts w:ascii="Times New Roman" w:eastAsia="Calibri" w:hAnsi="Times New Roman" w:cs="Times New Roman"/>
@@ -686,7 +685,6 @@
         </w:rPr>
         <w:t>Рябова</w:t>
       </w:r>
-      <w:proofErr w:type="spellEnd"/>
       <w:r>
         <w:rPr>
           <w:rFonts w:ascii="Times New Roman" w:eastAsia="Calibri" w:hAnsi="Times New Roman" w:cs="Times New Roman"/>
@@ -777,25 +775,7 @@
           <w:lang w:bidi="hi-IN"/>
           <w14:ligatures w14:val="standardContextual"/>
         </w:rPr>
-        <w:t>(</w:t>
-      </w:r>
-      <w:proofErr w:type="spellStart"/>
-      <w:r>
-        <w:rPr>
-          <w:rFonts w:ascii="Times New Roman" w:eastAsia="Calibri" w:hAnsi="Times New Roman" w:cs="Times New Roman"/>
-          <w:lang w:bidi="hi-IN"/>
-          <w14:ligatures w14:val="standardContextual"/>
-        </w:rPr>
-        <w:t>И.О.Фамилия</w:t>
-      </w:r>
-      <w:proofErr w:type="spellEnd"/>
-      <w:r>
-        <w:rPr>
-          <w:rFonts w:ascii="Times New Roman" w:eastAsia="Calibri" w:hAnsi="Times New Roman" w:cs="Times New Roman"/>
-          <w:lang w:bidi="hi-IN"/>
-          <w14:ligatures w14:val="standardContextual"/>
-        </w:rPr>
-        <w:t xml:space="preserve">)            </w:t>
+        <w:t xml:space="preserve">(И.О.Фамилия)            </w:t>
       </w:r>
     </w:p>
     <w:p>
@@ -893,7 +873,6 @@
         </w:rPr>
         <w:t>_________________ ______</w:t>
       </w:r>
-      <w:proofErr w:type="spellStart"/>
       <w:r>
         <w:rPr>
           <w:rFonts w:ascii="Times New Roman" w:eastAsia="Calibri" w:hAnsi="Times New Roman" w:cs="Times New Roman"/>
@@ -944,7 +923,6 @@
         </w:rPr>
         <w:t>Нардид</w:t>
       </w:r>
-      <w:proofErr w:type="spellEnd"/>
       <w:r>
         <w:rPr>
           <w:rFonts w:ascii="Times New Roman" w:eastAsia="Calibri" w:hAnsi="Times New Roman" w:cs="Times New Roman"/>
@@ -988,25 +966,7 @@
           <w:lang w:bidi="hi-IN"/>
           <w14:ligatures w14:val="standardContextual"/>
         </w:rPr>
-        <w:t>(</w:t>
-      </w:r>
-      <w:proofErr w:type="spellStart"/>
-      <w:r>
-        <w:rPr>
-          <w:rFonts w:ascii="Times New Roman" w:eastAsia="Calibri" w:hAnsi="Times New Roman" w:cs="Times New Roman"/>
-          <w:lang w:bidi="hi-IN"/>
-          <w14:ligatures w14:val="standardContextual"/>
-        </w:rPr>
-        <w:t>И.О.Фамилия</w:t>
-      </w:r>
-      <w:proofErr w:type="spellEnd"/>
-      <w:r>
-        <w:rPr>
-          <w:rFonts w:ascii="Times New Roman" w:eastAsia="Calibri" w:hAnsi="Times New Roman" w:cs="Times New Roman"/>
-          <w:lang w:bidi="hi-IN"/>
-          <w14:ligatures w14:val="standardContextual"/>
-        </w:rPr>
-        <w:t xml:space="preserve">)            </w:t>
+        <w:t xml:space="preserve">(И.О.Фамилия)            </w:t>
       </w:r>
     </w:p>
     <w:p>
@@ -1128,25 +1088,7 @@
           <w:sz w:val="28"/>
           <w:szCs w:val="28"/>
         </w:rPr>
-        <w:t xml:space="preserve">зучение способов подготовки выборки и подбора </w:t>
-      </w:r>
-      <w:proofErr w:type="spellStart"/>
-      <w:r>
-        <w:rPr>
-          <w:rFonts w:ascii="Times New Roman" w:hAnsi="Times New Roman" w:cs="Times New Roman"/>
-          <w:sz w:val="28"/>
-          <w:szCs w:val="28"/>
-        </w:rPr>
-        <w:t>гиперпараметров</w:t>
-      </w:r>
-      <w:proofErr w:type="spellEnd"/>
-      <w:r>
-        <w:rPr>
-          <w:rFonts w:ascii="Times New Roman" w:hAnsi="Times New Roman" w:cs="Times New Roman"/>
-          <w:sz w:val="28"/>
-          <w:szCs w:val="28"/>
-        </w:rPr>
-        <w:t xml:space="preserve"> на примере метода ближайших соседей.</w:t>
+        <w:t>зучение способов подготовки выборки и подбора гиперпараметров на примере метода ближайших соседей.</w:t>
       </w:r>
     </w:p>
     <w:p>
@@ -1201,25 +1143,7 @@
           <w:sz w:val="28"/>
           <w:szCs w:val="28"/>
         </w:rPr>
-        <w:t>Выберите набор данных (</w:t>
-      </w:r>
-      <w:proofErr w:type="spellStart"/>
-      <w:r>
-        <w:rPr>
-          <w:rFonts w:ascii="Times New Roman" w:hAnsi="Times New Roman" w:cs="Times New Roman"/>
-          <w:sz w:val="28"/>
-          <w:szCs w:val="28"/>
-        </w:rPr>
-        <w:t>датасет</w:t>
-      </w:r>
-      <w:proofErr w:type="spellEnd"/>
-      <w:r>
-        <w:rPr>
-          <w:rFonts w:ascii="Times New Roman" w:hAnsi="Times New Roman" w:cs="Times New Roman"/>
-          <w:sz w:val="28"/>
-          <w:szCs w:val="28"/>
-        </w:rPr>
-        <w:t>) для решения задачи классификации или регрессии.</w:t>
+        <w:t>Выберите набор данных (датасет) для решения задачи классификации или регрессии.</w:t>
       </w:r>
     </w:p>
     <w:p>
@@ -1265,25 +1189,7 @@
           <w:sz w:val="28"/>
           <w:szCs w:val="28"/>
         </w:rPr>
-        <w:t xml:space="preserve">С использованием метода </w:t>
-      </w:r>
-      <w:proofErr w:type="spellStart"/>
-      <w:r>
-        <w:rPr>
-          <w:rFonts w:ascii="Times New Roman" w:hAnsi="Times New Roman" w:cs="Times New Roman"/>
-          <w:sz w:val="28"/>
-          <w:szCs w:val="28"/>
-        </w:rPr>
-        <w:t>train_test_split</w:t>
-      </w:r>
-      <w:proofErr w:type="spellEnd"/>
-      <w:r>
-        <w:rPr>
-          <w:rFonts w:ascii="Times New Roman" w:hAnsi="Times New Roman" w:cs="Times New Roman"/>
-          <w:sz w:val="28"/>
-          <w:szCs w:val="28"/>
-        </w:rPr>
-        <w:t xml:space="preserve"> разделите выборку на обучающую и тестовую.</w:t>
+        <w:t>С использованием метода train_test_split разделите выборку на обучающую и тестовую.</w:t>
       </w:r>
     </w:p>
     <w:p>
@@ -1306,25 +1212,7 @@
           <w:sz w:val="28"/>
           <w:szCs w:val="28"/>
         </w:rPr>
-        <w:t xml:space="preserve">Обучите модель ближайших соседей для произвольно заданного </w:t>
-      </w:r>
-      <w:proofErr w:type="spellStart"/>
-      <w:r>
-        <w:rPr>
-          <w:rFonts w:ascii="Times New Roman" w:hAnsi="Times New Roman" w:cs="Times New Roman"/>
-          <w:sz w:val="28"/>
-          <w:szCs w:val="28"/>
-        </w:rPr>
-        <w:t>гиперпараметра</w:t>
-      </w:r>
-      <w:proofErr w:type="spellEnd"/>
-      <w:r>
-        <w:rPr>
-          <w:rFonts w:ascii="Times New Roman" w:hAnsi="Times New Roman" w:cs="Times New Roman"/>
-          <w:sz w:val="28"/>
-          <w:szCs w:val="28"/>
-        </w:rPr>
-        <w:t xml:space="preserve"> K. Оцените качество модели с помощью подходящих для задачи метрик.</w:t>
+        <w:t>Обучите модель ближайших соседей для произвольно заданного гиперпараметра K. Оцените качество модели с помощью подходящих для задачи метрик.</w:t>
       </w:r>
     </w:p>
     <w:p>
@@ -1347,61 +1235,7 @@
           <w:sz w:val="28"/>
           <w:szCs w:val="28"/>
         </w:rPr>
-        <w:t xml:space="preserve">Произведите подбор </w:t>
-      </w:r>
-      <w:proofErr w:type="spellStart"/>
-      <w:r>
-        <w:rPr>
-          <w:rFonts w:ascii="Times New Roman" w:hAnsi="Times New Roman" w:cs="Times New Roman"/>
-          <w:sz w:val="28"/>
-          <w:szCs w:val="28"/>
-        </w:rPr>
-        <w:t>гиперпараметра</w:t>
-      </w:r>
-      <w:proofErr w:type="spellEnd"/>
-      <w:r>
-        <w:rPr>
-          <w:rFonts w:ascii="Times New Roman" w:hAnsi="Times New Roman" w:cs="Times New Roman"/>
-          <w:sz w:val="28"/>
-          <w:szCs w:val="28"/>
-        </w:rPr>
-        <w:t xml:space="preserve"> K с использованием </w:t>
-      </w:r>
-      <w:proofErr w:type="spellStart"/>
-      <w:r>
-        <w:rPr>
-          <w:rFonts w:ascii="Times New Roman" w:hAnsi="Times New Roman" w:cs="Times New Roman"/>
-          <w:sz w:val="28"/>
-          <w:szCs w:val="28"/>
-        </w:rPr>
-        <w:t>GridSearchCV</w:t>
-      </w:r>
-      <w:proofErr w:type="spellEnd"/>
-      <w:r>
-        <w:rPr>
-          <w:rFonts w:ascii="Times New Roman" w:hAnsi="Times New Roman" w:cs="Times New Roman"/>
-          <w:sz w:val="28"/>
-          <w:szCs w:val="28"/>
-        </w:rPr>
-        <w:t xml:space="preserve"> и </w:t>
-      </w:r>
-      <w:proofErr w:type="spellStart"/>
-      <w:r>
-        <w:rPr>
-          <w:rFonts w:ascii="Times New Roman" w:hAnsi="Times New Roman" w:cs="Times New Roman"/>
-          <w:sz w:val="28"/>
-          <w:szCs w:val="28"/>
-        </w:rPr>
-        <w:t>RandomizedSearchCV</w:t>
-      </w:r>
-      <w:proofErr w:type="spellEnd"/>
-      <w:r>
-        <w:rPr>
-          <w:rFonts w:ascii="Times New Roman" w:hAnsi="Times New Roman" w:cs="Times New Roman"/>
-          <w:sz w:val="28"/>
-          <w:szCs w:val="28"/>
-        </w:rPr>
-        <w:t xml:space="preserve"> и кросс-валидации, оцените качество оптимальной модели. Используйте не менее двух стратегий кросс-валидации.</w:t>
+        <w:t>Произведите подбор гиперпараметра K с использованием GridSearchCV и RandomizedSearchCV и кросс-валидации, оцените качество оптимальной модели. Используйте не менее двух стратегий кросс-валидации.</w:t>
       </w:r>
     </w:p>
     <w:p>
@@ -1504,41 +1338,13 @@
         </w:rPr>
         <w:t xml:space="preserve"> </w:t>
       </w:r>
-      <w:proofErr w:type="spellStart"/>
-      <w:r>
-        <w:rPr>
-          <w:rFonts w:ascii="Times New Roman" w:hAnsi="Times New Roman" w:cs="Times New Roman"/>
-          <w:sz w:val="28"/>
-          <w:szCs w:val="28"/>
-        </w:rPr>
-        <w:t>Titanic</w:t>
-      </w:r>
-      <w:proofErr w:type="spellEnd"/>
-      <w:r>
-        <w:rPr>
-          <w:rFonts w:ascii="Times New Roman" w:hAnsi="Times New Roman" w:cs="Times New Roman"/>
-          <w:sz w:val="28"/>
-          <w:szCs w:val="28"/>
-        </w:rPr>
-        <w:t xml:space="preserve">. Этот </w:t>
-      </w:r>
-      <w:proofErr w:type="spellStart"/>
-      <w:r>
-        <w:rPr>
-          <w:rFonts w:ascii="Times New Roman" w:hAnsi="Times New Roman" w:cs="Times New Roman"/>
-          <w:sz w:val="28"/>
-          <w:szCs w:val="28"/>
-        </w:rPr>
-        <w:t>датасет</w:t>
-      </w:r>
-      <w:proofErr w:type="spellEnd"/>
-      <w:r>
-        <w:rPr>
-          <w:rFonts w:ascii="Times New Roman" w:hAnsi="Times New Roman" w:cs="Times New Roman"/>
-          <w:sz w:val="28"/>
-          <w:szCs w:val="28"/>
-        </w:rPr>
-        <w:t xml:space="preserve"> содержит сведения о пассажирах корабля «Титаник» и используется для решения задачи классификации: необходимо определить, выжил пассажир или нет.</w:t>
+      <w:r>
+        <w:rPr>
+          <w:rFonts w:ascii="Times New Roman" w:hAnsi="Times New Roman" w:cs="Times New Roman"/>
+          <w:sz w:val="28"/>
+          <w:szCs w:val="28"/>
+        </w:rPr>
+        <w:t>Titanic. Этот датасет содержит сведения о пассажирах корабля «Титаник» и используется для решения задачи классификации: необходимо определить, выжил пассажир или нет.</w:t>
       </w:r>
     </w:p>
     <w:p>
@@ -1568,23 +1374,13 @@
         </w:rPr>
         <w:t xml:space="preserve"> </w:t>
       </w:r>
-      <w:proofErr w:type="spellStart"/>
-      <w:r>
-        <w:rPr>
-          <w:rFonts w:ascii="Times New Roman" w:hAnsi="Times New Roman" w:cs="Times New Roman"/>
-          <w:sz w:val="28"/>
-          <w:szCs w:val="28"/>
-        </w:rPr>
-        <w:t>survived</w:t>
-      </w:r>
-      <w:proofErr w:type="spellEnd"/>
-      <w:r>
-        <w:rPr>
-          <w:rFonts w:ascii="Times New Roman" w:hAnsi="Times New Roman" w:cs="Times New Roman"/>
-          <w:sz w:val="28"/>
-          <w:szCs w:val="28"/>
-        </w:rPr>
-        <w:t>, который принимает два значения:</w:t>
+      <w:r>
+        <w:rPr>
+          <w:rFonts w:ascii="Times New Roman" w:hAnsi="Times New Roman" w:cs="Times New Roman"/>
+          <w:sz w:val="28"/>
+          <w:szCs w:val="28"/>
+        </w:rPr>
+        <w:t>survived, который принимает два значения:</w:t>
       </w:r>
     </w:p>
     <w:p>
@@ -1742,23 +1538,13 @@
           <w:szCs w:val="28"/>
         </w:rPr>
       </w:pPr>
-      <w:proofErr w:type="spellStart"/>
-      <w:r>
-        <w:rPr>
-          <w:rFonts w:ascii="Times New Roman" w:hAnsi="Times New Roman" w:cs="Times New Roman"/>
-          <w:sz w:val="28"/>
-          <w:szCs w:val="28"/>
-        </w:rPr>
-        <w:t>age</w:t>
-      </w:r>
-      <w:proofErr w:type="spellEnd"/>
-      <w:r>
-        <w:rPr>
-          <w:rFonts w:ascii="Times New Roman" w:hAnsi="Times New Roman" w:cs="Times New Roman"/>
-          <w:sz w:val="28"/>
-          <w:szCs w:val="28"/>
-        </w:rPr>
-        <w:t> </w:t>
+      <w:r>
+        <w:rPr>
+          <w:rFonts w:ascii="Times New Roman" w:hAnsi="Times New Roman" w:cs="Times New Roman"/>
+          <w:sz w:val="28"/>
+          <w:szCs w:val="28"/>
+        </w:rPr>
+        <w:t>age </w:t>
       </w:r>
       <w:r>
         <w:rPr>
@@ -1796,23 +1582,13 @@
           <w:szCs w:val="28"/>
         </w:rPr>
       </w:pPr>
-      <w:proofErr w:type="spellStart"/>
-      <w:r>
-        <w:rPr>
-          <w:rFonts w:ascii="Times New Roman" w:hAnsi="Times New Roman" w:cs="Times New Roman"/>
-          <w:sz w:val="28"/>
-          <w:szCs w:val="28"/>
-        </w:rPr>
-        <w:t>fare</w:t>
-      </w:r>
-      <w:proofErr w:type="spellEnd"/>
-      <w:r>
-        <w:rPr>
-          <w:rFonts w:ascii="Times New Roman" w:hAnsi="Times New Roman" w:cs="Times New Roman"/>
-          <w:sz w:val="28"/>
-          <w:szCs w:val="28"/>
-        </w:rPr>
-        <w:t> </w:t>
+      <w:r>
+        <w:rPr>
+          <w:rFonts w:ascii="Times New Roman" w:hAnsi="Times New Roman" w:cs="Times New Roman"/>
+          <w:sz w:val="28"/>
+          <w:szCs w:val="28"/>
+        </w:rPr>
+        <w:t>fare </w:t>
       </w:r>
       <w:r>
         <w:rPr>
@@ -1850,23 +1626,13 @@
           <w:szCs w:val="28"/>
         </w:rPr>
       </w:pPr>
-      <w:proofErr w:type="spellStart"/>
-      <w:r>
-        <w:rPr>
-          <w:rFonts w:ascii="Times New Roman" w:hAnsi="Times New Roman" w:cs="Times New Roman"/>
-          <w:sz w:val="28"/>
-          <w:szCs w:val="28"/>
-        </w:rPr>
-        <w:t>sibsp</w:t>
-      </w:r>
-      <w:proofErr w:type="spellEnd"/>
-      <w:r>
-        <w:rPr>
-          <w:rFonts w:ascii="Times New Roman" w:hAnsi="Times New Roman" w:cs="Times New Roman"/>
-          <w:sz w:val="28"/>
-          <w:szCs w:val="28"/>
-        </w:rPr>
-        <w:t> </w:t>
+      <w:r>
+        <w:rPr>
+          <w:rFonts w:ascii="Times New Roman" w:hAnsi="Times New Roman" w:cs="Times New Roman"/>
+          <w:sz w:val="28"/>
+          <w:szCs w:val="28"/>
+        </w:rPr>
+        <w:t>sibsp </w:t>
       </w:r>
       <w:r>
         <w:rPr>
@@ -1904,23 +1670,13 @@
           <w:szCs w:val="28"/>
         </w:rPr>
       </w:pPr>
-      <w:proofErr w:type="spellStart"/>
-      <w:r>
-        <w:rPr>
-          <w:rFonts w:ascii="Times New Roman" w:hAnsi="Times New Roman" w:cs="Times New Roman"/>
-          <w:sz w:val="28"/>
-          <w:szCs w:val="28"/>
-        </w:rPr>
-        <w:t>parch</w:t>
-      </w:r>
-      <w:proofErr w:type="spellEnd"/>
-      <w:r>
-        <w:rPr>
-          <w:rFonts w:ascii="Times New Roman" w:hAnsi="Times New Roman" w:cs="Times New Roman"/>
-          <w:sz w:val="28"/>
-          <w:szCs w:val="28"/>
-        </w:rPr>
-        <w:t> </w:t>
+      <w:r>
+        <w:rPr>
+          <w:rFonts w:ascii="Times New Roman" w:hAnsi="Times New Roman" w:cs="Times New Roman"/>
+          <w:sz w:val="28"/>
+          <w:szCs w:val="28"/>
+        </w:rPr>
+        <w:t>parch </w:t>
       </w:r>
       <w:r>
         <w:rPr>
@@ -1990,23 +1746,13 @@
           <w:szCs w:val="28"/>
         </w:rPr>
       </w:pPr>
-      <w:proofErr w:type="spellStart"/>
-      <w:r>
-        <w:rPr>
-          <w:rFonts w:ascii="Times New Roman" w:hAnsi="Times New Roman" w:cs="Times New Roman"/>
-          <w:sz w:val="28"/>
-          <w:szCs w:val="28"/>
-        </w:rPr>
-        <w:t>sex</w:t>
-      </w:r>
-      <w:proofErr w:type="spellEnd"/>
-      <w:r>
-        <w:rPr>
-          <w:rFonts w:ascii="Times New Roman" w:hAnsi="Times New Roman" w:cs="Times New Roman"/>
-          <w:sz w:val="28"/>
-          <w:szCs w:val="28"/>
-        </w:rPr>
-        <w:t> — пол пассажира;</w:t>
+      <w:r>
+        <w:rPr>
+          <w:rFonts w:ascii="Times New Roman" w:hAnsi="Times New Roman" w:cs="Times New Roman"/>
+          <w:sz w:val="28"/>
+          <w:szCs w:val="28"/>
+        </w:rPr>
+        <w:t>sex — пол пассажира;</w:t>
       </w:r>
     </w:p>
     <w:p>
@@ -2020,23 +1766,13 @@
           <w:szCs w:val="28"/>
         </w:rPr>
       </w:pPr>
-      <w:proofErr w:type="spellStart"/>
-      <w:r>
-        <w:rPr>
-          <w:rFonts w:ascii="Times New Roman" w:hAnsi="Times New Roman" w:cs="Times New Roman"/>
-          <w:sz w:val="28"/>
-          <w:szCs w:val="28"/>
-        </w:rPr>
-        <w:t>pclass</w:t>
-      </w:r>
-      <w:proofErr w:type="spellEnd"/>
-      <w:r>
-        <w:rPr>
-          <w:rFonts w:ascii="Times New Roman" w:hAnsi="Times New Roman" w:cs="Times New Roman"/>
-          <w:sz w:val="28"/>
-          <w:szCs w:val="28"/>
-        </w:rPr>
-        <w:t> — класс пассажира;</w:t>
+      <w:r>
+        <w:rPr>
+          <w:rFonts w:ascii="Times New Roman" w:hAnsi="Times New Roman" w:cs="Times New Roman"/>
+          <w:sz w:val="28"/>
+          <w:szCs w:val="28"/>
+        </w:rPr>
+        <w:t>pclass — класс пассажира;</w:t>
       </w:r>
     </w:p>
     <w:p>
@@ -2050,23 +1786,13 @@
           <w:szCs w:val="28"/>
         </w:rPr>
       </w:pPr>
-      <w:proofErr w:type="spellStart"/>
-      <w:r>
-        <w:rPr>
-          <w:rFonts w:ascii="Times New Roman" w:hAnsi="Times New Roman" w:cs="Times New Roman"/>
-          <w:sz w:val="28"/>
-          <w:szCs w:val="28"/>
-        </w:rPr>
-        <w:t>embarked</w:t>
-      </w:r>
-      <w:proofErr w:type="spellEnd"/>
-      <w:r>
-        <w:rPr>
-          <w:rFonts w:ascii="Times New Roman" w:hAnsi="Times New Roman" w:cs="Times New Roman"/>
-          <w:sz w:val="28"/>
-          <w:szCs w:val="28"/>
-        </w:rPr>
-        <w:t> — порт посадки.</w:t>
+      <w:r>
+        <w:rPr>
+          <w:rFonts w:ascii="Times New Roman" w:hAnsi="Times New Roman" w:cs="Times New Roman"/>
+          <w:sz w:val="28"/>
+          <w:szCs w:val="28"/>
+        </w:rPr>
+        <w:t>embarked — порт посадки.</w:t>
       </w:r>
     </w:p>
     <w:p>
@@ -2098,25 +1824,7 @@
           <w:sz w:val="28"/>
           <w:szCs w:val="28"/>
         </w:rPr>
-        <w:t xml:space="preserve">Особенностью </w:t>
-      </w:r>
-      <w:proofErr w:type="spellStart"/>
-      <w:r>
-        <w:rPr>
-          <w:rFonts w:ascii="Times New Roman" w:hAnsi="Times New Roman" w:cs="Times New Roman"/>
-          <w:sz w:val="28"/>
-          <w:szCs w:val="28"/>
-        </w:rPr>
-        <w:t>датасета</w:t>
-      </w:r>
-      <w:proofErr w:type="spellEnd"/>
-      <w:r>
-        <w:rPr>
-          <w:rFonts w:ascii="Times New Roman" w:hAnsi="Times New Roman" w:cs="Times New Roman"/>
-          <w:sz w:val="28"/>
-          <w:szCs w:val="28"/>
-        </w:rPr>
-        <w:t xml:space="preserve"> является наличие:</w:t>
+        <w:t>Особенностью датасета является наличие:</w:t>
       </w:r>
     </w:p>
     <w:p>
@@ -2196,43 +1904,7 @@
           <w:sz w:val="28"/>
           <w:szCs w:val="28"/>
         </w:rPr>
-        <w:t xml:space="preserve">Именно поэтому набор </w:t>
-      </w:r>
-      <w:proofErr w:type="spellStart"/>
-      <w:r>
-        <w:rPr>
-          <w:rFonts w:ascii="Times New Roman" w:hAnsi="Times New Roman" w:cs="Times New Roman"/>
-          <w:sz w:val="28"/>
-          <w:szCs w:val="28"/>
-        </w:rPr>
-        <w:t>Titanic</w:t>
-      </w:r>
-      <w:proofErr w:type="spellEnd"/>
-      <w:r>
-        <w:rPr>
-          <w:rFonts w:ascii="Times New Roman" w:hAnsi="Times New Roman" w:cs="Times New Roman"/>
-          <w:sz w:val="28"/>
-          <w:szCs w:val="28"/>
-        </w:rPr>
-        <w:t xml:space="preserve"> хорошо подходит для лабораторной работы, связанной с подготовкой данных, разделением выборки, кросс-валидацией и подбором </w:t>
-      </w:r>
-      <w:proofErr w:type="spellStart"/>
-      <w:r>
-        <w:rPr>
-          <w:rFonts w:ascii="Times New Roman" w:hAnsi="Times New Roman" w:cs="Times New Roman"/>
-          <w:sz w:val="28"/>
-          <w:szCs w:val="28"/>
-        </w:rPr>
-        <w:t>гиперпараметров</w:t>
-      </w:r>
-      <w:proofErr w:type="spellEnd"/>
-      <w:r>
-        <w:rPr>
-          <w:rFonts w:ascii="Times New Roman" w:hAnsi="Times New Roman" w:cs="Times New Roman"/>
-          <w:sz w:val="28"/>
-          <w:szCs w:val="28"/>
-        </w:rPr>
-        <w:t>.</w:t>
+        <w:t>Именно поэтому набор Titanic хорошо подходит для лабораторной работы, связанной с подготовкой данных, разделением выборки, кросс-валидацией и подбором гиперпараметров.</w:t>
       </w:r>
     </w:p>
     <w:p>
@@ -2366,27 +2038,7 @@
           <w:szCs w:val="28"/>
           <w:lang w:val="en-US"/>
         </w:rPr>
-        <w:t xml:space="preserve">import </w:t>
-      </w:r>
-      <w:proofErr w:type="spellStart"/>
-      <w:r>
-        <w:rPr>
-          <w:rFonts w:ascii="Times New Roman" w:hAnsi="Times New Roman" w:cs="Times New Roman"/>
-          <w:sz w:val="28"/>
-          <w:szCs w:val="28"/>
-          <w:lang w:val="en-US"/>
-        </w:rPr>
-        <w:t>numpy</w:t>
-      </w:r>
-      <w:proofErr w:type="spellEnd"/>
-      <w:r>
-        <w:rPr>
-          <w:rFonts w:ascii="Times New Roman" w:hAnsi="Times New Roman" w:cs="Times New Roman"/>
-          <w:sz w:val="28"/>
-          <w:szCs w:val="28"/>
-          <w:lang w:val="en-US"/>
-        </w:rPr>
-        <w:t xml:space="preserve"> as np</w:t>
+        <w:t>import numpy as np</w:t>
       </w:r>
     </w:p>
     <w:p>
@@ -2408,39 +2060,8 @@
           <w:szCs w:val="28"/>
           <w:lang w:val="en-US"/>
         </w:rPr>
-        <w:t xml:space="preserve">from </w:t>
-      </w:r>
-      <w:proofErr w:type="spellStart"/>
-      <w:r>
-        <w:rPr>
-          <w:rFonts w:ascii="Times New Roman" w:hAnsi="Times New Roman" w:cs="Times New Roman"/>
-          <w:sz w:val="28"/>
-          <w:szCs w:val="28"/>
-          <w:lang w:val="en-US"/>
-        </w:rPr>
-        <w:t>sklearn.datasets</w:t>
-      </w:r>
-      <w:proofErr w:type="spellEnd"/>
-      <w:r>
-        <w:rPr>
-          <w:rFonts w:ascii="Times New Roman" w:hAnsi="Times New Roman" w:cs="Times New Roman"/>
-          <w:sz w:val="28"/>
-          <w:szCs w:val="28"/>
-          <w:lang w:val="en-US"/>
-        </w:rPr>
-        <w:t xml:space="preserve"> import </w:t>
-      </w:r>
-      <w:proofErr w:type="spellStart"/>
-      <w:r>
-        <w:rPr>
-          <w:rFonts w:ascii="Times New Roman" w:hAnsi="Times New Roman" w:cs="Times New Roman"/>
-          <w:sz w:val="28"/>
-          <w:szCs w:val="28"/>
-          <w:lang w:val="en-US"/>
-        </w:rPr>
-        <w:t>fetch_openml</w:t>
-      </w:r>
-      <w:proofErr w:type="spellEnd"/>
+        <w:t>from sklearn.datasets import fetch_openml</w:t>
+      </w:r>
     </w:p>
     <w:p>
       <w:pPr>
@@ -2461,47 +2082,7 @@
           <w:szCs w:val="28"/>
           <w:lang w:val="en-US"/>
         </w:rPr>
-        <w:t xml:space="preserve">titanic = </w:t>
-      </w:r>
-      <w:proofErr w:type="spellStart"/>
-      <w:r>
-        <w:rPr>
-          <w:rFonts w:ascii="Times New Roman" w:hAnsi="Times New Roman" w:cs="Times New Roman"/>
-          <w:sz w:val="28"/>
-          <w:szCs w:val="28"/>
-          <w:lang w:val="en-US"/>
-        </w:rPr>
-        <w:t>fetch_openml</w:t>
-      </w:r>
-      <w:proofErr w:type="spellEnd"/>
-      <w:r>
-        <w:rPr>
-          <w:rFonts w:ascii="Times New Roman" w:hAnsi="Times New Roman" w:cs="Times New Roman"/>
-          <w:sz w:val="28"/>
-          <w:szCs w:val="28"/>
-          <w:lang w:val="en-US"/>
-        </w:rPr>
-        <w:t xml:space="preserve">("titanic", version=1, </w:t>
-      </w:r>
-      <w:proofErr w:type="spellStart"/>
-      <w:r>
-        <w:rPr>
-          <w:rFonts w:ascii="Times New Roman" w:hAnsi="Times New Roman" w:cs="Times New Roman"/>
-          <w:sz w:val="28"/>
-          <w:szCs w:val="28"/>
-          <w:lang w:val="en-US"/>
-        </w:rPr>
-        <w:t>as_frame</w:t>
-      </w:r>
-      <w:proofErr w:type="spellEnd"/>
-      <w:r>
-        <w:rPr>
-          <w:rFonts w:ascii="Times New Roman" w:hAnsi="Times New Roman" w:cs="Times New Roman"/>
-          <w:sz w:val="28"/>
-          <w:szCs w:val="28"/>
-          <w:lang w:val="en-US"/>
-        </w:rPr>
-        <w:t>=True)</w:t>
+        <w:t>titanic = fetch_openml("titanic", version=1, as_frame=True)</w:t>
       </w:r>
     </w:p>
     <w:p>
@@ -2523,19 +2104,8 @@
           <w:szCs w:val="28"/>
           <w:lang w:val="en-US"/>
         </w:rPr>
-        <w:t xml:space="preserve">df = </w:t>
-      </w:r>
-      <w:proofErr w:type="spellStart"/>
-      <w:r>
-        <w:rPr>
-          <w:rFonts w:ascii="Times New Roman" w:hAnsi="Times New Roman" w:cs="Times New Roman"/>
-          <w:sz w:val="28"/>
-          <w:szCs w:val="28"/>
-          <w:lang w:val="en-US"/>
-        </w:rPr>
-        <w:t>titanic.frame</w:t>
-      </w:r>
-      <w:proofErr w:type="spellEnd"/>
+        <w:t>df = titanic.frame</w:t>
+      </w:r>
     </w:p>
     <w:p>
       <w:pPr>
@@ -2556,27 +2126,7 @@
           <w:szCs w:val="28"/>
           <w:lang w:val="en-US"/>
         </w:rPr>
-        <w:t>print(</w:t>
-      </w:r>
-      <w:proofErr w:type="spellStart"/>
-      <w:r>
-        <w:rPr>
-          <w:rFonts w:ascii="Times New Roman" w:hAnsi="Times New Roman" w:cs="Times New Roman"/>
-          <w:sz w:val="28"/>
-          <w:szCs w:val="28"/>
-          <w:lang w:val="en-US"/>
-        </w:rPr>
-        <w:t>df.head</w:t>
-      </w:r>
-      <w:proofErr w:type="spellEnd"/>
-      <w:r>
-        <w:rPr>
-          <w:rFonts w:ascii="Times New Roman" w:hAnsi="Times New Roman" w:cs="Times New Roman"/>
-          <w:sz w:val="28"/>
-          <w:szCs w:val="28"/>
-          <w:lang w:val="en-US"/>
-        </w:rPr>
-        <w:t>())</w:t>
+        <w:t>print(df.head())</w:t>
       </w:r>
     </w:p>
     <w:p>
@@ -2598,27 +2148,7 @@
           <w:szCs w:val="28"/>
           <w:lang w:val="en-US"/>
         </w:rPr>
-        <w:t>print(</w:t>
-      </w:r>
-      <w:proofErr w:type="spellStart"/>
-      <w:r>
-        <w:rPr>
-          <w:rFonts w:ascii="Times New Roman" w:hAnsi="Times New Roman" w:cs="Times New Roman"/>
-          <w:sz w:val="28"/>
-          <w:szCs w:val="28"/>
-          <w:lang w:val="en-US"/>
-        </w:rPr>
-        <w:t>df.shape</w:t>
-      </w:r>
-      <w:proofErr w:type="spellEnd"/>
-      <w:r>
-        <w:rPr>
-          <w:rFonts w:ascii="Times New Roman" w:hAnsi="Times New Roman" w:cs="Times New Roman"/>
-          <w:sz w:val="28"/>
-          <w:szCs w:val="28"/>
-          <w:lang w:val="en-US"/>
-        </w:rPr>
-        <w:t>)</w:t>
+        <w:t>print(df.shape)</w:t>
       </w:r>
     </w:p>
     <w:p>
@@ -2640,27 +2170,7 @@
           <w:szCs w:val="28"/>
           <w:lang w:val="en-US"/>
         </w:rPr>
-        <w:t>print(</w:t>
-      </w:r>
-      <w:proofErr w:type="spellStart"/>
-      <w:r>
-        <w:rPr>
-          <w:rFonts w:ascii="Times New Roman" w:hAnsi="Times New Roman" w:cs="Times New Roman"/>
-          <w:sz w:val="28"/>
-          <w:szCs w:val="28"/>
-          <w:lang w:val="en-US"/>
-        </w:rPr>
-        <w:t>df.columns.tolist</w:t>
-      </w:r>
-      <w:proofErr w:type="spellEnd"/>
-      <w:r>
-        <w:rPr>
-          <w:rFonts w:ascii="Times New Roman" w:hAnsi="Times New Roman" w:cs="Times New Roman"/>
-          <w:sz w:val="28"/>
-          <w:szCs w:val="28"/>
-          <w:lang w:val="en-US"/>
-        </w:rPr>
-        <w:t>())</w:t>
+        <w:t>print(df.columns.tolist())</w:t>
       </w:r>
     </w:p>
     <w:p>
@@ -2704,27 +2214,7 @@
           <w:szCs w:val="28"/>
           <w:lang w:val="en-US"/>
         </w:rPr>
-        <w:t>print(</w:t>
-      </w:r>
-      <w:proofErr w:type="spellStart"/>
-      <w:r>
-        <w:rPr>
-          <w:rFonts w:ascii="Times New Roman" w:hAnsi="Times New Roman" w:cs="Times New Roman"/>
-          <w:sz w:val="28"/>
-          <w:szCs w:val="28"/>
-          <w:lang w:val="en-US"/>
-        </w:rPr>
-        <w:t>df.isnull</w:t>
-      </w:r>
-      <w:proofErr w:type="spellEnd"/>
-      <w:r>
-        <w:rPr>
-          <w:rFonts w:ascii="Times New Roman" w:hAnsi="Times New Roman" w:cs="Times New Roman"/>
-          <w:sz w:val="28"/>
-          <w:szCs w:val="28"/>
-          <w:lang w:val="en-US"/>
-        </w:rPr>
-        <w:t>().sum())</w:t>
+        <w:t>print(df.isnull().sum())</w:t>
       </w:r>
     </w:p>
     <w:p>
@@ -2768,27 +2258,7 @@
           <w:szCs w:val="28"/>
           <w:lang w:val="en-US"/>
         </w:rPr>
-        <w:t xml:space="preserve">X = </w:t>
-      </w:r>
-      <w:proofErr w:type="spellStart"/>
-      <w:r>
-        <w:rPr>
-          <w:rFonts w:ascii="Times New Roman" w:hAnsi="Times New Roman" w:cs="Times New Roman"/>
-          <w:sz w:val="28"/>
-          <w:szCs w:val="28"/>
-          <w:lang w:val="en-US"/>
-        </w:rPr>
-        <w:t>df.drop</w:t>
-      </w:r>
-      <w:proofErr w:type="spellEnd"/>
-      <w:r>
-        <w:rPr>
-          <w:rFonts w:ascii="Times New Roman" w:hAnsi="Times New Roman" w:cs="Times New Roman"/>
-          <w:sz w:val="28"/>
-          <w:szCs w:val="28"/>
-          <w:lang w:val="en-US"/>
-        </w:rPr>
-        <w:t>(columns=[target])</w:t>
+        <w:t>X = df.drop(columns=[target])</w:t>
       </w:r>
     </w:p>
     <w:p>
@@ -2832,27 +2302,7 @@
           <w:szCs w:val="28"/>
           <w:lang w:val="en-US"/>
         </w:rPr>
-        <w:t>print(</w:t>
-      </w:r>
-      <w:proofErr w:type="spellStart"/>
-      <w:r>
-        <w:rPr>
-          <w:rFonts w:ascii="Times New Roman" w:hAnsi="Times New Roman" w:cs="Times New Roman"/>
-          <w:sz w:val="28"/>
-          <w:szCs w:val="28"/>
-          <w:lang w:val="en-US"/>
-        </w:rPr>
-        <w:t>X.head</w:t>
-      </w:r>
-      <w:proofErr w:type="spellEnd"/>
-      <w:r>
-        <w:rPr>
-          <w:rFonts w:ascii="Times New Roman" w:hAnsi="Times New Roman" w:cs="Times New Roman"/>
-          <w:sz w:val="28"/>
-          <w:szCs w:val="28"/>
-          <w:lang w:val="en-US"/>
-        </w:rPr>
-        <w:t>())</w:t>
+        <w:t>print(X.head())</w:t>
       </w:r>
     </w:p>
     <w:p>
@@ -2874,27 +2324,7 @@
           <w:szCs w:val="28"/>
           <w:lang w:val="en-US"/>
         </w:rPr>
-        <w:t>print(</w:t>
-      </w:r>
-      <w:proofErr w:type="spellStart"/>
-      <w:r>
-        <w:rPr>
-          <w:rFonts w:ascii="Times New Roman" w:hAnsi="Times New Roman" w:cs="Times New Roman"/>
-          <w:sz w:val="28"/>
-          <w:szCs w:val="28"/>
-          <w:lang w:val="en-US"/>
-        </w:rPr>
-        <w:t>y.head</w:t>
-      </w:r>
-      <w:proofErr w:type="spellEnd"/>
-      <w:r>
-        <w:rPr>
-          <w:rFonts w:ascii="Times New Roman" w:hAnsi="Times New Roman" w:cs="Times New Roman"/>
-          <w:sz w:val="28"/>
-          <w:szCs w:val="28"/>
-          <w:lang w:val="en-US"/>
-        </w:rPr>
-        <w:t>())</w:t>
+        <w:t>print(y.head())</w:t>
       </w:r>
     </w:p>
     <w:p>
@@ -2909,45 +2339,14 @@
           <w:lang w:val="en-US"/>
         </w:rPr>
       </w:pPr>
-      <w:proofErr w:type="spellStart"/>
-      <w:r>
-        <w:rPr>
-          <w:rFonts w:ascii="Times New Roman" w:hAnsi="Times New Roman" w:cs="Times New Roman"/>
-          <w:sz w:val="28"/>
-          <w:szCs w:val="28"/>
-          <w:lang w:val="en-US"/>
-        </w:rPr>
-        <w:t>cols_to_drop</w:t>
-      </w:r>
-      <w:proofErr w:type="spellEnd"/>
-      <w:r>
-        <w:rPr>
-          <w:rFonts w:ascii="Times New Roman" w:hAnsi="Times New Roman" w:cs="Times New Roman"/>
-          <w:sz w:val="28"/>
-          <w:szCs w:val="28"/>
-          <w:lang w:val="en-US"/>
-        </w:rPr>
-        <w:t xml:space="preserve"> = ["name", "ticket", "cabin", "boat", "body", "</w:t>
-      </w:r>
-      <w:proofErr w:type="spellStart"/>
-      <w:r>
-        <w:rPr>
-          <w:rFonts w:ascii="Times New Roman" w:hAnsi="Times New Roman" w:cs="Times New Roman"/>
-          <w:sz w:val="28"/>
-          <w:szCs w:val="28"/>
-          <w:lang w:val="en-US"/>
-        </w:rPr>
-        <w:t>home.dest</w:t>
-      </w:r>
-      <w:proofErr w:type="spellEnd"/>
-      <w:r>
-        <w:rPr>
-          <w:rFonts w:ascii="Times New Roman" w:hAnsi="Times New Roman" w:cs="Times New Roman"/>
-          <w:sz w:val="28"/>
-          <w:szCs w:val="28"/>
-          <w:lang w:val="en-US"/>
-        </w:rPr>
-        <w:t>"]</w:t>
+      <w:r>
+        <w:rPr>
+          <w:rFonts w:ascii="Times New Roman" w:hAnsi="Times New Roman" w:cs="Times New Roman"/>
+          <w:sz w:val="28"/>
+          <w:szCs w:val="28"/>
+          <w:lang w:val="en-US"/>
+        </w:rPr>
+        <w:t>cols_to_drop = ["name", "ticket", "cabin", "boat", "body", "home.dest"]</w:t>
       </w:r>
     </w:p>
     <w:p>
@@ -2962,65 +2361,14 @@
           <w:lang w:val="en-US"/>
         </w:rPr>
       </w:pPr>
-      <w:proofErr w:type="spellStart"/>
-      <w:r>
-        <w:rPr>
-          <w:rFonts w:ascii="Times New Roman" w:hAnsi="Times New Roman" w:cs="Times New Roman"/>
-          <w:sz w:val="28"/>
-          <w:szCs w:val="28"/>
-          <w:lang w:val="en-US"/>
-        </w:rPr>
-        <w:t>existing_cols_to_drop</w:t>
-      </w:r>
-      <w:proofErr w:type="spellEnd"/>
-      <w:r>
-        <w:rPr>
-          <w:rFonts w:ascii="Times New Roman" w:hAnsi="Times New Roman" w:cs="Times New Roman"/>
-          <w:sz w:val="28"/>
-          <w:szCs w:val="28"/>
-          <w:lang w:val="en-US"/>
-        </w:rPr>
-        <w:t xml:space="preserve"> = [col for col in </w:t>
-      </w:r>
-      <w:proofErr w:type="spellStart"/>
-      <w:r>
-        <w:rPr>
-          <w:rFonts w:ascii="Times New Roman" w:hAnsi="Times New Roman" w:cs="Times New Roman"/>
-          <w:sz w:val="28"/>
-          <w:szCs w:val="28"/>
-          <w:lang w:val="en-US"/>
-        </w:rPr>
-        <w:t>cols_to_drop</w:t>
-      </w:r>
-      <w:proofErr w:type="spellEnd"/>
-      <w:r>
-        <w:rPr>
-          <w:rFonts w:ascii="Times New Roman" w:hAnsi="Times New Roman" w:cs="Times New Roman"/>
-          <w:sz w:val="28"/>
-          <w:szCs w:val="28"/>
-          <w:lang w:val="en-US"/>
-        </w:rPr>
-        <w:t xml:space="preserve"> if col in </w:t>
-      </w:r>
-      <w:proofErr w:type="spellStart"/>
-      <w:r>
-        <w:rPr>
-          <w:rFonts w:ascii="Times New Roman" w:hAnsi="Times New Roman" w:cs="Times New Roman"/>
-          <w:sz w:val="28"/>
-          <w:szCs w:val="28"/>
-          <w:lang w:val="en-US"/>
-        </w:rPr>
-        <w:t>X.columns</w:t>
-      </w:r>
-      <w:proofErr w:type="spellEnd"/>
-      <w:r>
-        <w:rPr>
-          <w:rFonts w:ascii="Times New Roman" w:hAnsi="Times New Roman" w:cs="Times New Roman"/>
-          <w:sz w:val="28"/>
-          <w:szCs w:val="28"/>
-          <w:lang w:val="en-US"/>
-        </w:rPr>
-        <w:t>]</w:t>
+      <w:r>
+        <w:rPr>
+          <w:rFonts w:ascii="Times New Roman" w:hAnsi="Times New Roman" w:cs="Times New Roman"/>
+          <w:sz w:val="28"/>
+          <w:szCs w:val="28"/>
+          <w:lang w:val="en-US"/>
+        </w:rPr>
+        <w:t>existing_cols_to_drop = [col for col in cols_to_drop if col in X.columns]</w:t>
       </w:r>
     </w:p>
     <w:p>
@@ -3042,47 +2390,7 @@
           <w:szCs w:val="28"/>
           <w:lang w:val="en-US"/>
         </w:rPr>
-        <w:t xml:space="preserve">X = </w:t>
-      </w:r>
-      <w:proofErr w:type="spellStart"/>
-      <w:r>
-        <w:rPr>
-          <w:rFonts w:ascii="Times New Roman" w:hAnsi="Times New Roman" w:cs="Times New Roman"/>
-          <w:sz w:val="28"/>
-          <w:szCs w:val="28"/>
-          <w:lang w:val="en-US"/>
-        </w:rPr>
-        <w:t>X.drop</w:t>
-      </w:r>
-      <w:proofErr w:type="spellEnd"/>
-      <w:r>
-        <w:rPr>
-          <w:rFonts w:ascii="Times New Roman" w:hAnsi="Times New Roman" w:cs="Times New Roman"/>
-          <w:sz w:val="28"/>
-          <w:szCs w:val="28"/>
-          <w:lang w:val="en-US"/>
-        </w:rPr>
-        <w:t>(columns=</w:t>
-      </w:r>
-      <w:proofErr w:type="spellStart"/>
-      <w:r>
-        <w:rPr>
-          <w:rFonts w:ascii="Times New Roman" w:hAnsi="Times New Roman" w:cs="Times New Roman"/>
-          <w:sz w:val="28"/>
-          <w:szCs w:val="28"/>
-          <w:lang w:val="en-US"/>
-        </w:rPr>
-        <w:t>existing_cols_to_drop</w:t>
-      </w:r>
-      <w:proofErr w:type="spellEnd"/>
-      <w:r>
-        <w:rPr>
-          <w:rFonts w:ascii="Times New Roman" w:hAnsi="Times New Roman" w:cs="Times New Roman"/>
-          <w:sz w:val="28"/>
-          <w:szCs w:val="28"/>
-          <w:lang w:val="en-US"/>
-        </w:rPr>
-        <w:t>)</w:t>
+        <w:t>X = X.drop(columns=existing_cols_to_drop)</w:t>
       </w:r>
     </w:p>
     <w:p>
@@ -3104,27 +2412,7 @@
           <w:szCs w:val="28"/>
           <w:lang w:val="en-US"/>
         </w:rPr>
-        <w:t>print(</w:t>
-      </w:r>
-      <w:proofErr w:type="spellStart"/>
-      <w:r>
-        <w:rPr>
-          <w:rFonts w:ascii="Times New Roman" w:hAnsi="Times New Roman" w:cs="Times New Roman"/>
-          <w:sz w:val="28"/>
-          <w:szCs w:val="28"/>
-          <w:lang w:val="en-US"/>
-        </w:rPr>
-        <w:t>X.columns.tolist</w:t>
-      </w:r>
-      <w:proofErr w:type="spellEnd"/>
-      <w:r>
-        <w:rPr>
-          <w:rFonts w:ascii="Times New Roman" w:hAnsi="Times New Roman" w:cs="Times New Roman"/>
-          <w:sz w:val="28"/>
-          <w:szCs w:val="28"/>
-          <w:lang w:val="en-US"/>
-        </w:rPr>
-        <w:t>())</w:t>
+        <w:t>print(X.columns.tolist())</w:t>
       </w:r>
     </w:p>
     <w:p>
@@ -3139,65 +2427,14 @@
           <w:lang w:val="en-US"/>
         </w:rPr>
       </w:pPr>
-      <w:proofErr w:type="spellStart"/>
-      <w:r>
-        <w:rPr>
-          <w:rFonts w:ascii="Times New Roman" w:hAnsi="Times New Roman" w:cs="Times New Roman"/>
-          <w:sz w:val="28"/>
-          <w:szCs w:val="28"/>
-          <w:lang w:val="en-US"/>
-        </w:rPr>
-        <w:t>numeric_features</w:t>
-      </w:r>
-      <w:proofErr w:type="spellEnd"/>
-      <w:r>
-        <w:rPr>
-          <w:rFonts w:ascii="Times New Roman" w:hAnsi="Times New Roman" w:cs="Times New Roman"/>
-          <w:sz w:val="28"/>
-          <w:szCs w:val="28"/>
-          <w:lang w:val="en-US"/>
-        </w:rPr>
-        <w:t xml:space="preserve"> = </w:t>
-      </w:r>
-      <w:proofErr w:type="spellStart"/>
-      <w:r>
-        <w:rPr>
-          <w:rFonts w:ascii="Times New Roman" w:hAnsi="Times New Roman" w:cs="Times New Roman"/>
-          <w:sz w:val="28"/>
-          <w:szCs w:val="28"/>
-          <w:lang w:val="en-US"/>
-        </w:rPr>
-        <w:t>X.select_dtypes</w:t>
-      </w:r>
-      <w:proofErr w:type="spellEnd"/>
-      <w:r>
-        <w:rPr>
-          <w:rFonts w:ascii="Times New Roman" w:hAnsi="Times New Roman" w:cs="Times New Roman"/>
-          <w:sz w:val="28"/>
-          <w:szCs w:val="28"/>
-          <w:lang w:val="en-US"/>
-        </w:rPr>
-        <w:t>(include=["int64", "float64"]).</w:t>
-      </w:r>
-      <w:proofErr w:type="spellStart"/>
-      <w:r>
-        <w:rPr>
-          <w:rFonts w:ascii="Times New Roman" w:hAnsi="Times New Roman" w:cs="Times New Roman"/>
-          <w:sz w:val="28"/>
-          <w:szCs w:val="28"/>
-          <w:lang w:val="en-US"/>
-        </w:rPr>
-        <w:t>columns.tolist</w:t>
-      </w:r>
-      <w:proofErr w:type="spellEnd"/>
-      <w:r>
-        <w:rPr>
-          <w:rFonts w:ascii="Times New Roman" w:hAnsi="Times New Roman" w:cs="Times New Roman"/>
-          <w:sz w:val="28"/>
-          <w:szCs w:val="28"/>
-          <w:lang w:val="en-US"/>
-        </w:rPr>
-        <w:t>()</w:t>
+      <w:r>
+        <w:rPr>
+          <w:rFonts w:ascii="Times New Roman" w:hAnsi="Times New Roman" w:cs="Times New Roman"/>
+          <w:sz w:val="28"/>
+          <w:szCs w:val="28"/>
+          <w:lang w:val="en-US"/>
+        </w:rPr>
+        <w:t>numeric_features = X.select_dtypes(include=["int64", "float64"]).columns.tolist()</w:t>
       </w:r>
     </w:p>
     <w:p>
@@ -3212,65 +2449,14 @@
           <w:lang w:val="en-US"/>
         </w:rPr>
       </w:pPr>
-      <w:proofErr w:type="spellStart"/>
-      <w:r>
-        <w:rPr>
-          <w:rFonts w:ascii="Times New Roman" w:hAnsi="Times New Roman" w:cs="Times New Roman"/>
-          <w:sz w:val="28"/>
-          <w:szCs w:val="28"/>
-          <w:lang w:val="en-US"/>
-        </w:rPr>
-        <w:t>categorical_features</w:t>
-      </w:r>
-      <w:proofErr w:type="spellEnd"/>
-      <w:r>
-        <w:rPr>
-          <w:rFonts w:ascii="Times New Roman" w:hAnsi="Times New Roman" w:cs="Times New Roman"/>
-          <w:sz w:val="28"/>
-          <w:szCs w:val="28"/>
-          <w:lang w:val="en-US"/>
-        </w:rPr>
-        <w:t xml:space="preserve"> = </w:t>
-      </w:r>
-      <w:proofErr w:type="spellStart"/>
-      <w:r>
-        <w:rPr>
-          <w:rFonts w:ascii="Times New Roman" w:hAnsi="Times New Roman" w:cs="Times New Roman"/>
-          <w:sz w:val="28"/>
-          <w:szCs w:val="28"/>
-          <w:lang w:val="en-US"/>
-        </w:rPr>
-        <w:t>X.select_dtypes</w:t>
-      </w:r>
-      <w:proofErr w:type="spellEnd"/>
-      <w:r>
-        <w:rPr>
-          <w:rFonts w:ascii="Times New Roman" w:hAnsi="Times New Roman" w:cs="Times New Roman"/>
-          <w:sz w:val="28"/>
-          <w:szCs w:val="28"/>
-          <w:lang w:val="en-US"/>
-        </w:rPr>
-        <w:t>(include=["object", "category", "bool"]).</w:t>
-      </w:r>
-      <w:proofErr w:type="spellStart"/>
-      <w:r>
-        <w:rPr>
-          <w:rFonts w:ascii="Times New Roman" w:hAnsi="Times New Roman" w:cs="Times New Roman"/>
-          <w:sz w:val="28"/>
-          <w:szCs w:val="28"/>
-          <w:lang w:val="en-US"/>
-        </w:rPr>
-        <w:t>columns.tolist</w:t>
-      </w:r>
-      <w:proofErr w:type="spellEnd"/>
-      <w:r>
-        <w:rPr>
-          <w:rFonts w:ascii="Times New Roman" w:hAnsi="Times New Roman" w:cs="Times New Roman"/>
-          <w:sz w:val="28"/>
-          <w:szCs w:val="28"/>
-          <w:lang w:val="en-US"/>
-        </w:rPr>
-        <w:t>()</w:t>
+      <w:r>
+        <w:rPr>
+          <w:rFonts w:ascii="Times New Roman" w:hAnsi="Times New Roman" w:cs="Times New Roman"/>
+          <w:sz w:val="28"/>
+          <w:szCs w:val="28"/>
+          <w:lang w:val="en-US"/>
+        </w:rPr>
+        <w:t>categorical_features = X.select_dtypes(include=["object", "category", "bool"]).columns.tolist()</w:t>
       </w:r>
     </w:p>
     <w:p>
@@ -3292,27 +2478,7 @@
           <w:szCs w:val="28"/>
           <w:lang w:val="en-US"/>
         </w:rPr>
-        <w:t>print(</w:t>
-      </w:r>
-      <w:proofErr w:type="spellStart"/>
-      <w:r>
-        <w:rPr>
-          <w:rFonts w:ascii="Times New Roman" w:hAnsi="Times New Roman" w:cs="Times New Roman"/>
-          <w:sz w:val="28"/>
-          <w:szCs w:val="28"/>
-          <w:lang w:val="en-US"/>
-        </w:rPr>
-        <w:t>numeric_features</w:t>
-      </w:r>
-      <w:proofErr w:type="spellEnd"/>
-      <w:r>
-        <w:rPr>
-          <w:rFonts w:ascii="Times New Roman" w:hAnsi="Times New Roman" w:cs="Times New Roman"/>
-          <w:sz w:val="28"/>
-          <w:szCs w:val="28"/>
-          <w:lang w:val="en-US"/>
-        </w:rPr>
-        <w:t>)</w:t>
+        <w:t>print(numeric_features)</w:t>
       </w:r>
     </w:p>
     <w:p>
@@ -3334,27 +2500,7 @@
           <w:szCs w:val="28"/>
           <w:lang w:val="en-US"/>
         </w:rPr>
-        <w:t>print(</w:t>
-      </w:r>
-      <w:proofErr w:type="spellStart"/>
-      <w:r>
-        <w:rPr>
-          <w:rFonts w:ascii="Times New Roman" w:hAnsi="Times New Roman" w:cs="Times New Roman"/>
-          <w:sz w:val="28"/>
-          <w:szCs w:val="28"/>
-          <w:lang w:val="en-US"/>
-        </w:rPr>
-        <w:t>categorical_features</w:t>
-      </w:r>
-      <w:proofErr w:type="spellEnd"/>
-      <w:r>
-        <w:rPr>
-          <w:rFonts w:ascii="Times New Roman" w:hAnsi="Times New Roman" w:cs="Times New Roman"/>
-          <w:sz w:val="28"/>
-          <w:szCs w:val="28"/>
-          <w:lang w:val="en-US"/>
-        </w:rPr>
-        <w:t>)</w:t>
+        <w:t>print(categorical_features)</w:t>
       </w:r>
     </w:p>
     <w:p>
@@ -3376,39 +2522,8 @@
           <w:szCs w:val="28"/>
           <w:lang w:val="en-US"/>
         </w:rPr>
-        <w:t xml:space="preserve">from </w:t>
-      </w:r>
-      <w:proofErr w:type="spellStart"/>
-      <w:r>
-        <w:rPr>
-          <w:rFonts w:ascii="Times New Roman" w:hAnsi="Times New Roman" w:cs="Times New Roman"/>
-          <w:sz w:val="28"/>
-          <w:szCs w:val="28"/>
-          <w:lang w:val="en-US"/>
-        </w:rPr>
-        <w:t>sklearn.compose</w:t>
-      </w:r>
-      <w:proofErr w:type="spellEnd"/>
-      <w:r>
-        <w:rPr>
-          <w:rFonts w:ascii="Times New Roman" w:hAnsi="Times New Roman" w:cs="Times New Roman"/>
-          <w:sz w:val="28"/>
-          <w:szCs w:val="28"/>
-          <w:lang w:val="en-US"/>
-        </w:rPr>
-        <w:t xml:space="preserve"> import </w:t>
-      </w:r>
-      <w:proofErr w:type="spellStart"/>
-      <w:r>
-        <w:rPr>
-          <w:rFonts w:ascii="Times New Roman" w:hAnsi="Times New Roman" w:cs="Times New Roman"/>
-          <w:sz w:val="28"/>
-          <w:szCs w:val="28"/>
-          <w:lang w:val="en-US"/>
-        </w:rPr>
-        <w:t>ColumnTransformer</w:t>
-      </w:r>
-      <w:proofErr w:type="spellEnd"/>
+        <w:t>from sklearn.compose import ColumnTransformer</w:t>
+      </w:r>
     </w:p>
     <w:p>
       <w:pPr>
@@ -3429,27 +2544,7 @@
           <w:szCs w:val="28"/>
           <w:lang w:val="en-US"/>
         </w:rPr>
-        <w:t xml:space="preserve">from </w:t>
-      </w:r>
-      <w:proofErr w:type="spellStart"/>
-      <w:r>
-        <w:rPr>
-          <w:rFonts w:ascii="Times New Roman" w:hAnsi="Times New Roman" w:cs="Times New Roman"/>
-          <w:sz w:val="28"/>
-          <w:szCs w:val="28"/>
-          <w:lang w:val="en-US"/>
-        </w:rPr>
-        <w:t>sklearn.pipeline</w:t>
-      </w:r>
-      <w:proofErr w:type="spellEnd"/>
-      <w:r>
-        <w:rPr>
-          <w:rFonts w:ascii="Times New Roman" w:hAnsi="Times New Roman" w:cs="Times New Roman"/>
-          <w:sz w:val="28"/>
-          <w:szCs w:val="28"/>
-          <w:lang w:val="en-US"/>
-        </w:rPr>
-        <w:t xml:space="preserve"> import Pipeline</w:t>
+        <w:t>from sklearn.pipeline import Pipeline</w:t>
       </w:r>
     </w:p>
     <w:p>
@@ -3471,39 +2566,8 @@
           <w:szCs w:val="28"/>
           <w:lang w:val="en-US"/>
         </w:rPr>
-        <w:t xml:space="preserve">from </w:t>
-      </w:r>
-      <w:proofErr w:type="spellStart"/>
-      <w:r>
-        <w:rPr>
-          <w:rFonts w:ascii="Times New Roman" w:hAnsi="Times New Roman" w:cs="Times New Roman"/>
-          <w:sz w:val="28"/>
-          <w:szCs w:val="28"/>
-          <w:lang w:val="en-US"/>
-        </w:rPr>
-        <w:t>sklearn.impute</w:t>
-      </w:r>
-      <w:proofErr w:type="spellEnd"/>
-      <w:r>
-        <w:rPr>
-          <w:rFonts w:ascii="Times New Roman" w:hAnsi="Times New Roman" w:cs="Times New Roman"/>
-          <w:sz w:val="28"/>
-          <w:szCs w:val="28"/>
-          <w:lang w:val="en-US"/>
-        </w:rPr>
-        <w:t xml:space="preserve"> import </w:t>
-      </w:r>
-      <w:proofErr w:type="spellStart"/>
-      <w:r>
-        <w:rPr>
-          <w:rFonts w:ascii="Times New Roman" w:hAnsi="Times New Roman" w:cs="Times New Roman"/>
-          <w:sz w:val="28"/>
-          <w:szCs w:val="28"/>
-          <w:lang w:val="en-US"/>
-        </w:rPr>
-        <w:t>SimpleImputer</w:t>
-      </w:r>
-      <w:proofErr w:type="spellEnd"/>
+        <w:t>from sklearn.impute import SimpleImputer</w:t>
+      </w:r>
     </w:p>
     <w:p>
       <w:pPr>
@@ -3525,59 +2589,8 @@
           <w:lang w:val="en-US"/>
         </w:rPr>
         <w:lastRenderedPageBreak/>
-        <w:t xml:space="preserve">from </w:t>
-      </w:r>
-      <w:proofErr w:type="spellStart"/>
-      <w:r>
-        <w:rPr>
-          <w:rFonts w:ascii="Times New Roman" w:hAnsi="Times New Roman" w:cs="Times New Roman"/>
-          <w:sz w:val="28"/>
-          <w:szCs w:val="28"/>
-          <w:lang w:val="en-US"/>
-        </w:rPr>
-        <w:t>sklearn.preprocessing</w:t>
-      </w:r>
-      <w:proofErr w:type="spellEnd"/>
-      <w:r>
-        <w:rPr>
-          <w:rFonts w:ascii="Times New Roman" w:hAnsi="Times New Roman" w:cs="Times New Roman"/>
-          <w:sz w:val="28"/>
-          <w:szCs w:val="28"/>
-          <w:lang w:val="en-US"/>
-        </w:rPr>
-        <w:t xml:space="preserve"> import </w:t>
-      </w:r>
-      <w:proofErr w:type="spellStart"/>
-      <w:r>
-        <w:rPr>
-          <w:rFonts w:ascii="Times New Roman" w:hAnsi="Times New Roman" w:cs="Times New Roman"/>
-          <w:sz w:val="28"/>
-          <w:szCs w:val="28"/>
-          <w:lang w:val="en-US"/>
-        </w:rPr>
-        <w:t>OneHotEncoder</w:t>
-      </w:r>
-      <w:proofErr w:type="spellEnd"/>
-      <w:r>
-        <w:rPr>
-          <w:rFonts w:ascii="Times New Roman" w:hAnsi="Times New Roman" w:cs="Times New Roman"/>
-          <w:sz w:val="28"/>
-          <w:szCs w:val="28"/>
-          <w:lang w:val="en-US"/>
-        </w:rPr>
-        <w:t xml:space="preserve">, </w:t>
-      </w:r>
-      <w:proofErr w:type="spellStart"/>
-      <w:r>
-        <w:rPr>
-          <w:rFonts w:ascii="Times New Roman" w:hAnsi="Times New Roman" w:cs="Times New Roman"/>
-          <w:sz w:val="28"/>
-          <w:szCs w:val="28"/>
-          <w:lang w:val="en-US"/>
-        </w:rPr>
-        <w:t>StandardScaler</w:t>
-      </w:r>
-      <w:proofErr w:type="spellEnd"/>
+        <w:t>from sklearn.preprocessing import OneHotEncoder, StandardScaler</w:t>
+      </w:r>
     </w:p>
     <w:p>
       <w:pPr>
@@ -3598,39 +2611,8 @@
           <w:szCs w:val="28"/>
           <w:lang w:val="en-US"/>
         </w:rPr>
-        <w:t xml:space="preserve">from </w:t>
-      </w:r>
-      <w:proofErr w:type="spellStart"/>
-      <w:r>
-        <w:rPr>
-          <w:rFonts w:ascii="Times New Roman" w:hAnsi="Times New Roman" w:cs="Times New Roman"/>
-          <w:sz w:val="28"/>
-          <w:szCs w:val="28"/>
-          <w:lang w:val="en-US"/>
-        </w:rPr>
-        <w:t>sklearn.neighbors</w:t>
-      </w:r>
-      <w:proofErr w:type="spellEnd"/>
-      <w:r>
-        <w:rPr>
-          <w:rFonts w:ascii="Times New Roman" w:hAnsi="Times New Roman" w:cs="Times New Roman"/>
-          <w:sz w:val="28"/>
-          <w:szCs w:val="28"/>
-          <w:lang w:val="en-US"/>
-        </w:rPr>
-        <w:t xml:space="preserve"> import </w:t>
-      </w:r>
-      <w:proofErr w:type="spellStart"/>
-      <w:r>
-        <w:rPr>
-          <w:rFonts w:ascii="Times New Roman" w:hAnsi="Times New Roman" w:cs="Times New Roman"/>
-          <w:sz w:val="28"/>
-          <w:szCs w:val="28"/>
-          <w:lang w:val="en-US"/>
-        </w:rPr>
-        <w:t>KNeighborsClassifier</w:t>
-      </w:r>
-      <w:proofErr w:type="spellEnd"/>
+        <w:t>from sklearn.neighbors import KNeighborsClassifier</w:t>
+      </w:r>
     </w:p>
     <w:p>
       <w:pPr>
@@ -3651,99 +2633,8 @@
           <w:szCs w:val="28"/>
           <w:lang w:val="en-US"/>
         </w:rPr>
-        <w:t xml:space="preserve">from </w:t>
-      </w:r>
-      <w:proofErr w:type="spellStart"/>
-      <w:r>
-        <w:rPr>
-          <w:rFonts w:ascii="Times New Roman" w:hAnsi="Times New Roman" w:cs="Times New Roman"/>
-          <w:sz w:val="28"/>
-          <w:szCs w:val="28"/>
-          <w:lang w:val="en-US"/>
-        </w:rPr>
-        <w:t>sklearn.metrics</w:t>
-      </w:r>
-      <w:proofErr w:type="spellEnd"/>
-      <w:r>
-        <w:rPr>
-          <w:rFonts w:ascii="Times New Roman" w:hAnsi="Times New Roman" w:cs="Times New Roman"/>
-          <w:sz w:val="28"/>
-          <w:szCs w:val="28"/>
-          <w:lang w:val="en-US"/>
-        </w:rPr>
-        <w:t xml:space="preserve"> import </w:t>
-      </w:r>
-      <w:proofErr w:type="spellStart"/>
-      <w:r>
-        <w:rPr>
-          <w:rFonts w:ascii="Times New Roman" w:hAnsi="Times New Roman" w:cs="Times New Roman"/>
-          <w:sz w:val="28"/>
-          <w:szCs w:val="28"/>
-          <w:lang w:val="en-US"/>
-        </w:rPr>
-        <w:t>accuracy_score</w:t>
-      </w:r>
-      <w:proofErr w:type="spellEnd"/>
-      <w:r>
-        <w:rPr>
-          <w:rFonts w:ascii="Times New Roman" w:hAnsi="Times New Roman" w:cs="Times New Roman"/>
-          <w:sz w:val="28"/>
-          <w:szCs w:val="28"/>
-          <w:lang w:val="en-US"/>
-        </w:rPr>
-        <w:t xml:space="preserve">, </w:t>
-      </w:r>
-      <w:proofErr w:type="spellStart"/>
-      <w:r>
-        <w:rPr>
-          <w:rFonts w:ascii="Times New Roman" w:hAnsi="Times New Roman" w:cs="Times New Roman"/>
-          <w:sz w:val="28"/>
-          <w:szCs w:val="28"/>
-          <w:lang w:val="en-US"/>
-        </w:rPr>
-        <w:t>precision_score</w:t>
-      </w:r>
-      <w:proofErr w:type="spellEnd"/>
-      <w:r>
-        <w:rPr>
-          <w:rFonts w:ascii="Times New Roman" w:hAnsi="Times New Roman" w:cs="Times New Roman"/>
-          <w:sz w:val="28"/>
-          <w:szCs w:val="28"/>
-          <w:lang w:val="en-US"/>
-        </w:rPr>
-        <w:t xml:space="preserve">, </w:t>
-      </w:r>
-      <w:proofErr w:type="spellStart"/>
-      <w:r>
-        <w:rPr>
-          <w:rFonts w:ascii="Times New Roman" w:hAnsi="Times New Roman" w:cs="Times New Roman"/>
-          <w:sz w:val="28"/>
-          <w:szCs w:val="28"/>
-          <w:lang w:val="en-US"/>
-        </w:rPr>
-        <w:t>recall_score</w:t>
-      </w:r>
-      <w:proofErr w:type="spellEnd"/>
-      <w:r>
-        <w:rPr>
-          <w:rFonts w:ascii="Times New Roman" w:hAnsi="Times New Roman" w:cs="Times New Roman"/>
-          <w:sz w:val="28"/>
-          <w:szCs w:val="28"/>
-          <w:lang w:val="en-US"/>
-        </w:rPr>
-        <w:t xml:space="preserve">, f1_score, </w:t>
-      </w:r>
-      <w:proofErr w:type="spellStart"/>
-      <w:r>
-        <w:rPr>
-          <w:rFonts w:ascii="Times New Roman" w:hAnsi="Times New Roman" w:cs="Times New Roman"/>
-          <w:sz w:val="28"/>
-          <w:szCs w:val="28"/>
-          <w:lang w:val="en-US"/>
-        </w:rPr>
-        <w:t>classification_report</w:t>
-      </w:r>
-      <w:proofErr w:type="spellEnd"/>
+        <w:t>from sklearn.metrics import accuracy_score, precision_score, recall_score, f1_score, classification_report</w:t>
+      </w:r>
     </w:p>
     <w:p>
       <w:pPr>
@@ -3757,25 +2648,14 @@
           <w:lang w:val="en-US"/>
         </w:rPr>
       </w:pPr>
-      <w:proofErr w:type="spellStart"/>
-      <w:r>
-        <w:rPr>
-          <w:rFonts w:ascii="Times New Roman" w:hAnsi="Times New Roman" w:cs="Times New Roman"/>
-          <w:sz w:val="28"/>
-          <w:szCs w:val="28"/>
-          <w:lang w:val="en-US"/>
-        </w:rPr>
-        <w:t>numeric_transformer</w:t>
-      </w:r>
-      <w:proofErr w:type="spellEnd"/>
-      <w:r>
-        <w:rPr>
-          <w:rFonts w:ascii="Times New Roman" w:hAnsi="Times New Roman" w:cs="Times New Roman"/>
-          <w:sz w:val="28"/>
-          <w:szCs w:val="28"/>
-          <w:lang w:val="en-US"/>
-        </w:rPr>
-        <w:t xml:space="preserve"> = Pipeline(steps=[</w:t>
+      <w:r>
+        <w:rPr>
+          <w:rFonts w:ascii="Times New Roman" w:hAnsi="Times New Roman" w:cs="Times New Roman"/>
+          <w:sz w:val="28"/>
+          <w:szCs w:val="28"/>
+          <w:lang w:val="en-US"/>
+        </w:rPr>
+        <w:t>numeric_transformer = Pipeline(steps=[</w:t>
       </w:r>
     </w:p>
     <w:p>
@@ -3797,27 +2677,7 @@
           <w:szCs w:val="28"/>
           <w:lang w:val="en-US"/>
         </w:rPr>
-        <w:t xml:space="preserve">    ("imputer", </w:t>
-      </w:r>
-      <w:proofErr w:type="spellStart"/>
-      <w:r>
-        <w:rPr>
-          <w:rFonts w:ascii="Times New Roman" w:hAnsi="Times New Roman" w:cs="Times New Roman"/>
-          <w:sz w:val="28"/>
-          <w:szCs w:val="28"/>
-          <w:lang w:val="en-US"/>
-        </w:rPr>
-        <w:t>SimpleImputer</w:t>
-      </w:r>
-      <w:proofErr w:type="spellEnd"/>
-      <w:r>
-        <w:rPr>
-          <w:rFonts w:ascii="Times New Roman" w:hAnsi="Times New Roman" w:cs="Times New Roman"/>
-          <w:sz w:val="28"/>
-          <w:szCs w:val="28"/>
-          <w:lang w:val="en-US"/>
-        </w:rPr>
-        <w:t>(strategy="median")),</w:t>
+        <w:t>    ("imputer", SimpleImputer(strategy="median")),</w:t>
       </w:r>
     </w:p>
     <w:p>
@@ -3839,27 +2699,7 @@
           <w:szCs w:val="28"/>
           <w:lang w:val="en-US"/>
         </w:rPr>
-        <w:t xml:space="preserve">    ("scaler", </w:t>
-      </w:r>
-      <w:proofErr w:type="spellStart"/>
-      <w:r>
-        <w:rPr>
-          <w:rFonts w:ascii="Times New Roman" w:hAnsi="Times New Roman" w:cs="Times New Roman"/>
-          <w:sz w:val="28"/>
-          <w:szCs w:val="28"/>
-          <w:lang w:val="en-US"/>
-        </w:rPr>
-        <w:t>StandardScaler</w:t>
-      </w:r>
-      <w:proofErr w:type="spellEnd"/>
-      <w:r>
-        <w:rPr>
-          <w:rFonts w:ascii="Times New Roman" w:hAnsi="Times New Roman" w:cs="Times New Roman"/>
-          <w:sz w:val="28"/>
-          <w:szCs w:val="28"/>
-          <w:lang w:val="en-US"/>
-        </w:rPr>
-        <w:t>())</w:t>
+        <w:t>    ("scaler", StandardScaler())</w:t>
       </w:r>
     </w:p>
     <w:p>
@@ -3896,25 +2736,14 @@
           <w:lang w:val="en-US"/>
         </w:rPr>
       </w:pPr>
-      <w:proofErr w:type="spellStart"/>
-      <w:r>
-        <w:rPr>
-          <w:rFonts w:ascii="Times New Roman" w:hAnsi="Times New Roman" w:cs="Times New Roman"/>
-          <w:sz w:val="28"/>
-          <w:szCs w:val="28"/>
-          <w:lang w:val="en-US"/>
-        </w:rPr>
-        <w:t>categorical_transformer</w:t>
-      </w:r>
-      <w:proofErr w:type="spellEnd"/>
-      <w:r>
-        <w:rPr>
-          <w:rFonts w:ascii="Times New Roman" w:hAnsi="Times New Roman" w:cs="Times New Roman"/>
-          <w:sz w:val="28"/>
-          <w:szCs w:val="28"/>
-          <w:lang w:val="en-US"/>
-        </w:rPr>
-        <w:t xml:space="preserve"> = Pipeline(steps=[</w:t>
+      <w:r>
+        <w:rPr>
+          <w:rFonts w:ascii="Times New Roman" w:hAnsi="Times New Roman" w:cs="Times New Roman"/>
+          <w:sz w:val="28"/>
+          <w:szCs w:val="28"/>
+          <w:lang w:val="en-US"/>
+        </w:rPr>
+        <w:t>categorical_transformer = Pipeline(steps=[</w:t>
       </w:r>
     </w:p>
     <w:p>
@@ -3936,47 +2765,7 @@
           <w:szCs w:val="28"/>
           <w:lang w:val="en-US"/>
         </w:rPr>
-        <w:t xml:space="preserve">    ("imputer", </w:t>
-      </w:r>
-      <w:proofErr w:type="spellStart"/>
-      <w:r>
-        <w:rPr>
-          <w:rFonts w:ascii="Times New Roman" w:hAnsi="Times New Roman" w:cs="Times New Roman"/>
-          <w:sz w:val="28"/>
-          <w:szCs w:val="28"/>
-          <w:lang w:val="en-US"/>
-        </w:rPr>
-        <w:t>SimpleImputer</w:t>
-      </w:r>
-      <w:proofErr w:type="spellEnd"/>
-      <w:r>
-        <w:rPr>
-          <w:rFonts w:ascii="Times New Roman" w:hAnsi="Times New Roman" w:cs="Times New Roman"/>
-          <w:sz w:val="28"/>
-          <w:szCs w:val="28"/>
-          <w:lang w:val="en-US"/>
-        </w:rPr>
-        <w:t>(strategy="</w:t>
-      </w:r>
-      <w:proofErr w:type="spellStart"/>
-      <w:r>
-        <w:rPr>
-          <w:rFonts w:ascii="Times New Roman" w:hAnsi="Times New Roman" w:cs="Times New Roman"/>
-          <w:sz w:val="28"/>
-          <w:szCs w:val="28"/>
-          <w:lang w:val="en-US"/>
-        </w:rPr>
-        <w:t>most_frequent</w:t>
-      </w:r>
-      <w:proofErr w:type="spellEnd"/>
-      <w:r>
-        <w:rPr>
-          <w:rFonts w:ascii="Times New Roman" w:hAnsi="Times New Roman" w:cs="Times New Roman"/>
-          <w:sz w:val="28"/>
-          <w:szCs w:val="28"/>
-          <w:lang w:val="en-US"/>
-        </w:rPr>
-        <w:t>")),</w:t>
+        <w:t>    ("imputer", SimpleImputer(strategy="most_frequent")),</w:t>
       </w:r>
     </w:p>
     <w:p>
@@ -3998,47 +2787,7 @@
           <w:szCs w:val="28"/>
           <w:lang w:val="en-US"/>
         </w:rPr>
-        <w:t xml:space="preserve">    ("encoder", </w:t>
-      </w:r>
-      <w:proofErr w:type="spellStart"/>
-      <w:r>
-        <w:rPr>
-          <w:rFonts w:ascii="Times New Roman" w:hAnsi="Times New Roman" w:cs="Times New Roman"/>
-          <w:sz w:val="28"/>
-          <w:szCs w:val="28"/>
-          <w:lang w:val="en-US"/>
-        </w:rPr>
-        <w:t>OneHotEncoder</w:t>
-      </w:r>
-      <w:proofErr w:type="spellEnd"/>
-      <w:r>
-        <w:rPr>
-          <w:rFonts w:ascii="Times New Roman" w:hAnsi="Times New Roman" w:cs="Times New Roman"/>
-          <w:sz w:val="28"/>
-          <w:szCs w:val="28"/>
-          <w:lang w:val="en-US"/>
-        </w:rPr>
-        <w:t>(</w:t>
-      </w:r>
-      <w:proofErr w:type="spellStart"/>
-      <w:r>
-        <w:rPr>
-          <w:rFonts w:ascii="Times New Roman" w:hAnsi="Times New Roman" w:cs="Times New Roman"/>
-          <w:sz w:val="28"/>
-          <w:szCs w:val="28"/>
-          <w:lang w:val="en-US"/>
-        </w:rPr>
-        <w:t>handle_unknown</w:t>
-      </w:r>
-      <w:proofErr w:type="spellEnd"/>
-      <w:r>
-        <w:rPr>
-          <w:rFonts w:ascii="Times New Roman" w:hAnsi="Times New Roman" w:cs="Times New Roman"/>
-          <w:sz w:val="28"/>
-          <w:szCs w:val="28"/>
-          <w:lang w:val="en-US"/>
-        </w:rPr>
-        <w:t>="ignore"))</w:t>
+        <w:t>    ("encoder", OneHotEncoder(handle_unknown="ignore"))</w:t>
       </w:r>
     </w:p>
     <w:p>
@@ -4082,27 +2831,7 @@
           <w:szCs w:val="28"/>
           <w:lang w:val="en-US"/>
         </w:rPr>
-        <w:t xml:space="preserve">preprocessor = </w:t>
-      </w:r>
-      <w:proofErr w:type="spellStart"/>
-      <w:r>
-        <w:rPr>
-          <w:rFonts w:ascii="Times New Roman" w:hAnsi="Times New Roman" w:cs="Times New Roman"/>
-          <w:sz w:val="28"/>
-          <w:szCs w:val="28"/>
-          <w:lang w:val="en-US"/>
-        </w:rPr>
-        <w:t>ColumnTransformer</w:t>
-      </w:r>
-      <w:proofErr w:type="spellEnd"/>
-      <w:r>
-        <w:rPr>
-          <w:rFonts w:ascii="Times New Roman" w:hAnsi="Times New Roman" w:cs="Times New Roman"/>
-          <w:sz w:val="28"/>
-          <w:szCs w:val="28"/>
-          <w:lang w:val="en-US"/>
-        </w:rPr>
-        <w:t>(transformers=[</w:t>
+        <w:t>preprocessor = ColumnTransformer(transformers=[</w:t>
       </w:r>
     </w:p>
     <w:p>
@@ -4124,47 +2853,7 @@
           <w:szCs w:val="28"/>
           <w:lang w:val="en-US"/>
         </w:rPr>
-        <w:t xml:space="preserve">    ("num", </w:t>
-      </w:r>
-      <w:proofErr w:type="spellStart"/>
-      <w:r>
-        <w:rPr>
-          <w:rFonts w:ascii="Times New Roman" w:hAnsi="Times New Roman" w:cs="Times New Roman"/>
-          <w:sz w:val="28"/>
-          <w:szCs w:val="28"/>
-          <w:lang w:val="en-US"/>
-        </w:rPr>
-        <w:t>numeric_transformer</w:t>
-      </w:r>
-      <w:proofErr w:type="spellEnd"/>
-      <w:r>
-        <w:rPr>
-          <w:rFonts w:ascii="Times New Roman" w:hAnsi="Times New Roman" w:cs="Times New Roman"/>
-          <w:sz w:val="28"/>
-          <w:szCs w:val="28"/>
-          <w:lang w:val="en-US"/>
-        </w:rPr>
-        <w:t xml:space="preserve">, </w:t>
-      </w:r>
-      <w:proofErr w:type="spellStart"/>
-      <w:r>
-        <w:rPr>
-          <w:rFonts w:ascii="Times New Roman" w:hAnsi="Times New Roman" w:cs="Times New Roman"/>
-          <w:sz w:val="28"/>
-          <w:szCs w:val="28"/>
-          <w:lang w:val="en-US"/>
-        </w:rPr>
-        <w:t>numeric_features</w:t>
-      </w:r>
-      <w:proofErr w:type="spellEnd"/>
-      <w:r>
-        <w:rPr>
-          <w:rFonts w:ascii="Times New Roman" w:hAnsi="Times New Roman" w:cs="Times New Roman"/>
-          <w:sz w:val="28"/>
-          <w:szCs w:val="28"/>
-          <w:lang w:val="en-US"/>
-        </w:rPr>
-        <w:t>),</w:t>
+        <w:t>    ("num", numeric_transformer, numeric_features),</w:t>
       </w:r>
     </w:p>
     <w:p>
@@ -4186,47 +2875,7 @@
           <w:szCs w:val="28"/>
           <w:lang w:val="en-US"/>
         </w:rPr>
-        <w:t xml:space="preserve">    ("cat", </w:t>
-      </w:r>
-      <w:proofErr w:type="spellStart"/>
-      <w:r>
-        <w:rPr>
-          <w:rFonts w:ascii="Times New Roman" w:hAnsi="Times New Roman" w:cs="Times New Roman"/>
-          <w:sz w:val="28"/>
-          <w:szCs w:val="28"/>
-          <w:lang w:val="en-US"/>
-        </w:rPr>
-        <w:t>categorical_transformer</w:t>
-      </w:r>
-      <w:proofErr w:type="spellEnd"/>
-      <w:r>
-        <w:rPr>
-          <w:rFonts w:ascii="Times New Roman" w:hAnsi="Times New Roman" w:cs="Times New Roman"/>
-          <w:sz w:val="28"/>
-          <w:szCs w:val="28"/>
-          <w:lang w:val="en-US"/>
-        </w:rPr>
-        <w:t xml:space="preserve">, </w:t>
-      </w:r>
-      <w:proofErr w:type="spellStart"/>
-      <w:r>
-        <w:rPr>
-          <w:rFonts w:ascii="Times New Roman" w:hAnsi="Times New Roman" w:cs="Times New Roman"/>
-          <w:sz w:val="28"/>
-          <w:szCs w:val="28"/>
-          <w:lang w:val="en-US"/>
-        </w:rPr>
-        <w:t>categorical_features</w:t>
-      </w:r>
-      <w:proofErr w:type="spellEnd"/>
-      <w:r>
-        <w:rPr>
-          <w:rFonts w:ascii="Times New Roman" w:hAnsi="Times New Roman" w:cs="Times New Roman"/>
-          <w:sz w:val="28"/>
-          <w:szCs w:val="28"/>
-          <w:lang w:val="en-US"/>
-        </w:rPr>
-        <w:t>)</w:t>
+        <w:t>    ("cat", categorical_transformer, categorical_features)</w:t>
       </w:r>
     </w:p>
     <w:p>
@@ -4270,27 +2919,7 @@
           <w:szCs w:val="28"/>
           <w:lang w:val="en-US"/>
         </w:rPr>
-        <w:t xml:space="preserve">from </w:t>
-      </w:r>
-      <w:proofErr w:type="spellStart"/>
-      <w:r>
-        <w:rPr>
-          <w:rFonts w:ascii="Times New Roman" w:hAnsi="Times New Roman" w:cs="Times New Roman"/>
-          <w:sz w:val="28"/>
-          <w:szCs w:val="28"/>
-          <w:lang w:val="en-US"/>
-        </w:rPr>
-        <w:t>sklearn.model_selection</w:t>
-      </w:r>
-      <w:proofErr w:type="spellEnd"/>
-      <w:r>
-        <w:rPr>
-          <w:rFonts w:ascii="Times New Roman" w:hAnsi="Times New Roman" w:cs="Times New Roman"/>
-          <w:sz w:val="28"/>
-          <w:szCs w:val="28"/>
-          <w:lang w:val="en-US"/>
-        </w:rPr>
-        <w:t xml:space="preserve"> import (</w:t>
+        <w:t>from sklearn.model_selection import (</w:t>
       </w:r>
     </w:p>
     <w:p>
@@ -4312,27 +2941,7 @@
           <w:szCs w:val="28"/>
           <w:lang w:val="en-US"/>
         </w:rPr>
-        <w:t xml:space="preserve">    </w:t>
-      </w:r>
-      <w:proofErr w:type="spellStart"/>
-      <w:r>
-        <w:rPr>
-          <w:rFonts w:ascii="Times New Roman" w:hAnsi="Times New Roman" w:cs="Times New Roman"/>
-          <w:sz w:val="28"/>
-          <w:szCs w:val="28"/>
-          <w:lang w:val="en-US"/>
-        </w:rPr>
-        <w:t>train_test_split</w:t>
-      </w:r>
-      <w:proofErr w:type="spellEnd"/>
-      <w:r>
-        <w:rPr>
-          <w:rFonts w:ascii="Times New Roman" w:hAnsi="Times New Roman" w:cs="Times New Roman"/>
-          <w:sz w:val="28"/>
-          <w:szCs w:val="28"/>
-          <w:lang w:val="en-US"/>
-        </w:rPr>
-        <w:t>,</w:t>
+        <w:t>    train_test_split,</w:t>
       </w:r>
     </w:p>
     <w:p>
@@ -4354,27 +2963,7 @@
           <w:szCs w:val="28"/>
           <w:lang w:val="en-US"/>
         </w:rPr>
-        <w:t xml:space="preserve">    </w:t>
-      </w:r>
-      <w:proofErr w:type="spellStart"/>
-      <w:r>
-        <w:rPr>
-          <w:rFonts w:ascii="Times New Roman" w:hAnsi="Times New Roman" w:cs="Times New Roman"/>
-          <w:sz w:val="28"/>
-          <w:szCs w:val="28"/>
-          <w:lang w:val="en-US"/>
-        </w:rPr>
-        <w:t>GridSearchCV</w:t>
-      </w:r>
-      <w:proofErr w:type="spellEnd"/>
-      <w:r>
-        <w:rPr>
-          <w:rFonts w:ascii="Times New Roman" w:hAnsi="Times New Roman" w:cs="Times New Roman"/>
-          <w:sz w:val="28"/>
-          <w:szCs w:val="28"/>
-          <w:lang w:val="en-US"/>
-        </w:rPr>
-        <w:t>,</w:t>
+        <w:t>    GridSearchCV,</w:t>
       </w:r>
     </w:p>
     <w:p>
@@ -4396,27 +2985,7 @@
           <w:szCs w:val="28"/>
           <w:lang w:val="en-US"/>
         </w:rPr>
-        <w:t xml:space="preserve">    </w:t>
-      </w:r>
-      <w:proofErr w:type="spellStart"/>
-      <w:r>
-        <w:rPr>
-          <w:rFonts w:ascii="Times New Roman" w:hAnsi="Times New Roman" w:cs="Times New Roman"/>
-          <w:sz w:val="28"/>
-          <w:szCs w:val="28"/>
-          <w:lang w:val="en-US"/>
-        </w:rPr>
-        <w:t>RandomizedSearchCV</w:t>
-      </w:r>
-      <w:proofErr w:type="spellEnd"/>
-      <w:r>
-        <w:rPr>
-          <w:rFonts w:ascii="Times New Roman" w:hAnsi="Times New Roman" w:cs="Times New Roman"/>
-          <w:sz w:val="28"/>
-          <w:szCs w:val="28"/>
-          <w:lang w:val="en-US"/>
-        </w:rPr>
-        <w:t>,</w:t>
+        <w:t>    RandomizedSearchCV,</w:t>
       </w:r>
     </w:p>
     <w:p>
@@ -4438,27 +3007,7 @@
           <w:szCs w:val="28"/>
           <w:lang w:val="en-US"/>
         </w:rPr>
-        <w:t xml:space="preserve">    </w:t>
-      </w:r>
-      <w:proofErr w:type="spellStart"/>
-      <w:r>
-        <w:rPr>
-          <w:rFonts w:ascii="Times New Roman" w:hAnsi="Times New Roman" w:cs="Times New Roman"/>
-          <w:sz w:val="28"/>
-          <w:szCs w:val="28"/>
-          <w:lang w:val="en-US"/>
-        </w:rPr>
-        <w:t>StratifiedKFold</w:t>
-      </w:r>
-      <w:proofErr w:type="spellEnd"/>
-      <w:r>
-        <w:rPr>
-          <w:rFonts w:ascii="Times New Roman" w:hAnsi="Times New Roman" w:cs="Times New Roman"/>
-          <w:sz w:val="28"/>
-          <w:szCs w:val="28"/>
-          <w:lang w:val="en-US"/>
-        </w:rPr>
-        <w:t>,</w:t>
+        <w:t>    StratifiedKFold,</w:t>
       </w:r>
     </w:p>
     <w:p>
@@ -4480,19 +3029,8 @@
           <w:szCs w:val="28"/>
           <w:lang w:val="en-US"/>
         </w:rPr>
-        <w:t xml:space="preserve">    </w:t>
-      </w:r>
-      <w:proofErr w:type="spellStart"/>
-      <w:r>
-        <w:rPr>
-          <w:rFonts w:ascii="Times New Roman" w:hAnsi="Times New Roman" w:cs="Times New Roman"/>
-          <w:sz w:val="28"/>
-          <w:szCs w:val="28"/>
-          <w:lang w:val="en-US"/>
-        </w:rPr>
-        <w:t>KFold</w:t>
-      </w:r>
-      <w:proofErr w:type="spellEnd"/>
+        <w:t>    KFold</w:t>
+      </w:r>
     </w:p>
     <w:p>
       <w:pPr>
@@ -4528,105 +3066,14 @@
           <w:lang w:val="en-US"/>
         </w:rPr>
       </w:pPr>
-      <w:proofErr w:type="spellStart"/>
-      <w:r>
-        <w:rPr>
-          <w:rFonts w:ascii="Times New Roman" w:hAnsi="Times New Roman" w:cs="Times New Roman"/>
-          <w:sz w:val="28"/>
-          <w:szCs w:val="28"/>
-          <w:lang w:val="en-US"/>
-        </w:rPr>
-        <w:t>X_train</w:t>
-      </w:r>
-      <w:proofErr w:type="spellEnd"/>
-      <w:r>
-        <w:rPr>
-          <w:rFonts w:ascii="Times New Roman" w:hAnsi="Times New Roman" w:cs="Times New Roman"/>
-          <w:sz w:val="28"/>
-          <w:szCs w:val="28"/>
-          <w:lang w:val="en-US"/>
-        </w:rPr>
-        <w:t xml:space="preserve">, </w:t>
-      </w:r>
-      <w:proofErr w:type="spellStart"/>
-      <w:r>
-        <w:rPr>
-          <w:rFonts w:ascii="Times New Roman" w:hAnsi="Times New Roman" w:cs="Times New Roman"/>
-          <w:sz w:val="28"/>
-          <w:szCs w:val="28"/>
-          <w:lang w:val="en-US"/>
-        </w:rPr>
-        <w:t>X_test</w:t>
-      </w:r>
-      <w:proofErr w:type="spellEnd"/>
-      <w:r>
-        <w:rPr>
-          <w:rFonts w:ascii="Times New Roman" w:hAnsi="Times New Roman" w:cs="Times New Roman"/>
-          <w:sz w:val="28"/>
-          <w:szCs w:val="28"/>
-          <w:lang w:val="en-US"/>
-        </w:rPr>
-        <w:t xml:space="preserve">, </w:t>
-      </w:r>
-      <w:proofErr w:type="spellStart"/>
-      <w:r>
-        <w:rPr>
-          <w:rFonts w:ascii="Times New Roman" w:hAnsi="Times New Roman" w:cs="Times New Roman"/>
-          <w:sz w:val="28"/>
-          <w:szCs w:val="28"/>
-          <w:lang w:val="en-US"/>
-        </w:rPr>
-        <w:t>y_train</w:t>
-      </w:r>
-      <w:proofErr w:type="spellEnd"/>
-      <w:r>
-        <w:rPr>
-          <w:rFonts w:ascii="Times New Roman" w:hAnsi="Times New Roman" w:cs="Times New Roman"/>
-          <w:sz w:val="28"/>
-          <w:szCs w:val="28"/>
-          <w:lang w:val="en-US"/>
-        </w:rPr>
-        <w:t xml:space="preserve">, </w:t>
-      </w:r>
-      <w:proofErr w:type="spellStart"/>
-      <w:r>
-        <w:rPr>
-          <w:rFonts w:ascii="Times New Roman" w:hAnsi="Times New Roman" w:cs="Times New Roman"/>
-          <w:sz w:val="28"/>
-          <w:szCs w:val="28"/>
-          <w:lang w:val="en-US"/>
-        </w:rPr>
-        <w:t>y_test</w:t>
-      </w:r>
-      <w:proofErr w:type="spellEnd"/>
-      <w:r>
-        <w:rPr>
-          <w:rFonts w:ascii="Times New Roman" w:hAnsi="Times New Roman" w:cs="Times New Roman"/>
-          <w:sz w:val="28"/>
-          <w:szCs w:val="28"/>
-          <w:lang w:val="en-US"/>
-        </w:rPr>
-        <w:t xml:space="preserve"> = </w:t>
-      </w:r>
-      <w:proofErr w:type="spellStart"/>
-      <w:r>
-        <w:rPr>
-          <w:rFonts w:ascii="Times New Roman" w:hAnsi="Times New Roman" w:cs="Times New Roman"/>
-          <w:sz w:val="28"/>
-          <w:szCs w:val="28"/>
-          <w:lang w:val="en-US"/>
-        </w:rPr>
-        <w:t>train_test_split</w:t>
-      </w:r>
-      <w:proofErr w:type="spellEnd"/>
-      <w:r>
-        <w:rPr>
-          <w:rFonts w:ascii="Times New Roman" w:hAnsi="Times New Roman" w:cs="Times New Roman"/>
-          <w:sz w:val="28"/>
-          <w:szCs w:val="28"/>
-          <w:lang w:val="en-US"/>
-        </w:rPr>
-        <w:t>(</w:t>
+      <w:r>
+        <w:rPr>
+          <w:rFonts w:ascii="Times New Roman" w:hAnsi="Times New Roman" w:cs="Times New Roman"/>
+          <w:sz w:val="28"/>
+          <w:szCs w:val="28"/>
+          <w:lang w:val="en-US"/>
+        </w:rPr>
+        <w:t>X_train, X_test, y_train, y_test = train_test_split(</w:t>
       </w:r>
     </w:p>
     <w:p>
@@ -4692,27 +3139,7 @@
           <w:szCs w:val="28"/>
           <w:lang w:val="en-US"/>
         </w:rPr>
-        <w:t xml:space="preserve">    </w:t>
-      </w:r>
-      <w:proofErr w:type="spellStart"/>
-      <w:r>
-        <w:rPr>
-          <w:rFonts w:ascii="Times New Roman" w:hAnsi="Times New Roman" w:cs="Times New Roman"/>
-          <w:sz w:val="28"/>
-          <w:szCs w:val="28"/>
-          <w:lang w:val="en-US"/>
-        </w:rPr>
-        <w:t>test_size</w:t>
-      </w:r>
-      <w:proofErr w:type="spellEnd"/>
-      <w:r>
-        <w:rPr>
-          <w:rFonts w:ascii="Times New Roman" w:hAnsi="Times New Roman" w:cs="Times New Roman"/>
-          <w:sz w:val="28"/>
-          <w:szCs w:val="28"/>
-          <w:lang w:val="en-US"/>
-        </w:rPr>
-        <w:t>=0.2,</w:t>
+        <w:t>    test_size=0.2,</w:t>
       </w:r>
     </w:p>
     <w:p>
@@ -4734,27 +3161,7 @@
           <w:szCs w:val="28"/>
           <w:lang w:val="en-US"/>
         </w:rPr>
-        <w:t xml:space="preserve">    </w:t>
-      </w:r>
-      <w:proofErr w:type="spellStart"/>
-      <w:r>
-        <w:rPr>
-          <w:rFonts w:ascii="Times New Roman" w:hAnsi="Times New Roman" w:cs="Times New Roman"/>
-          <w:sz w:val="28"/>
-          <w:szCs w:val="28"/>
-          <w:lang w:val="en-US"/>
-        </w:rPr>
-        <w:t>random_state</w:t>
-      </w:r>
-      <w:proofErr w:type="spellEnd"/>
-      <w:r>
-        <w:rPr>
-          <w:rFonts w:ascii="Times New Roman" w:hAnsi="Times New Roman" w:cs="Times New Roman"/>
-          <w:sz w:val="28"/>
-          <w:szCs w:val="28"/>
-          <w:lang w:val="en-US"/>
-        </w:rPr>
-        <w:t>=42,</w:t>
+        <w:t>    random_state=42,</w:t>
       </w:r>
     </w:p>
     <w:p>
@@ -4821,27 +3228,7 @@
           <w:lang w:val="en-US"/>
         </w:rPr>
         <w:lastRenderedPageBreak/>
-        <w:t>print(</w:t>
-      </w:r>
-      <w:proofErr w:type="spellStart"/>
-      <w:r>
-        <w:rPr>
-          <w:rFonts w:ascii="Times New Roman" w:hAnsi="Times New Roman" w:cs="Times New Roman"/>
-          <w:sz w:val="28"/>
-          <w:szCs w:val="28"/>
-          <w:lang w:val="en-US"/>
-        </w:rPr>
-        <w:t>X_train.shape</w:t>
-      </w:r>
-      <w:proofErr w:type="spellEnd"/>
-      <w:r>
-        <w:rPr>
-          <w:rFonts w:ascii="Times New Roman" w:hAnsi="Times New Roman" w:cs="Times New Roman"/>
-          <w:sz w:val="28"/>
-          <w:szCs w:val="28"/>
-          <w:lang w:val="en-US"/>
-        </w:rPr>
-        <w:t>)</w:t>
+        <w:t>print(X_train.shape)</w:t>
       </w:r>
     </w:p>
     <w:p>
@@ -4863,27 +3250,7 @@
           <w:szCs w:val="28"/>
           <w:lang w:val="en-US"/>
         </w:rPr>
-        <w:t>print(</w:t>
-      </w:r>
-      <w:proofErr w:type="spellStart"/>
-      <w:r>
-        <w:rPr>
-          <w:rFonts w:ascii="Times New Roman" w:hAnsi="Times New Roman" w:cs="Times New Roman"/>
-          <w:sz w:val="28"/>
-          <w:szCs w:val="28"/>
-          <w:lang w:val="en-US"/>
-        </w:rPr>
-        <w:t>X_test.shape</w:t>
-      </w:r>
-      <w:proofErr w:type="spellEnd"/>
-      <w:r>
-        <w:rPr>
-          <w:rFonts w:ascii="Times New Roman" w:hAnsi="Times New Roman" w:cs="Times New Roman"/>
-          <w:sz w:val="28"/>
-          <w:szCs w:val="28"/>
-          <w:lang w:val="en-US"/>
-        </w:rPr>
-        <w:t>)</w:t>
+        <w:t>print(X_test.shape)</w:t>
       </w:r>
     </w:p>
     <w:p>
@@ -4898,25 +3265,14 @@
           <w:lang w:val="en-US"/>
         </w:rPr>
       </w:pPr>
-      <w:proofErr w:type="spellStart"/>
-      <w:r>
-        <w:rPr>
-          <w:rFonts w:ascii="Times New Roman" w:hAnsi="Times New Roman" w:cs="Times New Roman"/>
-          <w:sz w:val="28"/>
-          <w:szCs w:val="28"/>
-          <w:lang w:val="en-US"/>
-        </w:rPr>
-        <w:t>initial_k</w:t>
-      </w:r>
-      <w:proofErr w:type="spellEnd"/>
-      <w:r>
-        <w:rPr>
-          <w:rFonts w:ascii="Times New Roman" w:hAnsi="Times New Roman" w:cs="Times New Roman"/>
-          <w:sz w:val="28"/>
-          <w:szCs w:val="28"/>
-          <w:lang w:val="en-US"/>
-        </w:rPr>
-        <w:t xml:space="preserve"> = 5</w:t>
+      <w:r>
+        <w:rPr>
+          <w:rFonts w:ascii="Times New Roman" w:hAnsi="Times New Roman" w:cs="Times New Roman"/>
+          <w:sz w:val="28"/>
+          <w:szCs w:val="28"/>
+          <w:lang w:val="en-US"/>
+        </w:rPr>
+        <w:t>initial_k = 5</w:t>
       </w:r>
     </w:p>
     <w:p>
@@ -4944,25 +3300,14 @@
           <w:lang w:val="en-US"/>
         </w:rPr>
       </w:pPr>
-      <w:proofErr w:type="spellStart"/>
-      <w:r>
-        <w:rPr>
-          <w:rFonts w:ascii="Times New Roman" w:hAnsi="Times New Roman" w:cs="Times New Roman"/>
-          <w:sz w:val="28"/>
-          <w:szCs w:val="28"/>
-          <w:lang w:val="en-US"/>
-        </w:rPr>
-        <w:t>initial_model</w:t>
-      </w:r>
-      <w:proofErr w:type="spellEnd"/>
-      <w:r>
-        <w:rPr>
-          <w:rFonts w:ascii="Times New Roman" w:hAnsi="Times New Roman" w:cs="Times New Roman"/>
-          <w:sz w:val="28"/>
-          <w:szCs w:val="28"/>
-          <w:lang w:val="en-US"/>
-        </w:rPr>
-        <w:t xml:space="preserve"> = Pipeline(steps=[</w:t>
+      <w:r>
+        <w:rPr>
+          <w:rFonts w:ascii="Times New Roman" w:hAnsi="Times New Roman" w:cs="Times New Roman"/>
+          <w:sz w:val="28"/>
+          <w:szCs w:val="28"/>
+          <w:lang w:val="en-US"/>
+        </w:rPr>
+        <w:t>initial_model = Pipeline(steps=[</w:t>
       </w:r>
     </w:p>
     <w:p>
@@ -5006,67 +3351,7 @@
           <w:szCs w:val="28"/>
           <w:lang w:val="en-US"/>
         </w:rPr>
-        <w:t xml:space="preserve">    ("classifier", </w:t>
-      </w:r>
-      <w:proofErr w:type="spellStart"/>
-      <w:r>
-        <w:rPr>
-          <w:rFonts w:ascii="Times New Roman" w:hAnsi="Times New Roman" w:cs="Times New Roman"/>
-          <w:sz w:val="28"/>
-          <w:szCs w:val="28"/>
-          <w:lang w:val="en-US"/>
-        </w:rPr>
-        <w:t>KNeighborsClassifier</w:t>
-      </w:r>
-      <w:proofErr w:type="spellEnd"/>
-      <w:r>
-        <w:rPr>
-          <w:rFonts w:ascii="Times New Roman" w:hAnsi="Times New Roman" w:cs="Times New Roman"/>
-          <w:sz w:val="28"/>
-          <w:szCs w:val="28"/>
-          <w:lang w:val="en-US"/>
-        </w:rPr>
-        <w:t>(</w:t>
-      </w:r>
-      <w:proofErr w:type="spellStart"/>
-      <w:r>
-        <w:rPr>
-          <w:rFonts w:ascii="Times New Roman" w:hAnsi="Times New Roman" w:cs="Times New Roman"/>
-          <w:sz w:val="28"/>
-          <w:szCs w:val="28"/>
-          <w:lang w:val="en-US"/>
-        </w:rPr>
-        <w:t>n_neighbors</w:t>
-      </w:r>
-      <w:proofErr w:type="spellEnd"/>
-      <w:r>
-        <w:rPr>
-          <w:rFonts w:ascii="Times New Roman" w:hAnsi="Times New Roman" w:cs="Times New Roman"/>
-          <w:sz w:val="28"/>
-          <w:szCs w:val="28"/>
-          <w:lang w:val="en-US"/>
-        </w:rPr>
-        <w:t>=</w:t>
-      </w:r>
-      <w:proofErr w:type="spellStart"/>
-      <w:r>
-        <w:rPr>
-          <w:rFonts w:ascii="Times New Roman" w:hAnsi="Times New Roman" w:cs="Times New Roman"/>
-          <w:sz w:val="28"/>
-          <w:szCs w:val="28"/>
-          <w:lang w:val="en-US"/>
-        </w:rPr>
-        <w:t>initial_k</w:t>
-      </w:r>
-      <w:proofErr w:type="spellEnd"/>
-      <w:r>
-        <w:rPr>
-          <w:rFonts w:ascii="Times New Roman" w:hAnsi="Times New Roman" w:cs="Times New Roman"/>
-          <w:sz w:val="28"/>
-          <w:szCs w:val="28"/>
-          <w:lang w:val="en-US"/>
-        </w:rPr>
-        <w:t>))</w:t>
+        <w:t>    ("classifier", KNeighborsClassifier(n_neighbors=initial_k))</w:t>
       </w:r>
     </w:p>
     <w:p>
@@ -5103,65 +3388,14 @@
           <w:lang w:val="en-US"/>
         </w:rPr>
       </w:pPr>
-      <w:proofErr w:type="spellStart"/>
-      <w:r>
-        <w:rPr>
-          <w:rFonts w:ascii="Times New Roman" w:hAnsi="Times New Roman" w:cs="Times New Roman"/>
-          <w:sz w:val="28"/>
-          <w:szCs w:val="28"/>
-          <w:lang w:val="en-US"/>
-        </w:rPr>
-        <w:t>initial_model.fit</w:t>
-      </w:r>
-      <w:proofErr w:type="spellEnd"/>
-      <w:r>
-        <w:rPr>
-          <w:rFonts w:ascii="Times New Roman" w:hAnsi="Times New Roman" w:cs="Times New Roman"/>
-          <w:sz w:val="28"/>
-          <w:szCs w:val="28"/>
-          <w:lang w:val="en-US"/>
-        </w:rPr>
-        <w:t>(</w:t>
-      </w:r>
-      <w:proofErr w:type="spellStart"/>
-      <w:r>
-        <w:rPr>
-          <w:rFonts w:ascii="Times New Roman" w:hAnsi="Times New Roman" w:cs="Times New Roman"/>
-          <w:sz w:val="28"/>
-          <w:szCs w:val="28"/>
-          <w:lang w:val="en-US"/>
-        </w:rPr>
-        <w:t>X_train</w:t>
-      </w:r>
-      <w:proofErr w:type="spellEnd"/>
-      <w:r>
-        <w:rPr>
-          <w:rFonts w:ascii="Times New Roman" w:hAnsi="Times New Roman" w:cs="Times New Roman"/>
-          <w:sz w:val="28"/>
-          <w:szCs w:val="28"/>
-          <w:lang w:val="en-US"/>
-        </w:rPr>
-        <w:t xml:space="preserve">, </w:t>
-      </w:r>
-      <w:proofErr w:type="spellStart"/>
-      <w:r>
-        <w:rPr>
-          <w:rFonts w:ascii="Times New Roman" w:hAnsi="Times New Roman" w:cs="Times New Roman"/>
-          <w:sz w:val="28"/>
-          <w:szCs w:val="28"/>
-          <w:lang w:val="en-US"/>
-        </w:rPr>
-        <w:t>y_train</w:t>
-      </w:r>
-      <w:proofErr w:type="spellEnd"/>
-      <w:r>
-        <w:rPr>
-          <w:rFonts w:ascii="Times New Roman" w:hAnsi="Times New Roman" w:cs="Times New Roman"/>
-          <w:sz w:val="28"/>
-          <w:szCs w:val="28"/>
-          <w:lang w:val="en-US"/>
-        </w:rPr>
-        <w:t>)</w:t>
+      <w:r>
+        <w:rPr>
+          <w:rFonts w:ascii="Times New Roman" w:hAnsi="Times New Roman" w:cs="Times New Roman"/>
+          <w:sz w:val="28"/>
+          <w:szCs w:val="28"/>
+          <w:lang w:val="en-US"/>
+        </w:rPr>
+        <w:t>initial_model.fit(X_train, y_train)</w:t>
       </w:r>
     </w:p>
     <w:p>
@@ -5176,65 +3410,14 @@
           <w:lang w:val="en-US"/>
         </w:rPr>
       </w:pPr>
-      <w:proofErr w:type="spellStart"/>
-      <w:r>
-        <w:rPr>
-          <w:rFonts w:ascii="Times New Roman" w:hAnsi="Times New Roman" w:cs="Times New Roman"/>
-          <w:sz w:val="28"/>
-          <w:szCs w:val="28"/>
-          <w:lang w:val="en-US"/>
-        </w:rPr>
-        <w:t>y_pred_initial</w:t>
-      </w:r>
-      <w:proofErr w:type="spellEnd"/>
-      <w:r>
-        <w:rPr>
-          <w:rFonts w:ascii="Times New Roman" w:hAnsi="Times New Roman" w:cs="Times New Roman"/>
-          <w:sz w:val="28"/>
-          <w:szCs w:val="28"/>
-          <w:lang w:val="en-US"/>
-        </w:rPr>
-        <w:t xml:space="preserve"> = </w:t>
-      </w:r>
-      <w:proofErr w:type="spellStart"/>
-      <w:r>
-        <w:rPr>
-          <w:rFonts w:ascii="Times New Roman" w:hAnsi="Times New Roman" w:cs="Times New Roman"/>
-          <w:sz w:val="28"/>
-          <w:szCs w:val="28"/>
-          <w:lang w:val="en-US"/>
-        </w:rPr>
-        <w:t>initial_model.predict</w:t>
-      </w:r>
-      <w:proofErr w:type="spellEnd"/>
-      <w:r>
-        <w:rPr>
-          <w:rFonts w:ascii="Times New Roman" w:hAnsi="Times New Roman" w:cs="Times New Roman"/>
-          <w:sz w:val="28"/>
-          <w:szCs w:val="28"/>
-          <w:lang w:val="en-US"/>
-        </w:rPr>
-        <w:t>(</w:t>
-      </w:r>
-      <w:proofErr w:type="spellStart"/>
-      <w:r>
-        <w:rPr>
-          <w:rFonts w:ascii="Times New Roman" w:hAnsi="Times New Roman" w:cs="Times New Roman"/>
-          <w:sz w:val="28"/>
-          <w:szCs w:val="28"/>
-          <w:lang w:val="en-US"/>
-        </w:rPr>
-        <w:t>X_test</w:t>
-      </w:r>
-      <w:proofErr w:type="spellEnd"/>
-      <w:r>
-        <w:rPr>
-          <w:rFonts w:ascii="Times New Roman" w:hAnsi="Times New Roman" w:cs="Times New Roman"/>
-          <w:sz w:val="28"/>
-          <w:szCs w:val="28"/>
-          <w:lang w:val="en-US"/>
-        </w:rPr>
-        <w:t>)</w:t>
+      <w:r>
+        <w:rPr>
+          <w:rFonts w:ascii="Times New Roman" w:hAnsi="Times New Roman" w:cs="Times New Roman"/>
+          <w:sz w:val="28"/>
+          <w:szCs w:val="28"/>
+          <w:lang w:val="en-US"/>
+        </w:rPr>
+        <w:t>y_pred_initial = initial_model.predict(X_test)</w:t>
       </w:r>
     </w:p>
     <w:p>
@@ -5256,47 +3439,7 @@
           <w:szCs w:val="28"/>
           <w:lang w:val="en-US"/>
         </w:rPr>
-        <w:t>print(f"\</w:t>
-      </w:r>
-      <w:proofErr w:type="spellStart"/>
-      <w:r>
-        <w:rPr>
-          <w:rFonts w:ascii="Times New Roman" w:hAnsi="Times New Roman" w:cs="Times New Roman"/>
-          <w:sz w:val="28"/>
-          <w:szCs w:val="28"/>
-          <w:lang w:val="en-US"/>
-        </w:rPr>
-        <w:t>nK</w:t>
-      </w:r>
-      <w:proofErr w:type="spellEnd"/>
-      <w:r>
-        <w:rPr>
-          <w:rFonts w:ascii="Times New Roman" w:hAnsi="Times New Roman" w:cs="Times New Roman"/>
-          <w:sz w:val="28"/>
-          <w:szCs w:val="28"/>
-          <w:lang w:val="en-US"/>
-        </w:rPr>
-        <w:t>={</w:t>
-      </w:r>
-      <w:proofErr w:type="spellStart"/>
-      <w:r>
-        <w:rPr>
-          <w:rFonts w:ascii="Times New Roman" w:hAnsi="Times New Roman" w:cs="Times New Roman"/>
-          <w:sz w:val="28"/>
-          <w:szCs w:val="28"/>
-          <w:lang w:val="en-US"/>
-        </w:rPr>
-        <w:t>initial_k</w:t>
-      </w:r>
-      <w:proofErr w:type="spellEnd"/>
-      <w:r>
-        <w:rPr>
-          <w:rFonts w:ascii="Times New Roman" w:hAnsi="Times New Roman" w:cs="Times New Roman"/>
-          <w:sz w:val="28"/>
-          <w:szCs w:val="28"/>
-          <w:lang w:val="en-US"/>
-        </w:rPr>
-        <w:t>}")</w:t>
+        <w:t>print(f"\nK={initial_k}")</w:t>
       </w:r>
     </w:p>
     <w:p>
@@ -5318,67 +3461,7 @@
           <w:szCs w:val="28"/>
           <w:lang w:val="en-US"/>
         </w:rPr>
-        <w:t>print("Accuracy:", round(</w:t>
-      </w:r>
-      <w:proofErr w:type="spellStart"/>
-      <w:r>
-        <w:rPr>
-          <w:rFonts w:ascii="Times New Roman" w:hAnsi="Times New Roman" w:cs="Times New Roman"/>
-          <w:sz w:val="28"/>
-          <w:szCs w:val="28"/>
-          <w:lang w:val="en-US"/>
-        </w:rPr>
-        <w:t>accuracy_score</w:t>
-      </w:r>
-      <w:proofErr w:type="spellEnd"/>
-      <w:r>
-        <w:rPr>
-          <w:rFonts w:ascii="Times New Roman" w:hAnsi="Times New Roman" w:cs="Times New Roman"/>
-          <w:sz w:val="28"/>
-          <w:szCs w:val="28"/>
-          <w:lang w:val="en-US"/>
-        </w:rPr>
-        <w:t>(</w:t>
-      </w:r>
-      <w:proofErr w:type="spellStart"/>
-      <w:r>
-        <w:rPr>
-          <w:rFonts w:ascii="Times New Roman" w:hAnsi="Times New Roman" w:cs="Times New Roman"/>
-          <w:sz w:val="28"/>
-          <w:szCs w:val="28"/>
-          <w:lang w:val="en-US"/>
-        </w:rPr>
-        <w:t>y_test</w:t>
-      </w:r>
-      <w:proofErr w:type="spellEnd"/>
-      <w:r>
-        <w:rPr>
-          <w:rFonts w:ascii="Times New Roman" w:hAnsi="Times New Roman" w:cs="Times New Roman"/>
-          <w:sz w:val="28"/>
-          <w:szCs w:val="28"/>
-          <w:lang w:val="en-US"/>
-        </w:rPr>
-        <w:t xml:space="preserve">, </w:t>
-      </w:r>
-      <w:proofErr w:type="spellStart"/>
-      <w:r>
-        <w:rPr>
-          <w:rFonts w:ascii="Times New Roman" w:hAnsi="Times New Roman" w:cs="Times New Roman"/>
-          <w:sz w:val="28"/>
-          <w:szCs w:val="28"/>
-          <w:lang w:val="en-US"/>
-        </w:rPr>
-        <w:t>y_pred_initial</w:t>
-      </w:r>
-      <w:proofErr w:type="spellEnd"/>
-      <w:r>
-        <w:rPr>
-          <w:rFonts w:ascii="Times New Roman" w:hAnsi="Times New Roman" w:cs="Times New Roman"/>
-          <w:sz w:val="28"/>
-          <w:szCs w:val="28"/>
-          <w:lang w:val="en-US"/>
-        </w:rPr>
-        <w:t>), 4))</w:t>
+        <w:t>print("Accuracy:", round(accuracy_score(y_test, y_pred_initial), 4))</w:t>
       </w:r>
     </w:p>
     <w:p>
@@ -5400,87 +3483,7 @@
           <w:szCs w:val="28"/>
           <w:lang w:val="en-US"/>
         </w:rPr>
-        <w:t>print("Precision:", round(</w:t>
-      </w:r>
-      <w:proofErr w:type="spellStart"/>
-      <w:r>
-        <w:rPr>
-          <w:rFonts w:ascii="Times New Roman" w:hAnsi="Times New Roman" w:cs="Times New Roman"/>
-          <w:sz w:val="28"/>
-          <w:szCs w:val="28"/>
-          <w:lang w:val="en-US"/>
-        </w:rPr>
-        <w:t>precision_score</w:t>
-      </w:r>
-      <w:proofErr w:type="spellEnd"/>
-      <w:r>
-        <w:rPr>
-          <w:rFonts w:ascii="Times New Roman" w:hAnsi="Times New Roman" w:cs="Times New Roman"/>
-          <w:sz w:val="28"/>
-          <w:szCs w:val="28"/>
-          <w:lang w:val="en-US"/>
-        </w:rPr>
-        <w:t>(</w:t>
-      </w:r>
-      <w:proofErr w:type="spellStart"/>
-      <w:r>
-        <w:rPr>
-          <w:rFonts w:ascii="Times New Roman" w:hAnsi="Times New Roman" w:cs="Times New Roman"/>
-          <w:sz w:val="28"/>
-          <w:szCs w:val="28"/>
-          <w:lang w:val="en-US"/>
-        </w:rPr>
-        <w:t>y_test</w:t>
-      </w:r>
-      <w:proofErr w:type="spellEnd"/>
-      <w:r>
-        <w:rPr>
-          <w:rFonts w:ascii="Times New Roman" w:hAnsi="Times New Roman" w:cs="Times New Roman"/>
-          <w:sz w:val="28"/>
-          <w:szCs w:val="28"/>
-          <w:lang w:val="en-US"/>
-        </w:rPr>
-        <w:t xml:space="preserve">, </w:t>
-      </w:r>
-      <w:proofErr w:type="spellStart"/>
-      <w:r>
-        <w:rPr>
-          <w:rFonts w:ascii="Times New Roman" w:hAnsi="Times New Roman" w:cs="Times New Roman"/>
-          <w:sz w:val="28"/>
-          <w:szCs w:val="28"/>
-          <w:lang w:val="en-US"/>
-        </w:rPr>
-        <w:t>y_pred_initial</w:t>
-      </w:r>
-      <w:proofErr w:type="spellEnd"/>
-      <w:r>
-        <w:rPr>
-          <w:rFonts w:ascii="Times New Roman" w:hAnsi="Times New Roman" w:cs="Times New Roman"/>
-          <w:sz w:val="28"/>
-          <w:szCs w:val="28"/>
-          <w:lang w:val="en-US"/>
-        </w:rPr>
-        <w:t xml:space="preserve">, </w:t>
-      </w:r>
-      <w:proofErr w:type="spellStart"/>
-      <w:r>
-        <w:rPr>
-          <w:rFonts w:ascii="Times New Roman" w:hAnsi="Times New Roman" w:cs="Times New Roman"/>
-          <w:sz w:val="28"/>
-          <w:szCs w:val="28"/>
-          <w:lang w:val="en-US"/>
-        </w:rPr>
-        <w:t>pos_label</w:t>
-      </w:r>
-      <w:proofErr w:type="spellEnd"/>
-      <w:r>
-        <w:rPr>
-          <w:rFonts w:ascii="Times New Roman" w:hAnsi="Times New Roman" w:cs="Times New Roman"/>
-          <w:sz w:val="28"/>
-          <w:szCs w:val="28"/>
-          <w:lang w:val="en-US"/>
-        </w:rPr>
-        <w:t>='1'), 4))</w:t>
+        <w:t>print("Precision:", round(precision_score(y_test, y_pred_initial, pos_label='1'), 4))</w:t>
       </w:r>
     </w:p>
     <w:p>
@@ -5502,87 +3505,7 @@
           <w:szCs w:val="28"/>
           <w:lang w:val="en-US"/>
         </w:rPr>
-        <w:t>print("Recall:", round(</w:t>
-      </w:r>
-      <w:proofErr w:type="spellStart"/>
-      <w:r>
-        <w:rPr>
-          <w:rFonts w:ascii="Times New Roman" w:hAnsi="Times New Roman" w:cs="Times New Roman"/>
-          <w:sz w:val="28"/>
-          <w:szCs w:val="28"/>
-          <w:lang w:val="en-US"/>
-        </w:rPr>
-        <w:t>recall_score</w:t>
-      </w:r>
-      <w:proofErr w:type="spellEnd"/>
-      <w:r>
-        <w:rPr>
-          <w:rFonts w:ascii="Times New Roman" w:hAnsi="Times New Roman" w:cs="Times New Roman"/>
-          <w:sz w:val="28"/>
-          <w:szCs w:val="28"/>
-          <w:lang w:val="en-US"/>
-        </w:rPr>
-        <w:t>(</w:t>
-      </w:r>
-      <w:proofErr w:type="spellStart"/>
-      <w:r>
-        <w:rPr>
-          <w:rFonts w:ascii="Times New Roman" w:hAnsi="Times New Roman" w:cs="Times New Roman"/>
-          <w:sz w:val="28"/>
-          <w:szCs w:val="28"/>
-          <w:lang w:val="en-US"/>
-        </w:rPr>
-        <w:t>y_test</w:t>
-      </w:r>
-      <w:proofErr w:type="spellEnd"/>
-      <w:r>
-        <w:rPr>
-          <w:rFonts w:ascii="Times New Roman" w:hAnsi="Times New Roman" w:cs="Times New Roman"/>
-          <w:sz w:val="28"/>
-          <w:szCs w:val="28"/>
-          <w:lang w:val="en-US"/>
-        </w:rPr>
-        <w:t xml:space="preserve">, </w:t>
-      </w:r>
-      <w:proofErr w:type="spellStart"/>
-      <w:r>
-        <w:rPr>
-          <w:rFonts w:ascii="Times New Roman" w:hAnsi="Times New Roman" w:cs="Times New Roman"/>
-          <w:sz w:val="28"/>
-          <w:szCs w:val="28"/>
-          <w:lang w:val="en-US"/>
-        </w:rPr>
-        <w:t>y_pred_initial</w:t>
-      </w:r>
-      <w:proofErr w:type="spellEnd"/>
-      <w:r>
-        <w:rPr>
-          <w:rFonts w:ascii="Times New Roman" w:hAnsi="Times New Roman" w:cs="Times New Roman"/>
-          <w:sz w:val="28"/>
-          <w:szCs w:val="28"/>
-          <w:lang w:val="en-US"/>
-        </w:rPr>
-        <w:t xml:space="preserve">, </w:t>
-      </w:r>
-      <w:proofErr w:type="spellStart"/>
-      <w:r>
-        <w:rPr>
-          <w:rFonts w:ascii="Times New Roman" w:hAnsi="Times New Roman" w:cs="Times New Roman"/>
-          <w:sz w:val="28"/>
-          <w:szCs w:val="28"/>
-          <w:lang w:val="en-US"/>
-        </w:rPr>
-        <w:t>pos_label</w:t>
-      </w:r>
-      <w:proofErr w:type="spellEnd"/>
-      <w:r>
-        <w:rPr>
-          <w:rFonts w:ascii="Times New Roman" w:hAnsi="Times New Roman" w:cs="Times New Roman"/>
-          <w:sz w:val="28"/>
-          <w:szCs w:val="28"/>
-          <w:lang w:val="en-US"/>
-        </w:rPr>
-        <w:t>='1'), 4))</w:t>
+        <w:t>print("Recall:", round(recall_score(y_test, y_pred_initial, pos_label='1'), 4))</w:t>
       </w:r>
     </w:p>
     <w:p>
@@ -5604,67 +3527,7 @@
           <w:szCs w:val="28"/>
           <w:lang w:val="en-US"/>
         </w:rPr>
-        <w:t>print("F1-score:", round(f1_score(</w:t>
-      </w:r>
-      <w:proofErr w:type="spellStart"/>
-      <w:r>
-        <w:rPr>
-          <w:rFonts w:ascii="Times New Roman" w:hAnsi="Times New Roman" w:cs="Times New Roman"/>
-          <w:sz w:val="28"/>
-          <w:szCs w:val="28"/>
-          <w:lang w:val="en-US"/>
-        </w:rPr>
-        <w:t>y_test</w:t>
-      </w:r>
-      <w:proofErr w:type="spellEnd"/>
-      <w:r>
-        <w:rPr>
-          <w:rFonts w:ascii="Times New Roman" w:hAnsi="Times New Roman" w:cs="Times New Roman"/>
-          <w:sz w:val="28"/>
-          <w:szCs w:val="28"/>
-          <w:lang w:val="en-US"/>
-        </w:rPr>
-        <w:t xml:space="preserve">, </w:t>
-      </w:r>
-      <w:proofErr w:type="spellStart"/>
-      <w:r>
-        <w:rPr>
-          <w:rFonts w:ascii="Times New Roman" w:hAnsi="Times New Roman" w:cs="Times New Roman"/>
-          <w:sz w:val="28"/>
-          <w:szCs w:val="28"/>
-          <w:lang w:val="en-US"/>
-        </w:rPr>
-        <w:t>y_pred_initial</w:t>
-      </w:r>
-      <w:proofErr w:type="spellEnd"/>
-      <w:r>
-        <w:rPr>
-          <w:rFonts w:ascii="Times New Roman" w:hAnsi="Times New Roman" w:cs="Times New Roman"/>
-          <w:sz w:val="28"/>
-          <w:szCs w:val="28"/>
-          <w:lang w:val="en-US"/>
-        </w:rPr>
-        <w:t xml:space="preserve">, </w:t>
-      </w:r>
-      <w:proofErr w:type="spellStart"/>
-      <w:r>
-        <w:rPr>
-          <w:rFonts w:ascii="Times New Roman" w:hAnsi="Times New Roman" w:cs="Times New Roman"/>
-          <w:sz w:val="28"/>
-          <w:szCs w:val="28"/>
-          <w:lang w:val="en-US"/>
-        </w:rPr>
-        <w:t>pos_label</w:t>
-      </w:r>
-      <w:proofErr w:type="spellEnd"/>
-      <w:r>
-        <w:rPr>
-          <w:rFonts w:ascii="Times New Roman" w:hAnsi="Times New Roman" w:cs="Times New Roman"/>
-          <w:sz w:val="28"/>
-          <w:szCs w:val="28"/>
-          <w:lang w:val="en-US"/>
-        </w:rPr>
-        <w:t>='1'), 4))</w:t>
+        <w:t>print("F1-score:", round(f1_score(y_test, y_pred_initial, pos_label='1'), 4))</w:t>
       </w:r>
     </w:p>
     <w:p>
@@ -5686,67 +3549,7 @@
           <w:szCs w:val="28"/>
           <w:lang w:val="en-US"/>
         </w:rPr>
-        <w:t>print(</w:t>
-      </w:r>
-      <w:proofErr w:type="spellStart"/>
-      <w:r>
-        <w:rPr>
-          <w:rFonts w:ascii="Times New Roman" w:hAnsi="Times New Roman" w:cs="Times New Roman"/>
-          <w:sz w:val="28"/>
-          <w:szCs w:val="28"/>
-          <w:lang w:val="en-US"/>
-        </w:rPr>
-        <w:t>classification_report</w:t>
-      </w:r>
-      <w:proofErr w:type="spellEnd"/>
-      <w:r>
-        <w:rPr>
-          <w:rFonts w:ascii="Times New Roman" w:hAnsi="Times New Roman" w:cs="Times New Roman"/>
-          <w:sz w:val="28"/>
-          <w:szCs w:val="28"/>
-          <w:lang w:val="en-US"/>
-        </w:rPr>
-        <w:t>(</w:t>
-      </w:r>
-      <w:proofErr w:type="spellStart"/>
-      <w:r>
-        <w:rPr>
-          <w:rFonts w:ascii="Times New Roman" w:hAnsi="Times New Roman" w:cs="Times New Roman"/>
-          <w:sz w:val="28"/>
-          <w:szCs w:val="28"/>
-          <w:lang w:val="en-US"/>
-        </w:rPr>
-        <w:t>y_test</w:t>
-      </w:r>
-      <w:proofErr w:type="spellEnd"/>
-      <w:r>
-        <w:rPr>
-          <w:rFonts w:ascii="Times New Roman" w:hAnsi="Times New Roman" w:cs="Times New Roman"/>
-          <w:sz w:val="28"/>
-          <w:szCs w:val="28"/>
-          <w:lang w:val="en-US"/>
-        </w:rPr>
-        <w:t xml:space="preserve">, </w:t>
-      </w:r>
-      <w:proofErr w:type="spellStart"/>
-      <w:r>
-        <w:rPr>
-          <w:rFonts w:ascii="Times New Roman" w:hAnsi="Times New Roman" w:cs="Times New Roman"/>
-          <w:sz w:val="28"/>
-          <w:szCs w:val="28"/>
-          <w:lang w:val="en-US"/>
-        </w:rPr>
-        <w:t>y_pred_initial</w:t>
-      </w:r>
-      <w:proofErr w:type="spellEnd"/>
-      <w:r>
-        <w:rPr>
-          <w:rFonts w:ascii="Times New Roman" w:hAnsi="Times New Roman" w:cs="Times New Roman"/>
-          <w:sz w:val="28"/>
-          <w:szCs w:val="28"/>
-          <w:lang w:val="en-US"/>
-        </w:rPr>
-        <w:t>))</w:t>
+        <w:t>print(classification_report(y_test, y_pred_initial))</w:t>
       </w:r>
     </w:p>
     <w:p>
@@ -5761,85 +3564,14 @@
           <w:lang w:val="en-US"/>
         </w:rPr>
       </w:pPr>
-      <w:proofErr w:type="spellStart"/>
-      <w:r>
-        <w:rPr>
-          <w:rFonts w:ascii="Times New Roman" w:hAnsi="Times New Roman" w:cs="Times New Roman"/>
-          <w:sz w:val="28"/>
-          <w:szCs w:val="28"/>
-          <w:lang w:val="en-US"/>
-        </w:rPr>
-        <w:t>cv_stratified</w:t>
-      </w:r>
-      <w:proofErr w:type="spellEnd"/>
-      <w:r>
-        <w:rPr>
-          <w:rFonts w:ascii="Times New Roman" w:hAnsi="Times New Roman" w:cs="Times New Roman"/>
-          <w:sz w:val="28"/>
-          <w:szCs w:val="28"/>
-          <w:lang w:val="en-US"/>
-        </w:rPr>
-        <w:t xml:space="preserve"> = </w:t>
-      </w:r>
-      <w:proofErr w:type="spellStart"/>
-      <w:r>
-        <w:rPr>
-          <w:rFonts w:ascii="Times New Roman" w:hAnsi="Times New Roman" w:cs="Times New Roman"/>
-          <w:sz w:val="28"/>
-          <w:szCs w:val="28"/>
-          <w:lang w:val="en-US"/>
-        </w:rPr>
-        <w:t>StratifiedKFold</w:t>
-      </w:r>
-      <w:proofErr w:type="spellEnd"/>
-      <w:r>
-        <w:rPr>
-          <w:rFonts w:ascii="Times New Roman" w:hAnsi="Times New Roman" w:cs="Times New Roman"/>
-          <w:sz w:val="28"/>
-          <w:szCs w:val="28"/>
-          <w:lang w:val="en-US"/>
-        </w:rPr>
-        <w:t>(</w:t>
-      </w:r>
-      <w:proofErr w:type="spellStart"/>
-      <w:r>
-        <w:rPr>
-          <w:rFonts w:ascii="Times New Roman" w:hAnsi="Times New Roman" w:cs="Times New Roman"/>
-          <w:sz w:val="28"/>
-          <w:szCs w:val="28"/>
-          <w:lang w:val="en-US"/>
-        </w:rPr>
-        <w:t>n_splits</w:t>
-      </w:r>
-      <w:proofErr w:type="spellEnd"/>
-      <w:r>
-        <w:rPr>
-          <w:rFonts w:ascii="Times New Roman" w:hAnsi="Times New Roman" w:cs="Times New Roman"/>
-          <w:sz w:val="28"/>
-          <w:szCs w:val="28"/>
-          <w:lang w:val="en-US"/>
-        </w:rPr>
-        <w:t xml:space="preserve">=5, shuffle=True, </w:t>
-      </w:r>
-      <w:proofErr w:type="spellStart"/>
-      <w:r>
-        <w:rPr>
-          <w:rFonts w:ascii="Times New Roman" w:hAnsi="Times New Roman" w:cs="Times New Roman"/>
-          <w:sz w:val="28"/>
-          <w:szCs w:val="28"/>
-          <w:lang w:val="en-US"/>
-        </w:rPr>
-        <w:t>random_state</w:t>
-      </w:r>
-      <w:proofErr w:type="spellEnd"/>
-      <w:r>
-        <w:rPr>
-          <w:rFonts w:ascii="Times New Roman" w:hAnsi="Times New Roman" w:cs="Times New Roman"/>
-          <w:sz w:val="28"/>
-          <w:szCs w:val="28"/>
-          <w:lang w:val="en-US"/>
-        </w:rPr>
-        <w:t>=42)</w:t>
+      <w:r>
+        <w:rPr>
+          <w:rFonts w:ascii="Times New Roman" w:hAnsi="Times New Roman" w:cs="Times New Roman"/>
+          <w:sz w:val="28"/>
+          <w:szCs w:val="28"/>
+          <w:lang w:val="en-US"/>
+        </w:rPr>
+        <w:t>cv_stratified = StratifiedKFold(n_splits=5, shuffle=True, random_state=42)</w:t>
       </w:r>
     </w:p>
     <w:p>
@@ -5854,85 +3586,14 @@
           <w:lang w:val="en-US"/>
         </w:rPr>
       </w:pPr>
-      <w:proofErr w:type="spellStart"/>
-      <w:r>
-        <w:rPr>
-          <w:rFonts w:ascii="Times New Roman" w:hAnsi="Times New Roman" w:cs="Times New Roman"/>
-          <w:sz w:val="28"/>
-          <w:szCs w:val="28"/>
-          <w:lang w:val="en-US"/>
-        </w:rPr>
-        <w:t>cv_kfold</w:t>
-      </w:r>
-      <w:proofErr w:type="spellEnd"/>
-      <w:r>
-        <w:rPr>
-          <w:rFonts w:ascii="Times New Roman" w:hAnsi="Times New Roman" w:cs="Times New Roman"/>
-          <w:sz w:val="28"/>
-          <w:szCs w:val="28"/>
-          <w:lang w:val="en-US"/>
-        </w:rPr>
-        <w:t xml:space="preserve"> = </w:t>
-      </w:r>
-      <w:proofErr w:type="spellStart"/>
-      <w:r>
-        <w:rPr>
-          <w:rFonts w:ascii="Times New Roman" w:hAnsi="Times New Roman" w:cs="Times New Roman"/>
-          <w:sz w:val="28"/>
-          <w:szCs w:val="28"/>
-          <w:lang w:val="en-US"/>
-        </w:rPr>
-        <w:t>KFold</w:t>
-      </w:r>
-      <w:proofErr w:type="spellEnd"/>
-      <w:r>
-        <w:rPr>
-          <w:rFonts w:ascii="Times New Roman" w:hAnsi="Times New Roman" w:cs="Times New Roman"/>
-          <w:sz w:val="28"/>
-          <w:szCs w:val="28"/>
-          <w:lang w:val="en-US"/>
-        </w:rPr>
-        <w:t>(</w:t>
-      </w:r>
-      <w:proofErr w:type="spellStart"/>
-      <w:r>
-        <w:rPr>
-          <w:rFonts w:ascii="Times New Roman" w:hAnsi="Times New Roman" w:cs="Times New Roman"/>
-          <w:sz w:val="28"/>
-          <w:szCs w:val="28"/>
-          <w:lang w:val="en-US"/>
-        </w:rPr>
-        <w:t>n_splits</w:t>
-      </w:r>
-      <w:proofErr w:type="spellEnd"/>
-      <w:r>
-        <w:rPr>
-          <w:rFonts w:ascii="Times New Roman" w:hAnsi="Times New Roman" w:cs="Times New Roman"/>
-          <w:sz w:val="28"/>
-          <w:szCs w:val="28"/>
-          <w:lang w:val="en-US"/>
-        </w:rPr>
-        <w:t xml:space="preserve">=5, shuffle=True, </w:t>
-      </w:r>
-      <w:proofErr w:type="spellStart"/>
-      <w:r>
-        <w:rPr>
-          <w:rFonts w:ascii="Times New Roman" w:hAnsi="Times New Roman" w:cs="Times New Roman"/>
-          <w:sz w:val="28"/>
-          <w:szCs w:val="28"/>
-          <w:lang w:val="en-US"/>
-        </w:rPr>
-        <w:t>random_state</w:t>
-      </w:r>
-      <w:proofErr w:type="spellEnd"/>
-      <w:r>
-        <w:rPr>
-          <w:rFonts w:ascii="Times New Roman" w:hAnsi="Times New Roman" w:cs="Times New Roman"/>
-          <w:sz w:val="28"/>
-          <w:szCs w:val="28"/>
-          <w:lang w:val="en-US"/>
-        </w:rPr>
-        <w:t>=42)</w:t>
+      <w:r>
+        <w:rPr>
+          <w:rFonts w:ascii="Times New Roman" w:hAnsi="Times New Roman" w:cs="Times New Roman"/>
+          <w:sz w:val="28"/>
+          <w:szCs w:val="28"/>
+          <w:lang w:val="en-US"/>
+        </w:rPr>
+        <w:t>cv_kfold = KFold(n_splits=5, shuffle=True, random_state=42)</w:t>
       </w:r>
     </w:p>
     <w:p>
@@ -5947,25 +3608,14 @@
           <w:lang w:val="en-US"/>
         </w:rPr>
       </w:pPr>
-      <w:proofErr w:type="spellStart"/>
-      <w:r>
-        <w:rPr>
-          <w:rFonts w:ascii="Times New Roman" w:hAnsi="Times New Roman" w:cs="Times New Roman"/>
-          <w:sz w:val="28"/>
-          <w:szCs w:val="28"/>
-          <w:lang w:val="en-US"/>
-        </w:rPr>
-        <w:t>search_model</w:t>
-      </w:r>
-      <w:proofErr w:type="spellEnd"/>
-      <w:r>
-        <w:rPr>
-          <w:rFonts w:ascii="Times New Roman" w:hAnsi="Times New Roman" w:cs="Times New Roman"/>
-          <w:sz w:val="28"/>
-          <w:szCs w:val="28"/>
-          <w:lang w:val="en-US"/>
-        </w:rPr>
-        <w:t xml:space="preserve"> = Pipeline(steps=[</w:t>
+      <w:r>
+        <w:rPr>
+          <w:rFonts w:ascii="Times New Roman" w:hAnsi="Times New Roman" w:cs="Times New Roman"/>
+          <w:sz w:val="28"/>
+          <w:szCs w:val="28"/>
+          <w:lang w:val="en-US"/>
+        </w:rPr>
+        <w:t>search_model = Pipeline(steps=[</w:t>
       </w:r>
     </w:p>
     <w:p>
@@ -6009,27 +3659,7 @@
           <w:szCs w:val="28"/>
           <w:lang w:val="en-US"/>
         </w:rPr>
-        <w:t xml:space="preserve">    ("classifier", </w:t>
-      </w:r>
-      <w:proofErr w:type="spellStart"/>
-      <w:r>
-        <w:rPr>
-          <w:rFonts w:ascii="Times New Roman" w:hAnsi="Times New Roman" w:cs="Times New Roman"/>
-          <w:sz w:val="28"/>
-          <w:szCs w:val="28"/>
-          <w:lang w:val="en-US"/>
-        </w:rPr>
-        <w:t>KNeighborsClassifier</w:t>
-      </w:r>
-      <w:proofErr w:type="spellEnd"/>
-      <w:r>
-        <w:rPr>
-          <w:rFonts w:ascii="Times New Roman" w:hAnsi="Times New Roman" w:cs="Times New Roman"/>
-          <w:sz w:val="28"/>
-          <w:szCs w:val="28"/>
-          <w:lang w:val="en-US"/>
-        </w:rPr>
-        <w:t>())</w:t>
+        <w:t>    ("classifier", KNeighborsClassifier())</w:t>
       </w:r>
     </w:p>
     <w:p>
@@ -6066,25 +3696,14 @@
           <w:lang w:val="en-US"/>
         </w:rPr>
       </w:pPr>
-      <w:proofErr w:type="spellStart"/>
-      <w:r>
-        <w:rPr>
-          <w:rFonts w:ascii="Times New Roman" w:hAnsi="Times New Roman" w:cs="Times New Roman"/>
-          <w:sz w:val="28"/>
-          <w:szCs w:val="28"/>
-          <w:lang w:val="en-US"/>
-        </w:rPr>
-        <w:t>param_grid</w:t>
-      </w:r>
-      <w:proofErr w:type="spellEnd"/>
-      <w:r>
-        <w:rPr>
-          <w:rFonts w:ascii="Times New Roman" w:hAnsi="Times New Roman" w:cs="Times New Roman"/>
-          <w:sz w:val="28"/>
-          <w:szCs w:val="28"/>
-          <w:lang w:val="en-US"/>
-        </w:rPr>
-        <w:t xml:space="preserve"> = {</w:t>
+      <w:r>
+        <w:rPr>
+          <w:rFonts w:ascii="Times New Roman" w:hAnsi="Times New Roman" w:cs="Times New Roman"/>
+          <w:sz w:val="28"/>
+          <w:szCs w:val="28"/>
+          <w:lang w:val="en-US"/>
+        </w:rPr>
+        <w:t>param_grid = {</w:t>
       </w:r>
     </w:p>
     <w:p>
@@ -6106,27 +3725,7 @@
           <w:szCs w:val="28"/>
           <w:lang w:val="en-US"/>
         </w:rPr>
-        <w:t>    "classifier__</w:t>
-      </w:r>
-      <w:proofErr w:type="spellStart"/>
-      <w:r>
-        <w:rPr>
-          <w:rFonts w:ascii="Times New Roman" w:hAnsi="Times New Roman" w:cs="Times New Roman"/>
-          <w:sz w:val="28"/>
-          <w:szCs w:val="28"/>
-          <w:lang w:val="en-US"/>
-        </w:rPr>
-        <w:t>n_neighbors</w:t>
-      </w:r>
-      <w:proofErr w:type="spellEnd"/>
-      <w:r>
-        <w:rPr>
-          <w:rFonts w:ascii="Times New Roman" w:hAnsi="Times New Roman" w:cs="Times New Roman"/>
-          <w:sz w:val="28"/>
-          <w:szCs w:val="28"/>
-          <w:lang w:val="en-US"/>
-        </w:rPr>
-        <w:t>": list(range(1, 31)),</w:t>
+        <w:t>    "classifier__n_neighbors": list(range(1, 31)),</w:t>
       </w:r>
     </w:p>
     <w:p>
@@ -6148,27 +3747,7 @@
           <w:szCs w:val="28"/>
           <w:lang w:val="en-US"/>
         </w:rPr>
-        <w:t>    "</w:t>
-      </w:r>
-      <w:proofErr w:type="spellStart"/>
-      <w:r>
-        <w:rPr>
-          <w:rFonts w:ascii="Times New Roman" w:hAnsi="Times New Roman" w:cs="Times New Roman"/>
-          <w:sz w:val="28"/>
-          <w:szCs w:val="28"/>
-          <w:lang w:val="en-US"/>
-        </w:rPr>
-        <w:t>classifier__weights</w:t>
-      </w:r>
-      <w:proofErr w:type="spellEnd"/>
-      <w:r>
-        <w:rPr>
-          <w:rFonts w:ascii="Times New Roman" w:hAnsi="Times New Roman" w:cs="Times New Roman"/>
-          <w:sz w:val="28"/>
-          <w:szCs w:val="28"/>
-          <w:lang w:val="en-US"/>
-        </w:rPr>
-        <w:t>": ["uniform", "distance"],</w:t>
+        <w:t>    "classifier__weights": ["uniform", "distance"],</w:t>
       </w:r>
     </w:p>
     <w:p>
@@ -6190,67 +3769,7 @@
           <w:szCs w:val="28"/>
           <w:lang w:val="en-US"/>
         </w:rPr>
-        <w:t>    "</w:t>
-      </w:r>
-      <w:proofErr w:type="spellStart"/>
-      <w:r>
-        <w:rPr>
-          <w:rFonts w:ascii="Times New Roman" w:hAnsi="Times New Roman" w:cs="Times New Roman"/>
-          <w:sz w:val="28"/>
-          <w:szCs w:val="28"/>
-          <w:lang w:val="en-US"/>
-        </w:rPr>
-        <w:t>classifier__metric</w:t>
-      </w:r>
-      <w:proofErr w:type="spellEnd"/>
-      <w:r>
-        <w:rPr>
-          <w:rFonts w:ascii="Times New Roman" w:hAnsi="Times New Roman" w:cs="Times New Roman"/>
-          <w:sz w:val="28"/>
-          <w:szCs w:val="28"/>
-          <w:lang w:val="en-US"/>
-        </w:rPr>
-        <w:t>": ["</w:t>
-      </w:r>
-      <w:proofErr w:type="spellStart"/>
-      <w:r>
-        <w:rPr>
-          <w:rFonts w:ascii="Times New Roman" w:hAnsi="Times New Roman" w:cs="Times New Roman"/>
-          <w:sz w:val="28"/>
-          <w:szCs w:val="28"/>
-          <w:lang w:val="en-US"/>
-        </w:rPr>
-        <w:t>euclidean</w:t>
-      </w:r>
-      <w:proofErr w:type="spellEnd"/>
-      <w:r>
-        <w:rPr>
-          <w:rFonts w:ascii="Times New Roman" w:hAnsi="Times New Roman" w:cs="Times New Roman"/>
-          <w:sz w:val="28"/>
-          <w:szCs w:val="28"/>
-          <w:lang w:val="en-US"/>
-        </w:rPr>
-        <w:t>", "</w:t>
-      </w:r>
-      <w:proofErr w:type="spellStart"/>
-      <w:r>
-        <w:rPr>
-          <w:rFonts w:ascii="Times New Roman" w:hAnsi="Times New Roman" w:cs="Times New Roman"/>
-          <w:sz w:val="28"/>
-          <w:szCs w:val="28"/>
-          <w:lang w:val="en-US"/>
-        </w:rPr>
-        <w:t>manhattan</w:t>
-      </w:r>
-      <w:proofErr w:type="spellEnd"/>
-      <w:r>
-        <w:rPr>
-          <w:rFonts w:ascii="Times New Roman" w:hAnsi="Times New Roman" w:cs="Times New Roman"/>
-          <w:sz w:val="28"/>
-          <w:szCs w:val="28"/>
-          <w:lang w:val="en-US"/>
-        </w:rPr>
-        <w:t>"]</w:t>
+        <w:t>    "classifier__metric": ["euclidean", "manhattan"]</w:t>
       </w:r>
     </w:p>
     <w:p>
@@ -6288,45 +3807,14 @@
           <w:lang w:val="en-US"/>
         </w:rPr>
       </w:pPr>
-      <w:proofErr w:type="spellStart"/>
-      <w:r>
-        <w:rPr>
-          <w:rFonts w:ascii="Times New Roman" w:hAnsi="Times New Roman" w:cs="Times New Roman"/>
-          <w:sz w:val="28"/>
-          <w:szCs w:val="28"/>
-          <w:lang w:val="en-US"/>
-        </w:rPr>
-        <w:t>grid_search</w:t>
-      </w:r>
-      <w:proofErr w:type="spellEnd"/>
-      <w:r>
-        <w:rPr>
-          <w:rFonts w:ascii="Times New Roman" w:hAnsi="Times New Roman" w:cs="Times New Roman"/>
-          <w:sz w:val="28"/>
-          <w:szCs w:val="28"/>
-          <w:lang w:val="en-US"/>
-        </w:rPr>
-        <w:t xml:space="preserve"> = </w:t>
-      </w:r>
-      <w:proofErr w:type="spellStart"/>
-      <w:r>
-        <w:rPr>
-          <w:rFonts w:ascii="Times New Roman" w:hAnsi="Times New Roman" w:cs="Times New Roman"/>
-          <w:sz w:val="28"/>
-          <w:szCs w:val="28"/>
-          <w:lang w:val="en-US"/>
-        </w:rPr>
-        <w:t>GridSearchCV</w:t>
-      </w:r>
-      <w:proofErr w:type="spellEnd"/>
-      <w:r>
-        <w:rPr>
-          <w:rFonts w:ascii="Times New Roman" w:hAnsi="Times New Roman" w:cs="Times New Roman"/>
-          <w:sz w:val="28"/>
-          <w:szCs w:val="28"/>
-          <w:lang w:val="en-US"/>
-        </w:rPr>
-        <w:t>(</w:t>
+      <w:r>
+        <w:rPr>
+          <w:rFonts w:ascii="Times New Roman" w:hAnsi="Times New Roman" w:cs="Times New Roman"/>
+          <w:sz w:val="28"/>
+          <w:szCs w:val="28"/>
+          <w:lang w:val="en-US"/>
+        </w:rPr>
+        <w:t>grid_search = GridSearchCV(</w:t>
       </w:r>
     </w:p>
     <w:p>
@@ -6348,27 +3836,7 @@
           <w:szCs w:val="28"/>
           <w:lang w:val="en-US"/>
         </w:rPr>
-        <w:t>    estimator=</w:t>
-      </w:r>
-      <w:proofErr w:type="spellStart"/>
-      <w:r>
-        <w:rPr>
-          <w:rFonts w:ascii="Times New Roman" w:hAnsi="Times New Roman" w:cs="Times New Roman"/>
-          <w:sz w:val="28"/>
-          <w:szCs w:val="28"/>
-          <w:lang w:val="en-US"/>
-        </w:rPr>
-        <w:t>search_model</w:t>
-      </w:r>
-      <w:proofErr w:type="spellEnd"/>
-      <w:r>
-        <w:rPr>
-          <w:rFonts w:ascii="Times New Roman" w:hAnsi="Times New Roman" w:cs="Times New Roman"/>
-          <w:sz w:val="28"/>
-          <w:szCs w:val="28"/>
-          <w:lang w:val="en-US"/>
-        </w:rPr>
-        <w:t>,</w:t>
+        <w:t>    estimator=search_model,</w:t>
       </w:r>
     </w:p>
     <w:p>
@@ -6390,47 +3858,7 @@
           <w:szCs w:val="28"/>
           <w:lang w:val="en-US"/>
         </w:rPr>
-        <w:t xml:space="preserve">    </w:t>
-      </w:r>
-      <w:proofErr w:type="spellStart"/>
-      <w:r>
-        <w:rPr>
-          <w:rFonts w:ascii="Times New Roman" w:hAnsi="Times New Roman" w:cs="Times New Roman"/>
-          <w:sz w:val="28"/>
-          <w:szCs w:val="28"/>
-          <w:lang w:val="en-US"/>
-        </w:rPr>
-        <w:t>param_grid</w:t>
-      </w:r>
-      <w:proofErr w:type="spellEnd"/>
-      <w:r>
-        <w:rPr>
-          <w:rFonts w:ascii="Times New Roman" w:hAnsi="Times New Roman" w:cs="Times New Roman"/>
-          <w:sz w:val="28"/>
-          <w:szCs w:val="28"/>
-          <w:lang w:val="en-US"/>
-        </w:rPr>
-        <w:t>=</w:t>
-      </w:r>
-      <w:proofErr w:type="spellStart"/>
-      <w:r>
-        <w:rPr>
-          <w:rFonts w:ascii="Times New Roman" w:hAnsi="Times New Roman" w:cs="Times New Roman"/>
-          <w:sz w:val="28"/>
-          <w:szCs w:val="28"/>
-          <w:lang w:val="en-US"/>
-        </w:rPr>
-        <w:t>param_grid</w:t>
-      </w:r>
-      <w:proofErr w:type="spellEnd"/>
-      <w:r>
-        <w:rPr>
-          <w:rFonts w:ascii="Times New Roman" w:hAnsi="Times New Roman" w:cs="Times New Roman"/>
-          <w:sz w:val="28"/>
-          <w:szCs w:val="28"/>
-          <w:lang w:val="en-US"/>
-        </w:rPr>
-        <w:t>,</w:t>
+        <w:t>    param_grid=param_grid,</w:t>
       </w:r>
     </w:p>
     <w:p>
@@ -6474,27 +3902,7 @@
           <w:szCs w:val="28"/>
           <w:lang w:val="en-US"/>
         </w:rPr>
-        <w:t>    cv=</w:t>
-      </w:r>
-      <w:proofErr w:type="spellStart"/>
-      <w:r>
-        <w:rPr>
-          <w:rFonts w:ascii="Times New Roman" w:hAnsi="Times New Roman" w:cs="Times New Roman"/>
-          <w:sz w:val="28"/>
-          <w:szCs w:val="28"/>
-          <w:lang w:val="en-US"/>
-        </w:rPr>
-        <w:t>cv_stratified</w:t>
-      </w:r>
-      <w:proofErr w:type="spellEnd"/>
-      <w:r>
-        <w:rPr>
-          <w:rFonts w:ascii="Times New Roman" w:hAnsi="Times New Roman" w:cs="Times New Roman"/>
-          <w:sz w:val="28"/>
-          <w:szCs w:val="28"/>
-          <w:lang w:val="en-US"/>
-        </w:rPr>
-        <w:t>,</w:t>
+        <w:t>    cv=cv_stratified,</w:t>
       </w:r>
     </w:p>
     <w:p>
@@ -6516,27 +3924,7 @@
           <w:szCs w:val="28"/>
           <w:lang w:val="en-US"/>
         </w:rPr>
-        <w:t xml:space="preserve">    </w:t>
-      </w:r>
-      <w:proofErr w:type="spellStart"/>
-      <w:r>
-        <w:rPr>
-          <w:rFonts w:ascii="Times New Roman" w:hAnsi="Times New Roman" w:cs="Times New Roman"/>
-          <w:sz w:val="28"/>
-          <w:szCs w:val="28"/>
-          <w:lang w:val="en-US"/>
-        </w:rPr>
-        <w:t>n_jobs</w:t>
-      </w:r>
-      <w:proofErr w:type="spellEnd"/>
-      <w:r>
-        <w:rPr>
-          <w:rFonts w:ascii="Times New Roman" w:hAnsi="Times New Roman" w:cs="Times New Roman"/>
-          <w:sz w:val="28"/>
-          <w:szCs w:val="28"/>
-          <w:lang w:val="en-US"/>
-        </w:rPr>
-        <w:t>=-1</w:t>
+        <w:t>    n_jobs=-1</w:t>
       </w:r>
     </w:p>
     <w:p>
@@ -6573,65 +3961,14 @@
           <w:lang w:val="en-US"/>
         </w:rPr>
       </w:pPr>
-      <w:proofErr w:type="spellStart"/>
-      <w:r>
-        <w:rPr>
-          <w:rFonts w:ascii="Times New Roman" w:hAnsi="Times New Roman" w:cs="Times New Roman"/>
-          <w:sz w:val="28"/>
-          <w:szCs w:val="28"/>
-          <w:lang w:val="en-US"/>
-        </w:rPr>
-        <w:t>grid_search.fit</w:t>
-      </w:r>
-      <w:proofErr w:type="spellEnd"/>
-      <w:r>
-        <w:rPr>
-          <w:rFonts w:ascii="Times New Roman" w:hAnsi="Times New Roman" w:cs="Times New Roman"/>
-          <w:sz w:val="28"/>
-          <w:szCs w:val="28"/>
-          <w:lang w:val="en-US"/>
-        </w:rPr>
-        <w:t>(</w:t>
-      </w:r>
-      <w:proofErr w:type="spellStart"/>
-      <w:r>
-        <w:rPr>
-          <w:rFonts w:ascii="Times New Roman" w:hAnsi="Times New Roman" w:cs="Times New Roman"/>
-          <w:sz w:val="28"/>
-          <w:szCs w:val="28"/>
-          <w:lang w:val="en-US"/>
-        </w:rPr>
-        <w:t>X_train</w:t>
-      </w:r>
-      <w:proofErr w:type="spellEnd"/>
-      <w:r>
-        <w:rPr>
-          <w:rFonts w:ascii="Times New Roman" w:hAnsi="Times New Roman" w:cs="Times New Roman"/>
-          <w:sz w:val="28"/>
-          <w:szCs w:val="28"/>
-          <w:lang w:val="en-US"/>
-        </w:rPr>
-        <w:t xml:space="preserve">, </w:t>
-      </w:r>
-      <w:proofErr w:type="spellStart"/>
-      <w:r>
-        <w:rPr>
-          <w:rFonts w:ascii="Times New Roman" w:hAnsi="Times New Roman" w:cs="Times New Roman"/>
-          <w:sz w:val="28"/>
-          <w:szCs w:val="28"/>
-          <w:lang w:val="en-US"/>
-        </w:rPr>
-        <w:t>y_train</w:t>
-      </w:r>
-      <w:proofErr w:type="spellEnd"/>
-      <w:r>
-        <w:rPr>
-          <w:rFonts w:ascii="Times New Roman" w:hAnsi="Times New Roman" w:cs="Times New Roman"/>
-          <w:sz w:val="28"/>
-          <w:szCs w:val="28"/>
-          <w:lang w:val="en-US"/>
-        </w:rPr>
-        <w:t>)</w:t>
+      <w:r>
+        <w:rPr>
+          <w:rFonts w:ascii="Times New Roman" w:hAnsi="Times New Roman" w:cs="Times New Roman"/>
+          <w:sz w:val="28"/>
+          <w:szCs w:val="28"/>
+          <w:lang w:val="en-US"/>
+        </w:rPr>
+        <w:t>grid_search.fit(X_train, y_train)</w:t>
       </w:r>
     </w:p>
     <w:p>
@@ -6646,45 +3983,14 @@
           <w:lang w:val="en-US"/>
         </w:rPr>
       </w:pPr>
-      <w:proofErr w:type="spellStart"/>
-      <w:r>
-        <w:rPr>
-          <w:rFonts w:ascii="Times New Roman" w:hAnsi="Times New Roman" w:cs="Times New Roman"/>
-          <w:sz w:val="28"/>
-          <w:szCs w:val="28"/>
-          <w:lang w:val="en-US"/>
-        </w:rPr>
-        <w:t>best_grid_model</w:t>
-      </w:r>
-      <w:proofErr w:type="spellEnd"/>
-      <w:r>
-        <w:rPr>
-          <w:rFonts w:ascii="Times New Roman" w:hAnsi="Times New Roman" w:cs="Times New Roman"/>
-          <w:sz w:val="28"/>
-          <w:szCs w:val="28"/>
-          <w:lang w:val="en-US"/>
-        </w:rPr>
-        <w:t xml:space="preserve"> = </w:t>
-      </w:r>
-      <w:proofErr w:type="spellStart"/>
-      <w:r>
-        <w:rPr>
-          <w:rFonts w:ascii="Times New Roman" w:hAnsi="Times New Roman" w:cs="Times New Roman"/>
-          <w:sz w:val="28"/>
-          <w:szCs w:val="28"/>
-          <w:lang w:val="en-US"/>
-        </w:rPr>
-        <w:t>grid_search.best_estimator</w:t>
-      </w:r>
-      <w:proofErr w:type="spellEnd"/>
-      <w:r>
-        <w:rPr>
-          <w:rFonts w:ascii="Times New Roman" w:hAnsi="Times New Roman" w:cs="Times New Roman"/>
-          <w:sz w:val="28"/>
-          <w:szCs w:val="28"/>
-          <w:lang w:val="en-US"/>
-        </w:rPr>
-        <w:t>_</w:t>
+      <w:r>
+        <w:rPr>
+          <w:rFonts w:ascii="Times New Roman" w:hAnsi="Times New Roman" w:cs="Times New Roman"/>
+          <w:sz w:val="28"/>
+          <w:szCs w:val="28"/>
+          <w:lang w:val="en-US"/>
+        </w:rPr>
+        <w:t>best_grid_model = grid_search.best_estimator_</w:t>
       </w:r>
     </w:p>
     <w:p>
@@ -6699,65 +4005,14 @@
           <w:lang w:val="en-US"/>
         </w:rPr>
       </w:pPr>
-      <w:proofErr w:type="spellStart"/>
-      <w:r>
-        <w:rPr>
-          <w:rFonts w:ascii="Times New Roman" w:hAnsi="Times New Roman" w:cs="Times New Roman"/>
-          <w:sz w:val="28"/>
-          <w:szCs w:val="28"/>
-          <w:lang w:val="en-US"/>
-        </w:rPr>
-        <w:t>y_pred_grid</w:t>
-      </w:r>
-      <w:proofErr w:type="spellEnd"/>
-      <w:r>
-        <w:rPr>
-          <w:rFonts w:ascii="Times New Roman" w:hAnsi="Times New Roman" w:cs="Times New Roman"/>
-          <w:sz w:val="28"/>
-          <w:szCs w:val="28"/>
-          <w:lang w:val="en-US"/>
-        </w:rPr>
-        <w:t xml:space="preserve"> = </w:t>
-      </w:r>
-      <w:proofErr w:type="spellStart"/>
-      <w:r>
-        <w:rPr>
-          <w:rFonts w:ascii="Times New Roman" w:hAnsi="Times New Roman" w:cs="Times New Roman"/>
-          <w:sz w:val="28"/>
-          <w:szCs w:val="28"/>
-          <w:lang w:val="en-US"/>
-        </w:rPr>
-        <w:t>best_grid_model.predict</w:t>
-      </w:r>
-      <w:proofErr w:type="spellEnd"/>
-      <w:r>
-        <w:rPr>
-          <w:rFonts w:ascii="Times New Roman" w:hAnsi="Times New Roman" w:cs="Times New Roman"/>
-          <w:sz w:val="28"/>
-          <w:szCs w:val="28"/>
-          <w:lang w:val="en-US"/>
-        </w:rPr>
-        <w:t>(</w:t>
-      </w:r>
-      <w:proofErr w:type="spellStart"/>
-      <w:r>
-        <w:rPr>
-          <w:rFonts w:ascii="Times New Roman" w:hAnsi="Times New Roman" w:cs="Times New Roman"/>
-          <w:sz w:val="28"/>
-          <w:szCs w:val="28"/>
-          <w:lang w:val="en-US"/>
-        </w:rPr>
-        <w:t>X_test</w:t>
-      </w:r>
-      <w:proofErr w:type="spellEnd"/>
-      <w:r>
-        <w:rPr>
-          <w:rFonts w:ascii="Times New Roman" w:hAnsi="Times New Roman" w:cs="Times New Roman"/>
-          <w:sz w:val="28"/>
-          <w:szCs w:val="28"/>
-          <w:lang w:val="en-US"/>
-        </w:rPr>
-        <w:t>)</w:t>
+      <w:r>
+        <w:rPr>
+          <w:rFonts w:ascii="Times New Roman" w:hAnsi="Times New Roman" w:cs="Times New Roman"/>
+          <w:sz w:val="28"/>
+          <w:szCs w:val="28"/>
+          <w:lang w:val="en-US"/>
+        </w:rPr>
+        <w:t>y_pred_grid = best_grid_model.predict(X_test)</w:t>
       </w:r>
     </w:p>
     <w:p>
@@ -6779,27 +4034,7 @@
           <w:szCs w:val="28"/>
           <w:lang w:val="en-US"/>
         </w:rPr>
-        <w:t>print(</w:t>
-      </w:r>
-      <w:proofErr w:type="spellStart"/>
-      <w:r>
-        <w:rPr>
-          <w:rFonts w:ascii="Times New Roman" w:hAnsi="Times New Roman" w:cs="Times New Roman"/>
-          <w:sz w:val="28"/>
-          <w:szCs w:val="28"/>
-          <w:lang w:val="en-US"/>
-        </w:rPr>
-        <w:t>grid_search.best_params</w:t>
-      </w:r>
-      <w:proofErr w:type="spellEnd"/>
-      <w:r>
-        <w:rPr>
-          <w:rFonts w:ascii="Times New Roman" w:hAnsi="Times New Roman" w:cs="Times New Roman"/>
-          <w:sz w:val="28"/>
-          <w:szCs w:val="28"/>
-          <w:lang w:val="en-US"/>
-        </w:rPr>
-        <w:t>_)</w:t>
+        <w:t>print(grid_search.best_params_)</w:t>
       </w:r>
     </w:p>
     <w:p>
@@ -6821,27 +4056,7 @@
           <w:szCs w:val="28"/>
           <w:lang w:val="en-US"/>
         </w:rPr>
-        <w:t>print(round(</w:t>
-      </w:r>
-      <w:proofErr w:type="spellStart"/>
-      <w:r>
-        <w:rPr>
-          <w:rFonts w:ascii="Times New Roman" w:hAnsi="Times New Roman" w:cs="Times New Roman"/>
-          <w:sz w:val="28"/>
-          <w:szCs w:val="28"/>
-          <w:lang w:val="en-US"/>
-        </w:rPr>
-        <w:t>grid_search.best_score</w:t>
-      </w:r>
-      <w:proofErr w:type="spellEnd"/>
-      <w:r>
-        <w:rPr>
-          <w:rFonts w:ascii="Times New Roman" w:hAnsi="Times New Roman" w:cs="Times New Roman"/>
-          <w:sz w:val="28"/>
-          <w:szCs w:val="28"/>
-          <w:lang w:val="en-US"/>
-        </w:rPr>
-        <w:t>_, 4))</w:t>
+        <w:t>print(round(grid_search.best_score_, 4))</w:t>
       </w:r>
     </w:p>
     <w:p>
@@ -6863,67 +4078,7 @@
           <w:szCs w:val="28"/>
           <w:lang w:val="en-US"/>
         </w:rPr>
-        <w:t>print(round(</w:t>
-      </w:r>
-      <w:proofErr w:type="spellStart"/>
-      <w:r>
-        <w:rPr>
-          <w:rFonts w:ascii="Times New Roman" w:hAnsi="Times New Roman" w:cs="Times New Roman"/>
-          <w:sz w:val="28"/>
-          <w:szCs w:val="28"/>
-          <w:lang w:val="en-US"/>
-        </w:rPr>
-        <w:t>accuracy_score</w:t>
-      </w:r>
-      <w:proofErr w:type="spellEnd"/>
-      <w:r>
-        <w:rPr>
-          <w:rFonts w:ascii="Times New Roman" w:hAnsi="Times New Roman" w:cs="Times New Roman"/>
-          <w:sz w:val="28"/>
-          <w:szCs w:val="28"/>
-          <w:lang w:val="en-US"/>
-        </w:rPr>
-        <w:t>(</w:t>
-      </w:r>
-      <w:proofErr w:type="spellStart"/>
-      <w:r>
-        <w:rPr>
-          <w:rFonts w:ascii="Times New Roman" w:hAnsi="Times New Roman" w:cs="Times New Roman"/>
-          <w:sz w:val="28"/>
-          <w:szCs w:val="28"/>
-          <w:lang w:val="en-US"/>
-        </w:rPr>
-        <w:t>y_test</w:t>
-      </w:r>
-      <w:proofErr w:type="spellEnd"/>
-      <w:r>
-        <w:rPr>
-          <w:rFonts w:ascii="Times New Roman" w:hAnsi="Times New Roman" w:cs="Times New Roman"/>
-          <w:sz w:val="28"/>
-          <w:szCs w:val="28"/>
-          <w:lang w:val="en-US"/>
-        </w:rPr>
-        <w:t xml:space="preserve">, </w:t>
-      </w:r>
-      <w:proofErr w:type="spellStart"/>
-      <w:r>
-        <w:rPr>
-          <w:rFonts w:ascii="Times New Roman" w:hAnsi="Times New Roman" w:cs="Times New Roman"/>
-          <w:sz w:val="28"/>
-          <w:szCs w:val="28"/>
-          <w:lang w:val="en-US"/>
-        </w:rPr>
-        <w:t>y_pred_grid</w:t>
-      </w:r>
-      <w:proofErr w:type="spellEnd"/>
-      <w:r>
-        <w:rPr>
-          <w:rFonts w:ascii="Times New Roman" w:hAnsi="Times New Roman" w:cs="Times New Roman"/>
-          <w:sz w:val="28"/>
-          <w:szCs w:val="28"/>
-          <w:lang w:val="en-US"/>
-        </w:rPr>
-        <w:t>), 4))</w:t>
+        <w:t>print(round(accuracy_score(y_test, y_pred_grid), 4))</w:t>
       </w:r>
     </w:p>
     <w:p>
@@ -6945,87 +4100,7 @@
           <w:szCs w:val="28"/>
           <w:lang w:val="en-US"/>
         </w:rPr>
-        <w:t>print(round(</w:t>
-      </w:r>
-      <w:proofErr w:type="spellStart"/>
-      <w:r>
-        <w:rPr>
-          <w:rFonts w:ascii="Times New Roman" w:hAnsi="Times New Roman" w:cs="Times New Roman"/>
-          <w:sz w:val="28"/>
-          <w:szCs w:val="28"/>
-          <w:lang w:val="en-US"/>
-        </w:rPr>
-        <w:t>precision_score</w:t>
-      </w:r>
-      <w:proofErr w:type="spellEnd"/>
-      <w:r>
-        <w:rPr>
-          <w:rFonts w:ascii="Times New Roman" w:hAnsi="Times New Roman" w:cs="Times New Roman"/>
-          <w:sz w:val="28"/>
-          <w:szCs w:val="28"/>
-          <w:lang w:val="en-US"/>
-        </w:rPr>
-        <w:t>(</w:t>
-      </w:r>
-      <w:proofErr w:type="spellStart"/>
-      <w:r>
-        <w:rPr>
-          <w:rFonts w:ascii="Times New Roman" w:hAnsi="Times New Roman" w:cs="Times New Roman"/>
-          <w:sz w:val="28"/>
-          <w:szCs w:val="28"/>
-          <w:lang w:val="en-US"/>
-        </w:rPr>
-        <w:t>y_test</w:t>
-      </w:r>
-      <w:proofErr w:type="spellEnd"/>
-      <w:r>
-        <w:rPr>
-          <w:rFonts w:ascii="Times New Roman" w:hAnsi="Times New Roman" w:cs="Times New Roman"/>
-          <w:sz w:val="28"/>
-          <w:szCs w:val="28"/>
-          <w:lang w:val="en-US"/>
-        </w:rPr>
-        <w:t xml:space="preserve">, </w:t>
-      </w:r>
-      <w:proofErr w:type="spellStart"/>
-      <w:r>
-        <w:rPr>
-          <w:rFonts w:ascii="Times New Roman" w:hAnsi="Times New Roman" w:cs="Times New Roman"/>
-          <w:sz w:val="28"/>
-          <w:szCs w:val="28"/>
-          <w:lang w:val="en-US"/>
-        </w:rPr>
-        <w:t>y_pred_grid</w:t>
-      </w:r>
-      <w:proofErr w:type="spellEnd"/>
-      <w:r>
-        <w:rPr>
-          <w:rFonts w:ascii="Times New Roman" w:hAnsi="Times New Roman" w:cs="Times New Roman"/>
-          <w:sz w:val="28"/>
-          <w:szCs w:val="28"/>
-          <w:lang w:val="en-US"/>
-        </w:rPr>
-        <w:t xml:space="preserve">, </w:t>
-      </w:r>
-      <w:proofErr w:type="spellStart"/>
-      <w:r>
-        <w:rPr>
-          <w:rFonts w:ascii="Times New Roman" w:hAnsi="Times New Roman" w:cs="Times New Roman"/>
-          <w:sz w:val="28"/>
-          <w:szCs w:val="28"/>
-          <w:lang w:val="en-US"/>
-        </w:rPr>
-        <w:t>pos_label</w:t>
-      </w:r>
-      <w:proofErr w:type="spellEnd"/>
-      <w:r>
-        <w:rPr>
-          <w:rFonts w:ascii="Times New Roman" w:hAnsi="Times New Roman" w:cs="Times New Roman"/>
-          <w:sz w:val="28"/>
-          <w:szCs w:val="28"/>
-          <w:lang w:val="en-US"/>
-        </w:rPr>
-        <w:t>='1'), 4))</w:t>
+        <w:t>print(round(precision_score(y_test, y_pred_grid, pos_label='1'), 4))</w:t>
       </w:r>
     </w:p>
     <w:p>
@@ -7047,87 +4122,7 @@
           <w:szCs w:val="28"/>
           <w:lang w:val="en-US"/>
         </w:rPr>
-        <w:t>print(round(</w:t>
-      </w:r>
-      <w:proofErr w:type="spellStart"/>
-      <w:r>
-        <w:rPr>
-          <w:rFonts w:ascii="Times New Roman" w:hAnsi="Times New Roman" w:cs="Times New Roman"/>
-          <w:sz w:val="28"/>
-          <w:szCs w:val="28"/>
-          <w:lang w:val="en-US"/>
-        </w:rPr>
-        <w:t>recall_score</w:t>
-      </w:r>
-      <w:proofErr w:type="spellEnd"/>
-      <w:r>
-        <w:rPr>
-          <w:rFonts w:ascii="Times New Roman" w:hAnsi="Times New Roman" w:cs="Times New Roman"/>
-          <w:sz w:val="28"/>
-          <w:szCs w:val="28"/>
-          <w:lang w:val="en-US"/>
-        </w:rPr>
-        <w:t>(</w:t>
-      </w:r>
-      <w:proofErr w:type="spellStart"/>
-      <w:r>
-        <w:rPr>
-          <w:rFonts w:ascii="Times New Roman" w:hAnsi="Times New Roman" w:cs="Times New Roman"/>
-          <w:sz w:val="28"/>
-          <w:szCs w:val="28"/>
-          <w:lang w:val="en-US"/>
-        </w:rPr>
-        <w:t>y_test</w:t>
-      </w:r>
-      <w:proofErr w:type="spellEnd"/>
-      <w:r>
-        <w:rPr>
-          <w:rFonts w:ascii="Times New Roman" w:hAnsi="Times New Roman" w:cs="Times New Roman"/>
-          <w:sz w:val="28"/>
-          <w:szCs w:val="28"/>
-          <w:lang w:val="en-US"/>
-        </w:rPr>
-        <w:t xml:space="preserve">, </w:t>
-      </w:r>
-      <w:proofErr w:type="spellStart"/>
-      <w:r>
-        <w:rPr>
-          <w:rFonts w:ascii="Times New Roman" w:hAnsi="Times New Roman" w:cs="Times New Roman"/>
-          <w:sz w:val="28"/>
-          <w:szCs w:val="28"/>
-          <w:lang w:val="en-US"/>
-        </w:rPr>
-        <w:t>y_pred_grid</w:t>
-      </w:r>
-      <w:proofErr w:type="spellEnd"/>
-      <w:r>
-        <w:rPr>
-          <w:rFonts w:ascii="Times New Roman" w:hAnsi="Times New Roman" w:cs="Times New Roman"/>
-          <w:sz w:val="28"/>
-          <w:szCs w:val="28"/>
-          <w:lang w:val="en-US"/>
-        </w:rPr>
-        <w:t xml:space="preserve">, </w:t>
-      </w:r>
-      <w:proofErr w:type="spellStart"/>
-      <w:r>
-        <w:rPr>
-          <w:rFonts w:ascii="Times New Roman" w:hAnsi="Times New Roman" w:cs="Times New Roman"/>
-          <w:sz w:val="28"/>
-          <w:szCs w:val="28"/>
-          <w:lang w:val="en-US"/>
-        </w:rPr>
-        <w:t>pos_label</w:t>
-      </w:r>
-      <w:proofErr w:type="spellEnd"/>
-      <w:r>
-        <w:rPr>
-          <w:rFonts w:ascii="Times New Roman" w:hAnsi="Times New Roman" w:cs="Times New Roman"/>
-          <w:sz w:val="28"/>
-          <w:szCs w:val="28"/>
-          <w:lang w:val="en-US"/>
-        </w:rPr>
-        <w:t>='1'), 4))</w:t>
+        <w:t>print(round(recall_score(y_test, y_pred_grid, pos_label='1'), 4))</w:t>
       </w:r>
     </w:p>
     <w:p>
@@ -7149,67 +4144,7 @@
           <w:szCs w:val="28"/>
           <w:lang w:val="en-US"/>
         </w:rPr>
-        <w:t>print(round(f1_score(</w:t>
-      </w:r>
-      <w:proofErr w:type="spellStart"/>
-      <w:r>
-        <w:rPr>
-          <w:rFonts w:ascii="Times New Roman" w:hAnsi="Times New Roman" w:cs="Times New Roman"/>
-          <w:sz w:val="28"/>
-          <w:szCs w:val="28"/>
-          <w:lang w:val="en-US"/>
-        </w:rPr>
-        <w:t>y_test</w:t>
-      </w:r>
-      <w:proofErr w:type="spellEnd"/>
-      <w:r>
-        <w:rPr>
-          <w:rFonts w:ascii="Times New Roman" w:hAnsi="Times New Roman" w:cs="Times New Roman"/>
-          <w:sz w:val="28"/>
-          <w:szCs w:val="28"/>
-          <w:lang w:val="en-US"/>
-        </w:rPr>
-        <w:t xml:space="preserve">, </w:t>
-      </w:r>
-      <w:proofErr w:type="spellStart"/>
-      <w:r>
-        <w:rPr>
-          <w:rFonts w:ascii="Times New Roman" w:hAnsi="Times New Roman" w:cs="Times New Roman"/>
-          <w:sz w:val="28"/>
-          <w:szCs w:val="28"/>
-          <w:lang w:val="en-US"/>
-        </w:rPr>
-        <w:t>y_pred_grid</w:t>
-      </w:r>
-      <w:proofErr w:type="spellEnd"/>
-      <w:r>
-        <w:rPr>
-          <w:rFonts w:ascii="Times New Roman" w:hAnsi="Times New Roman" w:cs="Times New Roman"/>
-          <w:sz w:val="28"/>
-          <w:szCs w:val="28"/>
-          <w:lang w:val="en-US"/>
-        </w:rPr>
-        <w:t xml:space="preserve">, </w:t>
-      </w:r>
-      <w:proofErr w:type="spellStart"/>
-      <w:r>
-        <w:rPr>
-          <w:rFonts w:ascii="Times New Roman" w:hAnsi="Times New Roman" w:cs="Times New Roman"/>
-          <w:sz w:val="28"/>
-          <w:szCs w:val="28"/>
-          <w:lang w:val="en-US"/>
-        </w:rPr>
-        <w:t>pos_label</w:t>
-      </w:r>
-      <w:proofErr w:type="spellEnd"/>
-      <w:r>
-        <w:rPr>
-          <w:rFonts w:ascii="Times New Roman" w:hAnsi="Times New Roman" w:cs="Times New Roman"/>
-          <w:sz w:val="28"/>
-          <w:szCs w:val="28"/>
-          <w:lang w:val="en-US"/>
-        </w:rPr>
-        <w:t>='1'), 4))</w:t>
+        <w:t>print(round(f1_score(y_test, y_pred_grid, pos_label='1'), 4))</w:t>
       </w:r>
     </w:p>
     <w:p>
@@ -7224,45 +4159,14 @@
           <w:lang w:val="en-US"/>
         </w:rPr>
       </w:pPr>
-      <w:proofErr w:type="spellStart"/>
-      <w:r>
-        <w:rPr>
-          <w:rFonts w:ascii="Times New Roman" w:hAnsi="Times New Roman" w:cs="Times New Roman"/>
-          <w:sz w:val="28"/>
-          <w:szCs w:val="28"/>
-          <w:lang w:val="en-US"/>
-        </w:rPr>
-        <w:t>random_search</w:t>
-      </w:r>
-      <w:proofErr w:type="spellEnd"/>
-      <w:r>
-        <w:rPr>
-          <w:rFonts w:ascii="Times New Roman" w:hAnsi="Times New Roman" w:cs="Times New Roman"/>
-          <w:sz w:val="28"/>
-          <w:szCs w:val="28"/>
-          <w:lang w:val="en-US"/>
-        </w:rPr>
-        <w:t xml:space="preserve"> = </w:t>
-      </w:r>
-      <w:proofErr w:type="spellStart"/>
-      <w:r>
-        <w:rPr>
-          <w:rFonts w:ascii="Times New Roman" w:hAnsi="Times New Roman" w:cs="Times New Roman"/>
-          <w:sz w:val="28"/>
-          <w:szCs w:val="28"/>
-          <w:lang w:val="en-US"/>
-        </w:rPr>
-        <w:t>RandomizedSearchCV</w:t>
-      </w:r>
-      <w:proofErr w:type="spellEnd"/>
-      <w:r>
-        <w:rPr>
-          <w:rFonts w:ascii="Times New Roman" w:hAnsi="Times New Roman" w:cs="Times New Roman"/>
-          <w:sz w:val="28"/>
-          <w:szCs w:val="28"/>
-          <w:lang w:val="en-US"/>
-        </w:rPr>
-        <w:t>(</w:t>
+      <w:r>
+        <w:rPr>
+          <w:rFonts w:ascii="Times New Roman" w:hAnsi="Times New Roman" w:cs="Times New Roman"/>
+          <w:sz w:val="28"/>
+          <w:szCs w:val="28"/>
+          <w:lang w:val="en-US"/>
+        </w:rPr>
+        <w:t>random_search = RandomizedSearchCV(</w:t>
       </w:r>
     </w:p>
     <w:p>
@@ -7284,27 +4188,7 @@
           <w:szCs w:val="28"/>
           <w:lang w:val="en-US"/>
         </w:rPr>
-        <w:t>    estimator=</w:t>
-      </w:r>
-      <w:proofErr w:type="spellStart"/>
-      <w:r>
-        <w:rPr>
-          <w:rFonts w:ascii="Times New Roman" w:hAnsi="Times New Roman" w:cs="Times New Roman"/>
-          <w:sz w:val="28"/>
-          <w:szCs w:val="28"/>
-          <w:lang w:val="en-US"/>
-        </w:rPr>
-        <w:t>search_model</w:t>
-      </w:r>
-      <w:proofErr w:type="spellEnd"/>
-      <w:r>
-        <w:rPr>
-          <w:rFonts w:ascii="Times New Roman" w:hAnsi="Times New Roman" w:cs="Times New Roman"/>
-          <w:sz w:val="28"/>
-          <w:szCs w:val="28"/>
-          <w:lang w:val="en-US"/>
-        </w:rPr>
-        <w:t>,</w:t>
+        <w:t>    estimator=search_model,</w:t>
       </w:r>
     </w:p>
     <w:p>
@@ -7326,47 +4210,7 @@
           <w:szCs w:val="28"/>
           <w:lang w:val="en-US"/>
         </w:rPr>
-        <w:t xml:space="preserve">    </w:t>
-      </w:r>
-      <w:proofErr w:type="spellStart"/>
-      <w:r>
-        <w:rPr>
-          <w:rFonts w:ascii="Times New Roman" w:hAnsi="Times New Roman" w:cs="Times New Roman"/>
-          <w:sz w:val="28"/>
-          <w:szCs w:val="28"/>
-          <w:lang w:val="en-US"/>
-        </w:rPr>
-        <w:t>param_distributions</w:t>
-      </w:r>
-      <w:proofErr w:type="spellEnd"/>
-      <w:r>
-        <w:rPr>
-          <w:rFonts w:ascii="Times New Roman" w:hAnsi="Times New Roman" w:cs="Times New Roman"/>
-          <w:sz w:val="28"/>
-          <w:szCs w:val="28"/>
-          <w:lang w:val="en-US"/>
-        </w:rPr>
-        <w:t>=</w:t>
-      </w:r>
-      <w:proofErr w:type="spellStart"/>
-      <w:r>
-        <w:rPr>
-          <w:rFonts w:ascii="Times New Roman" w:hAnsi="Times New Roman" w:cs="Times New Roman"/>
-          <w:sz w:val="28"/>
-          <w:szCs w:val="28"/>
-          <w:lang w:val="en-US"/>
-        </w:rPr>
-        <w:t>param_grid</w:t>
-      </w:r>
-      <w:proofErr w:type="spellEnd"/>
-      <w:r>
-        <w:rPr>
-          <w:rFonts w:ascii="Times New Roman" w:hAnsi="Times New Roman" w:cs="Times New Roman"/>
-          <w:sz w:val="28"/>
-          <w:szCs w:val="28"/>
-          <w:lang w:val="en-US"/>
-        </w:rPr>
-        <w:t>,</w:t>
+        <w:t>    param_distributions=param_grid,</w:t>
       </w:r>
     </w:p>
     <w:p>
@@ -7388,27 +4232,7 @@
           <w:szCs w:val="28"/>
           <w:lang w:val="en-US"/>
         </w:rPr>
-        <w:t xml:space="preserve">    </w:t>
-      </w:r>
-      <w:proofErr w:type="spellStart"/>
-      <w:r>
-        <w:rPr>
-          <w:rFonts w:ascii="Times New Roman" w:hAnsi="Times New Roman" w:cs="Times New Roman"/>
-          <w:sz w:val="28"/>
-          <w:szCs w:val="28"/>
-          <w:lang w:val="en-US"/>
-        </w:rPr>
-        <w:t>n_iter</w:t>
-      </w:r>
-      <w:proofErr w:type="spellEnd"/>
-      <w:r>
-        <w:rPr>
-          <w:rFonts w:ascii="Times New Roman" w:hAnsi="Times New Roman" w:cs="Times New Roman"/>
-          <w:sz w:val="28"/>
-          <w:szCs w:val="28"/>
-          <w:lang w:val="en-US"/>
-        </w:rPr>
-        <w:t>=15,</w:t>
+        <w:t>    n_iter=15,</w:t>
       </w:r>
     </w:p>
     <w:p>
@@ -7452,27 +4276,7 @@
           <w:szCs w:val="28"/>
           <w:lang w:val="en-US"/>
         </w:rPr>
-        <w:t>    cv=</w:t>
-      </w:r>
-      <w:proofErr w:type="spellStart"/>
-      <w:r>
-        <w:rPr>
-          <w:rFonts w:ascii="Times New Roman" w:hAnsi="Times New Roman" w:cs="Times New Roman"/>
-          <w:sz w:val="28"/>
-          <w:szCs w:val="28"/>
-          <w:lang w:val="en-US"/>
-        </w:rPr>
-        <w:t>cv_kfold</w:t>
-      </w:r>
-      <w:proofErr w:type="spellEnd"/>
-      <w:r>
-        <w:rPr>
-          <w:rFonts w:ascii="Times New Roman" w:hAnsi="Times New Roman" w:cs="Times New Roman"/>
-          <w:sz w:val="28"/>
-          <w:szCs w:val="28"/>
-          <w:lang w:val="en-US"/>
-        </w:rPr>
-        <w:t>,</w:t>
+        <w:t>    cv=cv_kfold,</w:t>
       </w:r>
     </w:p>
     <w:p>
@@ -7494,27 +4298,7 @@
           <w:szCs w:val="28"/>
           <w:lang w:val="en-US"/>
         </w:rPr>
-        <w:t xml:space="preserve">    </w:t>
-      </w:r>
-      <w:proofErr w:type="spellStart"/>
-      <w:r>
-        <w:rPr>
-          <w:rFonts w:ascii="Times New Roman" w:hAnsi="Times New Roman" w:cs="Times New Roman"/>
-          <w:sz w:val="28"/>
-          <w:szCs w:val="28"/>
-          <w:lang w:val="en-US"/>
-        </w:rPr>
-        <w:t>random_state</w:t>
-      </w:r>
-      <w:proofErr w:type="spellEnd"/>
-      <w:r>
-        <w:rPr>
-          <w:rFonts w:ascii="Times New Roman" w:hAnsi="Times New Roman" w:cs="Times New Roman"/>
-          <w:sz w:val="28"/>
-          <w:szCs w:val="28"/>
-          <w:lang w:val="en-US"/>
-        </w:rPr>
-        <w:t>=42,</w:t>
+        <w:t>    random_state=42,</w:t>
       </w:r>
     </w:p>
     <w:p>
@@ -7536,27 +4320,7 @@
           <w:szCs w:val="28"/>
           <w:lang w:val="en-US"/>
         </w:rPr>
-        <w:t xml:space="preserve">    </w:t>
-      </w:r>
-      <w:proofErr w:type="spellStart"/>
-      <w:r>
-        <w:rPr>
-          <w:rFonts w:ascii="Times New Roman" w:hAnsi="Times New Roman" w:cs="Times New Roman"/>
-          <w:sz w:val="28"/>
-          <w:szCs w:val="28"/>
-          <w:lang w:val="en-US"/>
-        </w:rPr>
-        <w:t>n_jobs</w:t>
-      </w:r>
-      <w:proofErr w:type="spellEnd"/>
-      <w:r>
-        <w:rPr>
-          <w:rFonts w:ascii="Times New Roman" w:hAnsi="Times New Roman" w:cs="Times New Roman"/>
-          <w:sz w:val="28"/>
-          <w:szCs w:val="28"/>
-          <w:lang w:val="en-US"/>
-        </w:rPr>
-        <w:t>=-1</w:t>
+        <w:t>    n_jobs=-1</w:t>
       </w:r>
     </w:p>
     <w:p>
@@ -7606,65 +4370,14 @@
           <w:lang w:val="en-US"/>
         </w:rPr>
       </w:pPr>
-      <w:proofErr w:type="spellStart"/>
-      <w:r>
-        <w:rPr>
-          <w:rFonts w:ascii="Times New Roman" w:hAnsi="Times New Roman" w:cs="Times New Roman"/>
-          <w:sz w:val="28"/>
-          <w:szCs w:val="28"/>
-          <w:lang w:val="en-US"/>
-        </w:rPr>
-        <w:t>random_search.fit</w:t>
-      </w:r>
-      <w:proofErr w:type="spellEnd"/>
-      <w:r>
-        <w:rPr>
-          <w:rFonts w:ascii="Times New Roman" w:hAnsi="Times New Roman" w:cs="Times New Roman"/>
-          <w:sz w:val="28"/>
-          <w:szCs w:val="28"/>
-          <w:lang w:val="en-US"/>
-        </w:rPr>
-        <w:t>(</w:t>
-      </w:r>
-      <w:proofErr w:type="spellStart"/>
-      <w:r>
-        <w:rPr>
-          <w:rFonts w:ascii="Times New Roman" w:hAnsi="Times New Roman" w:cs="Times New Roman"/>
-          <w:sz w:val="28"/>
-          <w:szCs w:val="28"/>
-          <w:lang w:val="en-US"/>
-        </w:rPr>
-        <w:t>X_train</w:t>
-      </w:r>
-      <w:proofErr w:type="spellEnd"/>
-      <w:r>
-        <w:rPr>
-          <w:rFonts w:ascii="Times New Roman" w:hAnsi="Times New Roman" w:cs="Times New Roman"/>
-          <w:sz w:val="28"/>
-          <w:szCs w:val="28"/>
-          <w:lang w:val="en-US"/>
-        </w:rPr>
-        <w:t xml:space="preserve">, </w:t>
-      </w:r>
-      <w:proofErr w:type="spellStart"/>
-      <w:r>
-        <w:rPr>
-          <w:rFonts w:ascii="Times New Roman" w:hAnsi="Times New Roman" w:cs="Times New Roman"/>
-          <w:sz w:val="28"/>
-          <w:szCs w:val="28"/>
-          <w:lang w:val="en-US"/>
-        </w:rPr>
-        <w:t>y_train</w:t>
-      </w:r>
-      <w:proofErr w:type="spellEnd"/>
-      <w:r>
-        <w:rPr>
-          <w:rFonts w:ascii="Times New Roman" w:hAnsi="Times New Roman" w:cs="Times New Roman"/>
-          <w:sz w:val="28"/>
-          <w:szCs w:val="28"/>
-          <w:lang w:val="en-US"/>
-        </w:rPr>
-        <w:t>)</w:t>
+      <w:r>
+        <w:rPr>
+          <w:rFonts w:ascii="Times New Roman" w:hAnsi="Times New Roman" w:cs="Times New Roman"/>
+          <w:sz w:val="28"/>
+          <w:szCs w:val="28"/>
+          <w:lang w:val="en-US"/>
+        </w:rPr>
+        <w:t>random_search.fit(X_train, y_train)</w:t>
       </w:r>
     </w:p>
     <w:p>
@@ -7679,45 +4392,14 @@
           <w:lang w:val="en-US"/>
         </w:rPr>
       </w:pPr>
-      <w:proofErr w:type="spellStart"/>
-      <w:r>
-        <w:rPr>
-          <w:rFonts w:ascii="Times New Roman" w:hAnsi="Times New Roman" w:cs="Times New Roman"/>
-          <w:sz w:val="28"/>
-          <w:szCs w:val="28"/>
-          <w:lang w:val="en-US"/>
-        </w:rPr>
-        <w:t>best_random_model</w:t>
-      </w:r>
-      <w:proofErr w:type="spellEnd"/>
-      <w:r>
-        <w:rPr>
-          <w:rFonts w:ascii="Times New Roman" w:hAnsi="Times New Roman" w:cs="Times New Roman"/>
-          <w:sz w:val="28"/>
-          <w:szCs w:val="28"/>
-          <w:lang w:val="en-US"/>
-        </w:rPr>
-        <w:t xml:space="preserve"> = </w:t>
-      </w:r>
-      <w:proofErr w:type="spellStart"/>
-      <w:r>
-        <w:rPr>
-          <w:rFonts w:ascii="Times New Roman" w:hAnsi="Times New Roman" w:cs="Times New Roman"/>
-          <w:sz w:val="28"/>
-          <w:szCs w:val="28"/>
-          <w:lang w:val="en-US"/>
-        </w:rPr>
-        <w:t>random_search.best_estimator</w:t>
-      </w:r>
-      <w:proofErr w:type="spellEnd"/>
-      <w:r>
-        <w:rPr>
-          <w:rFonts w:ascii="Times New Roman" w:hAnsi="Times New Roman" w:cs="Times New Roman"/>
-          <w:sz w:val="28"/>
-          <w:szCs w:val="28"/>
-          <w:lang w:val="en-US"/>
-        </w:rPr>
-        <w:t>_</w:t>
+      <w:r>
+        <w:rPr>
+          <w:rFonts w:ascii="Times New Roman" w:hAnsi="Times New Roman" w:cs="Times New Roman"/>
+          <w:sz w:val="28"/>
+          <w:szCs w:val="28"/>
+          <w:lang w:val="en-US"/>
+        </w:rPr>
+        <w:t>best_random_model = random_search.best_estimator_</w:t>
       </w:r>
     </w:p>
     <w:p>
@@ -7732,65 +4414,14 @@
           <w:lang w:val="en-US"/>
         </w:rPr>
       </w:pPr>
-      <w:proofErr w:type="spellStart"/>
-      <w:r>
-        <w:rPr>
-          <w:rFonts w:ascii="Times New Roman" w:hAnsi="Times New Roman" w:cs="Times New Roman"/>
-          <w:sz w:val="28"/>
-          <w:szCs w:val="28"/>
-          <w:lang w:val="en-US"/>
-        </w:rPr>
-        <w:t>y_pred_random</w:t>
-      </w:r>
-      <w:proofErr w:type="spellEnd"/>
-      <w:r>
-        <w:rPr>
-          <w:rFonts w:ascii="Times New Roman" w:hAnsi="Times New Roman" w:cs="Times New Roman"/>
-          <w:sz w:val="28"/>
-          <w:szCs w:val="28"/>
-          <w:lang w:val="en-US"/>
-        </w:rPr>
-        <w:t xml:space="preserve"> = </w:t>
-      </w:r>
-      <w:proofErr w:type="spellStart"/>
-      <w:r>
-        <w:rPr>
-          <w:rFonts w:ascii="Times New Roman" w:hAnsi="Times New Roman" w:cs="Times New Roman"/>
-          <w:sz w:val="28"/>
-          <w:szCs w:val="28"/>
-          <w:lang w:val="en-US"/>
-        </w:rPr>
-        <w:t>best_random_model.predict</w:t>
-      </w:r>
-      <w:proofErr w:type="spellEnd"/>
-      <w:r>
-        <w:rPr>
-          <w:rFonts w:ascii="Times New Roman" w:hAnsi="Times New Roman" w:cs="Times New Roman"/>
-          <w:sz w:val="28"/>
-          <w:szCs w:val="28"/>
-          <w:lang w:val="en-US"/>
-        </w:rPr>
-        <w:t>(</w:t>
-      </w:r>
-      <w:proofErr w:type="spellStart"/>
-      <w:r>
-        <w:rPr>
-          <w:rFonts w:ascii="Times New Roman" w:hAnsi="Times New Roman" w:cs="Times New Roman"/>
-          <w:sz w:val="28"/>
-          <w:szCs w:val="28"/>
-          <w:lang w:val="en-US"/>
-        </w:rPr>
-        <w:t>X_test</w:t>
-      </w:r>
-      <w:proofErr w:type="spellEnd"/>
-      <w:r>
-        <w:rPr>
-          <w:rFonts w:ascii="Times New Roman" w:hAnsi="Times New Roman" w:cs="Times New Roman"/>
-          <w:sz w:val="28"/>
-          <w:szCs w:val="28"/>
-          <w:lang w:val="en-US"/>
-        </w:rPr>
-        <w:t>)</w:t>
+      <w:r>
+        <w:rPr>
+          <w:rFonts w:ascii="Times New Roman" w:hAnsi="Times New Roman" w:cs="Times New Roman"/>
+          <w:sz w:val="28"/>
+          <w:szCs w:val="28"/>
+          <w:lang w:val="en-US"/>
+        </w:rPr>
+        <w:t>y_pred_random = best_random_model.predict(X_test)</w:t>
       </w:r>
     </w:p>
     <w:p>
@@ -7813,27 +4444,7 @@
           <w:lang w:val="en-US"/>
         </w:rPr>
         <w:lastRenderedPageBreak/>
-        <w:t>print(</w:t>
-      </w:r>
-      <w:proofErr w:type="spellStart"/>
-      <w:r>
-        <w:rPr>
-          <w:rFonts w:ascii="Times New Roman" w:hAnsi="Times New Roman" w:cs="Times New Roman"/>
-          <w:sz w:val="28"/>
-          <w:szCs w:val="28"/>
-          <w:lang w:val="en-US"/>
-        </w:rPr>
-        <w:t>random_search.best_params</w:t>
-      </w:r>
-      <w:proofErr w:type="spellEnd"/>
-      <w:r>
-        <w:rPr>
-          <w:rFonts w:ascii="Times New Roman" w:hAnsi="Times New Roman" w:cs="Times New Roman"/>
-          <w:sz w:val="28"/>
-          <w:szCs w:val="28"/>
-          <w:lang w:val="en-US"/>
-        </w:rPr>
-        <w:t>_)</w:t>
+        <w:t>print(random_search.best_params_)</w:t>
       </w:r>
     </w:p>
     <w:p>
@@ -7855,27 +4466,7 @@
           <w:szCs w:val="28"/>
           <w:lang w:val="en-US"/>
         </w:rPr>
-        <w:t>print(round(</w:t>
-      </w:r>
-      <w:proofErr w:type="spellStart"/>
-      <w:r>
-        <w:rPr>
-          <w:rFonts w:ascii="Times New Roman" w:hAnsi="Times New Roman" w:cs="Times New Roman"/>
-          <w:sz w:val="28"/>
-          <w:szCs w:val="28"/>
-          <w:lang w:val="en-US"/>
-        </w:rPr>
-        <w:t>random_search.best_score</w:t>
-      </w:r>
-      <w:proofErr w:type="spellEnd"/>
-      <w:r>
-        <w:rPr>
-          <w:rFonts w:ascii="Times New Roman" w:hAnsi="Times New Roman" w:cs="Times New Roman"/>
-          <w:sz w:val="28"/>
-          <w:szCs w:val="28"/>
-          <w:lang w:val="en-US"/>
-        </w:rPr>
-        <w:t>_, 4))</w:t>
+        <w:t>print(round(random_search.best_score_, 4))</w:t>
       </w:r>
     </w:p>
     <w:p>
@@ -7897,67 +4488,7 @@
           <w:szCs w:val="28"/>
           <w:lang w:val="en-US"/>
         </w:rPr>
-        <w:t>print(round(</w:t>
-      </w:r>
-      <w:proofErr w:type="spellStart"/>
-      <w:r>
-        <w:rPr>
-          <w:rFonts w:ascii="Times New Roman" w:hAnsi="Times New Roman" w:cs="Times New Roman"/>
-          <w:sz w:val="28"/>
-          <w:szCs w:val="28"/>
-          <w:lang w:val="en-US"/>
-        </w:rPr>
-        <w:t>accuracy_score</w:t>
-      </w:r>
-      <w:proofErr w:type="spellEnd"/>
-      <w:r>
-        <w:rPr>
-          <w:rFonts w:ascii="Times New Roman" w:hAnsi="Times New Roman" w:cs="Times New Roman"/>
-          <w:sz w:val="28"/>
-          <w:szCs w:val="28"/>
-          <w:lang w:val="en-US"/>
-        </w:rPr>
-        <w:t>(</w:t>
-      </w:r>
-      <w:proofErr w:type="spellStart"/>
-      <w:r>
-        <w:rPr>
-          <w:rFonts w:ascii="Times New Roman" w:hAnsi="Times New Roman" w:cs="Times New Roman"/>
-          <w:sz w:val="28"/>
-          <w:szCs w:val="28"/>
-          <w:lang w:val="en-US"/>
-        </w:rPr>
-        <w:t>y_test</w:t>
-      </w:r>
-      <w:proofErr w:type="spellEnd"/>
-      <w:r>
-        <w:rPr>
-          <w:rFonts w:ascii="Times New Roman" w:hAnsi="Times New Roman" w:cs="Times New Roman"/>
-          <w:sz w:val="28"/>
-          <w:szCs w:val="28"/>
-          <w:lang w:val="en-US"/>
-        </w:rPr>
-        <w:t xml:space="preserve">, </w:t>
-      </w:r>
-      <w:proofErr w:type="spellStart"/>
-      <w:r>
-        <w:rPr>
-          <w:rFonts w:ascii="Times New Roman" w:hAnsi="Times New Roman" w:cs="Times New Roman"/>
-          <w:sz w:val="28"/>
-          <w:szCs w:val="28"/>
-          <w:lang w:val="en-US"/>
-        </w:rPr>
-        <w:t>y_pred_random</w:t>
-      </w:r>
-      <w:proofErr w:type="spellEnd"/>
-      <w:r>
-        <w:rPr>
-          <w:rFonts w:ascii="Times New Roman" w:hAnsi="Times New Roman" w:cs="Times New Roman"/>
-          <w:sz w:val="28"/>
-          <w:szCs w:val="28"/>
-          <w:lang w:val="en-US"/>
-        </w:rPr>
-        <w:t>), 4))</w:t>
+        <w:t>print(round(accuracy_score(y_test, y_pred_random), 4))</w:t>
       </w:r>
     </w:p>
     <w:p>
@@ -7979,87 +4510,7 @@
           <w:szCs w:val="28"/>
           <w:lang w:val="en-US"/>
         </w:rPr>
-        <w:t>print(round(</w:t>
-      </w:r>
-      <w:proofErr w:type="spellStart"/>
-      <w:r>
-        <w:rPr>
-          <w:rFonts w:ascii="Times New Roman" w:hAnsi="Times New Roman" w:cs="Times New Roman"/>
-          <w:sz w:val="28"/>
-          <w:szCs w:val="28"/>
-          <w:lang w:val="en-US"/>
-        </w:rPr>
-        <w:t>precision_score</w:t>
-      </w:r>
-      <w:proofErr w:type="spellEnd"/>
-      <w:r>
-        <w:rPr>
-          <w:rFonts w:ascii="Times New Roman" w:hAnsi="Times New Roman" w:cs="Times New Roman"/>
-          <w:sz w:val="28"/>
-          <w:szCs w:val="28"/>
-          <w:lang w:val="en-US"/>
-        </w:rPr>
-        <w:t>(</w:t>
-      </w:r>
-      <w:proofErr w:type="spellStart"/>
-      <w:r>
-        <w:rPr>
-          <w:rFonts w:ascii="Times New Roman" w:hAnsi="Times New Roman" w:cs="Times New Roman"/>
-          <w:sz w:val="28"/>
-          <w:szCs w:val="28"/>
-          <w:lang w:val="en-US"/>
-        </w:rPr>
-        <w:t>y_test</w:t>
-      </w:r>
-      <w:proofErr w:type="spellEnd"/>
-      <w:r>
-        <w:rPr>
-          <w:rFonts w:ascii="Times New Roman" w:hAnsi="Times New Roman" w:cs="Times New Roman"/>
-          <w:sz w:val="28"/>
-          <w:szCs w:val="28"/>
-          <w:lang w:val="en-US"/>
-        </w:rPr>
-        <w:t xml:space="preserve">, </w:t>
-      </w:r>
-      <w:proofErr w:type="spellStart"/>
-      <w:r>
-        <w:rPr>
-          <w:rFonts w:ascii="Times New Roman" w:hAnsi="Times New Roman" w:cs="Times New Roman"/>
-          <w:sz w:val="28"/>
-          <w:szCs w:val="28"/>
-          <w:lang w:val="en-US"/>
-        </w:rPr>
-        <w:t>y_pred_random</w:t>
-      </w:r>
-      <w:proofErr w:type="spellEnd"/>
-      <w:r>
-        <w:rPr>
-          <w:rFonts w:ascii="Times New Roman" w:hAnsi="Times New Roman" w:cs="Times New Roman"/>
-          <w:sz w:val="28"/>
-          <w:szCs w:val="28"/>
-          <w:lang w:val="en-US"/>
-        </w:rPr>
-        <w:t xml:space="preserve">, </w:t>
-      </w:r>
-      <w:proofErr w:type="spellStart"/>
-      <w:r>
-        <w:rPr>
-          <w:rFonts w:ascii="Times New Roman" w:hAnsi="Times New Roman" w:cs="Times New Roman"/>
-          <w:sz w:val="28"/>
-          <w:szCs w:val="28"/>
-          <w:lang w:val="en-US"/>
-        </w:rPr>
-        <w:t>pos_label</w:t>
-      </w:r>
-      <w:proofErr w:type="spellEnd"/>
-      <w:r>
-        <w:rPr>
-          <w:rFonts w:ascii="Times New Roman" w:hAnsi="Times New Roman" w:cs="Times New Roman"/>
-          <w:sz w:val="28"/>
-          <w:szCs w:val="28"/>
-          <w:lang w:val="en-US"/>
-        </w:rPr>
-        <w:t>='1'), 4))</w:t>
+        <w:t>print(round(precision_score(y_test, y_pred_random, pos_label='1'), 4))</w:t>
       </w:r>
     </w:p>
     <w:p>
@@ -8081,87 +4532,7 @@
           <w:szCs w:val="28"/>
           <w:lang w:val="en-US"/>
         </w:rPr>
-        <w:t>print(round(</w:t>
-      </w:r>
-      <w:proofErr w:type="spellStart"/>
-      <w:r>
-        <w:rPr>
-          <w:rFonts w:ascii="Times New Roman" w:hAnsi="Times New Roman" w:cs="Times New Roman"/>
-          <w:sz w:val="28"/>
-          <w:szCs w:val="28"/>
-          <w:lang w:val="en-US"/>
-        </w:rPr>
-        <w:t>recall_score</w:t>
-      </w:r>
-      <w:proofErr w:type="spellEnd"/>
-      <w:r>
-        <w:rPr>
-          <w:rFonts w:ascii="Times New Roman" w:hAnsi="Times New Roman" w:cs="Times New Roman"/>
-          <w:sz w:val="28"/>
-          <w:szCs w:val="28"/>
-          <w:lang w:val="en-US"/>
-        </w:rPr>
-        <w:t>(</w:t>
-      </w:r>
-      <w:proofErr w:type="spellStart"/>
-      <w:r>
-        <w:rPr>
-          <w:rFonts w:ascii="Times New Roman" w:hAnsi="Times New Roman" w:cs="Times New Roman"/>
-          <w:sz w:val="28"/>
-          <w:szCs w:val="28"/>
-          <w:lang w:val="en-US"/>
-        </w:rPr>
-        <w:t>y_test</w:t>
-      </w:r>
-      <w:proofErr w:type="spellEnd"/>
-      <w:r>
-        <w:rPr>
-          <w:rFonts w:ascii="Times New Roman" w:hAnsi="Times New Roman" w:cs="Times New Roman"/>
-          <w:sz w:val="28"/>
-          <w:szCs w:val="28"/>
-          <w:lang w:val="en-US"/>
-        </w:rPr>
-        <w:t xml:space="preserve">, </w:t>
-      </w:r>
-      <w:proofErr w:type="spellStart"/>
-      <w:r>
-        <w:rPr>
-          <w:rFonts w:ascii="Times New Roman" w:hAnsi="Times New Roman" w:cs="Times New Roman"/>
-          <w:sz w:val="28"/>
-          <w:szCs w:val="28"/>
-          <w:lang w:val="en-US"/>
-        </w:rPr>
-        <w:t>y_pred_random</w:t>
-      </w:r>
-      <w:proofErr w:type="spellEnd"/>
-      <w:r>
-        <w:rPr>
-          <w:rFonts w:ascii="Times New Roman" w:hAnsi="Times New Roman" w:cs="Times New Roman"/>
-          <w:sz w:val="28"/>
-          <w:szCs w:val="28"/>
-          <w:lang w:val="en-US"/>
-        </w:rPr>
-        <w:t xml:space="preserve">, </w:t>
-      </w:r>
-      <w:proofErr w:type="spellStart"/>
-      <w:r>
-        <w:rPr>
-          <w:rFonts w:ascii="Times New Roman" w:hAnsi="Times New Roman" w:cs="Times New Roman"/>
-          <w:sz w:val="28"/>
-          <w:szCs w:val="28"/>
-          <w:lang w:val="en-US"/>
-        </w:rPr>
-        <w:t>pos_label</w:t>
-      </w:r>
-      <w:proofErr w:type="spellEnd"/>
-      <w:r>
-        <w:rPr>
-          <w:rFonts w:ascii="Times New Roman" w:hAnsi="Times New Roman" w:cs="Times New Roman"/>
-          <w:sz w:val="28"/>
-          <w:szCs w:val="28"/>
-          <w:lang w:val="en-US"/>
-        </w:rPr>
-        <w:t>='1'), 4))</w:t>
+        <w:t>print(round(recall_score(y_test, y_pred_random, pos_label='1'), 4))</w:t>
       </w:r>
     </w:p>
     <w:p>
@@ -8183,67 +4554,7 @@
           <w:szCs w:val="28"/>
           <w:lang w:val="en-US"/>
         </w:rPr>
-        <w:t>print(round(f1_score(</w:t>
-      </w:r>
-      <w:proofErr w:type="spellStart"/>
-      <w:r>
-        <w:rPr>
-          <w:rFonts w:ascii="Times New Roman" w:hAnsi="Times New Roman" w:cs="Times New Roman"/>
-          <w:sz w:val="28"/>
-          <w:szCs w:val="28"/>
-          <w:lang w:val="en-US"/>
-        </w:rPr>
-        <w:t>y_test</w:t>
-      </w:r>
-      <w:proofErr w:type="spellEnd"/>
-      <w:r>
-        <w:rPr>
-          <w:rFonts w:ascii="Times New Roman" w:hAnsi="Times New Roman" w:cs="Times New Roman"/>
-          <w:sz w:val="28"/>
-          <w:szCs w:val="28"/>
-          <w:lang w:val="en-US"/>
-        </w:rPr>
-        <w:t xml:space="preserve">, </w:t>
-      </w:r>
-      <w:proofErr w:type="spellStart"/>
-      <w:r>
-        <w:rPr>
-          <w:rFonts w:ascii="Times New Roman" w:hAnsi="Times New Roman" w:cs="Times New Roman"/>
-          <w:sz w:val="28"/>
-          <w:szCs w:val="28"/>
-          <w:lang w:val="en-US"/>
-        </w:rPr>
-        <w:t>y_pred_random</w:t>
-      </w:r>
-      <w:proofErr w:type="spellEnd"/>
-      <w:r>
-        <w:rPr>
-          <w:rFonts w:ascii="Times New Roman" w:hAnsi="Times New Roman" w:cs="Times New Roman"/>
-          <w:sz w:val="28"/>
-          <w:szCs w:val="28"/>
-          <w:lang w:val="en-US"/>
-        </w:rPr>
-        <w:t xml:space="preserve">, </w:t>
-      </w:r>
-      <w:proofErr w:type="spellStart"/>
-      <w:r>
-        <w:rPr>
-          <w:rFonts w:ascii="Times New Roman" w:hAnsi="Times New Roman" w:cs="Times New Roman"/>
-          <w:sz w:val="28"/>
-          <w:szCs w:val="28"/>
-          <w:lang w:val="en-US"/>
-        </w:rPr>
-        <w:t>pos_label</w:t>
-      </w:r>
-      <w:proofErr w:type="spellEnd"/>
-      <w:r>
-        <w:rPr>
-          <w:rFonts w:ascii="Times New Roman" w:hAnsi="Times New Roman" w:cs="Times New Roman"/>
-          <w:sz w:val="28"/>
-          <w:szCs w:val="28"/>
-          <w:lang w:val="en-US"/>
-        </w:rPr>
-        <w:t>='1'), 4))</w:t>
+        <w:t>print(round(f1_score(y_test, y_pred_random, pos_label='1'), 4))</w:t>
       </w:r>
     </w:p>
     <w:p>
@@ -8886,41 +5197,13 @@
           <w:szCs w:val="28"/>
         </w:rPr>
       </w:pPr>
-      <w:proofErr w:type="spellStart"/>
-      <w:r>
-        <w:rPr>
-          <w:rFonts w:ascii="Times New Roman" w:hAnsi="Times New Roman" w:cs="Times New Roman"/>
-          <w:sz w:val="28"/>
-          <w:szCs w:val="28"/>
-        </w:rPr>
-        <w:t>print</w:t>
-      </w:r>
-      <w:proofErr w:type="spellEnd"/>
-      <w:r>
-        <w:rPr>
-          <w:rFonts w:ascii="Times New Roman" w:hAnsi="Times New Roman" w:cs="Times New Roman"/>
-          <w:sz w:val="28"/>
-          <w:szCs w:val="28"/>
-        </w:rPr>
-        <w:t>(</w:t>
-      </w:r>
-      <w:proofErr w:type="spellStart"/>
-      <w:r>
-        <w:rPr>
-          <w:rFonts w:ascii="Times New Roman" w:hAnsi="Times New Roman" w:cs="Times New Roman"/>
-          <w:sz w:val="28"/>
-          <w:szCs w:val="28"/>
-        </w:rPr>
-        <w:t>results.round</w:t>
-      </w:r>
-      <w:proofErr w:type="spellEnd"/>
-      <w:r>
-        <w:rPr>
-          <w:rFonts w:ascii="Times New Roman" w:hAnsi="Times New Roman" w:cs="Times New Roman"/>
-          <w:sz w:val="28"/>
-          <w:szCs w:val="28"/>
-        </w:rPr>
-        <w:t>(4))</w:t>
+      <w:r>
+        <w:rPr>
+          <w:rFonts w:ascii="Times New Roman" w:hAnsi="Times New Roman" w:cs="Times New Roman"/>
+          <w:sz w:val="28"/>
+          <w:szCs w:val="28"/>
+        </w:rPr>
+        <w:t>print(results.round(4))</w:t>
       </w:r>
     </w:p>
     <w:p>
@@ -9009,18 +5292,8 @@
           <w:sz w:val="28"/>
           <w:szCs w:val="28"/>
         </w:rPr>
-        <w:t xml:space="preserve">Вывод первых 5 строк </w:t>
-      </w:r>
-      <w:proofErr w:type="spellStart"/>
-      <w:r>
-        <w:rPr>
-          <w:rFonts w:ascii="Times New Roman" w:hAnsi="Times New Roman" w:cs="Times New Roman"/>
-          <w:sz w:val="28"/>
-          <w:szCs w:val="28"/>
-        </w:rPr>
-        <w:t>датасета</w:t>
-      </w:r>
-      <w:proofErr w:type="spellEnd"/>
+        <w:t>Вывод первых 5 строк датасета</w:t>
+      </w:r>
       <w:r>
         <w:rPr>
           <w:rFonts w:ascii="Times New Roman" w:hAnsi="Times New Roman" w:cs="Times New Roman"/>
@@ -9047,25 +5320,7 @@
           <w:sz w:val="28"/>
           <w:szCs w:val="28"/>
         </w:rPr>
-        <w:t xml:space="preserve">Вывели признаки </w:t>
-      </w:r>
-      <w:proofErr w:type="spellStart"/>
-      <w:r>
-        <w:rPr>
-          <w:rFonts w:ascii="Times New Roman" w:hAnsi="Times New Roman" w:cs="Times New Roman"/>
-          <w:sz w:val="28"/>
-          <w:szCs w:val="28"/>
-        </w:rPr>
-        <w:t>датасета</w:t>
-      </w:r>
-      <w:proofErr w:type="spellEnd"/>
-      <w:r>
-        <w:rPr>
-          <w:rFonts w:ascii="Times New Roman" w:hAnsi="Times New Roman" w:cs="Times New Roman"/>
-          <w:sz w:val="28"/>
-          <w:szCs w:val="28"/>
-        </w:rPr>
-        <w:t xml:space="preserve">, значения, </w:t>
+        <w:t xml:space="preserve">Вывели признаки датасета, значения, </w:t>
       </w:r>
       <w:r>
         <w:rPr>
@@ -9075,18 +5330,6 @@
         </w:rPr>
         <w:t>пропуски.</w:t>
       </w:r>
-    </w:p>
-    <w:p>
-      <w:pPr>
-        <w:pStyle w:val="a3"/>
-        <w:spacing w:after="0" w:line="360" w:lineRule="auto"/>
-        <w:ind w:left="0"/>
-        <w:rPr>
-          <w:rFonts w:ascii="Times New Roman" w:hAnsi="Times New Roman" w:cs="Times New Roman"/>
-          <w:sz w:val="28"/>
-          <w:szCs w:val="28"/>
-        </w:rPr>
-      </w:pPr>
     </w:p>
     <w:p>
       <w:pPr>
@@ -9186,18 +5429,8 @@
           <w:sz w:val="28"/>
           <w:szCs w:val="28"/>
         </w:rPr>
-        <w:t xml:space="preserve">Вывод первых 5 строк </w:t>
-      </w:r>
-      <w:proofErr w:type="spellStart"/>
-      <w:r>
-        <w:rPr>
-          <w:rFonts w:ascii="Times New Roman" w:hAnsi="Times New Roman" w:cs="Times New Roman"/>
-          <w:sz w:val="28"/>
-          <w:szCs w:val="28"/>
-        </w:rPr>
-        <w:t>датасета</w:t>
-      </w:r>
-      <w:proofErr w:type="spellEnd"/>
+        <w:t>Вывод первых 5 строк датасета</w:t>
+      </w:r>
     </w:p>
     <w:p>
       <w:pPr>
@@ -9233,25 +5466,7 @@
           <w:sz w:val="28"/>
           <w:szCs w:val="28"/>
         </w:rPr>
-        <w:t xml:space="preserve">Вывод столбцов </w:t>
-      </w:r>
-      <w:proofErr w:type="spellStart"/>
-      <w:r>
-        <w:rPr>
-          <w:rFonts w:ascii="Times New Roman" w:hAnsi="Times New Roman" w:cs="Times New Roman"/>
-          <w:sz w:val="28"/>
-          <w:szCs w:val="28"/>
-        </w:rPr>
-        <w:t>датасета</w:t>
-      </w:r>
-      <w:proofErr w:type="spellEnd"/>
-      <w:r>
-        <w:rPr>
-          <w:rFonts w:ascii="Times New Roman" w:hAnsi="Times New Roman" w:cs="Times New Roman"/>
-          <w:sz w:val="28"/>
-          <w:szCs w:val="28"/>
-        </w:rPr>
-        <w:t xml:space="preserve"> </w:t>
+        <w:t xml:space="preserve">Вывод столбцов датасета </w:t>
       </w:r>
       <w:r>
         <w:rPr>
@@ -9351,18 +5566,8 @@
           <w:sz w:val="28"/>
           <w:szCs w:val="28"/>
         </w:rPr>
-        <w:t xml:space="preserve">Вывод столбцов </w:t>
-      </w:r>
-      <w:proofErr w:type="spellStart"/>
-      <w:r>
-        <w:rPr>
-          <w:rFonts w:ascii="Times New Roman" w:hAnsi="Times New Roman" w:cs="Times New Roman"/>
-          <w:sz w:val="28"/>
-          <w:szCs w:val="28"/>
-        </w:rPr>
-        <w:t>датасета</w:t>
-      </w:r>
-      <w:proofErr w:type="spellEnd"/>
+        <w:t>Вывод столбцов датасета</w:t>
+      </w:r>
     </w:p>
     <w:p>
       <w:pPr>
@@ -9475,23 +5680,13 @@
         </w:rPr>
         <w:t xml:space="preserve"> </w:t>
       </w:r>
-      <w:proofErr w:type="spellStart"/>
-      <w:r>
-        <w:rPr>
-          <w:rFonts w:ascii="Times New Roman" w:hAnsi="Times New Roman" w:cs="Times New Roman"/>
-          <w:sz w:val="28"/>
-          <w:szCs w:val="28"/>
-        </w:rPr>
-        <w:t>survived</w:t>
-      </w:r>
-      <w:proofErr w:type="spellEnd"/>
-      <w:r>
-        <w:rPr>
-          <w:rFonts w:ascii="Times New Roman" w:hAnsi="Times New Roman" w:cs="Times New Roman"/>
-          <w:sz w:val="28"/>
-          <w:szCs w:val="28"/>
-        </w:rPr>
-        <w:t>.</w:t>
+      <w:r>
+        <w:rPr>
+          <w:rFonts w:ascii="Times New Roman" w:hAnsi="Times New Roman" w:cs="Times New Roman"/>
+          <w:sz w:val="28"/>
+          <w:szCs w:val="28"/>
+        </w:rPr>
+        <w:t>survived.</w:t>
       </w:r>
     </w:p>
     <w:p>
@@ -9567,7 +5762,6 @@
           <w:sz w:val="28"/>
           <w:szCs w:val="28"/>
         </w:rPr>
-        <w:lastRenderedPageBreak/>
         <w:t xml:space="preserve">Рисунок 3 </w:t>
       </w:r>
       <w:r>
@@ -9639,7 +5833,6 @@
           <w:szCs w:val="28"/>
         </w:rPr>
       </w:pPr>
-      <w:proofErr w:type="spellStart"/>
       <w:r>
         <w:rPr>
           <w:rFonts w:ascii="Times New Roman" w:hAnsi="Times New Roman" w:cs="Times New Roman"/>
@@ -9654,16 +5847,7 @@
           <w:sz w:val="28"/>
           <w:szCs w:val="28"/>
         </w:rPr>
-        <w:t>ывод</w:t>
-      </w:r>
-      <w:proofErr w:type="spellEnd"/>
-      <w:r>
-        <w:rPr>
-          <w:rFonts w:ascii="Times New Roman" w:hAnsi="Times New Roman" w:cs="Times New Roman"/>
-          <w:sz w:val="28"/>
-          <w:szCs w:val="28"/>
-        </w:rPr>
-        <w:t xml:space="preserve"> признаков после удаления лишних столбцов</w:t>
+        <w:t>ывод признаков после удаления лишних столбцов</w:t>
       </w:r>
       <w:r>
         <w:rPr>
@@ -9793,7 +5977,6 @@
         </w:rPr>
         <w:t xml:space="preserve"> </w:t>
       </w:r>
-      <w:proofErr w:type="spellStart"/>
       <w:r>
         <w:rPr>
           <w:rFonts w:ascii="Times New Roman" w:hAnsi="Times New Roman" w:cs="Times New Roman"/>
@@ -9808,16 +5991,7 @@
           <w:sz w:val="28"/>
           <w:szCs w:val="28"/>
         </w:rPr>
-        <w:t>ывод</w:t>
-      </w:r>
-      <w:proofErr w:type="spellEnd"/>
-      <w:r>
-        <w:rPr>
-          <w:rFonts w:ascii="Times New Roman" w:hAnsi="Times New Roman" w:cs="Times New Roman"/>
-          <w:sz w:val="28"/>
-          <w:szCs w:val="28"/>
-        </w:rPr>
-        <w:t xml:space="preserve"> признаков после удаления лишних столбцов</w:t>
+        <w:t>ывод признаков после удаления лишних столбцов</w:t>
       </w:r>
     </w:p>
     <w:p>
@@ -12341,34 +8515,14 @@
           <w:szCs w:val="28"/>
         </w:rPr>
       </w:pPr>
-      <w:proofErr w:type="spellStart"/>
-      <w:r>
-        <w:rPr>
-          <w:rFonts w:ascii="Times New Roman" w:hAnsi="Times New Roman" w:cs="Times New Roman"/>
-          <w:sz w:val="28"/>
-          <w:szCs w:val="28"/>
-        </w:rPr>
-        <w:t>RandomizedSearchCV</w:t>
-      </w:r>
-      <w:proofErr w:type="spellEnd"/>
-      <w:r>
-        <w:rPr>
-          <w:rFonts w:ascii="Times New Roman" w:hAnsi="Times New Roman" w:cs="Times New Roman"/>
-          <w:sz w:val="28"/>
-          <w:szCs w:val="28"/>
-        </w:rPr>
-        <w:t xml:space="preserve"> + </w:t>
-      </w:r>
-      <w:proofErr w:type="spellStart"/>
-      <w:r>
-        <w:rPr>
-          <w:rFonts w:ascii="Times New Roman" w:hAnsi="Times New Roman" w:cs="Times New Roman"/>
-          <w:sz w:val="28"/>
-          <w:szCs w:val="28"/>
-        </w:rPr>
-        <w:t>KFold</w:t>
-      </w:r>
-      <w:proofErr w:type="spellEnd"/>
+      <w:r>
+        <w:rPr>
+          <w:rFonts w:ascii="Times New Roman" w:hAnsi="Times New Roman" w:cs="Times New Roman"/>
+          <w:sz w:val="28"/>
+          <w:szCs w:val="28"/>
+        </w:rPr>
+        <w:t>RandomizedSearchCV + KFold</w:t>
+      </w:r>
     </w:p>
     <w:p>
       <w:pPr>
